--- a/docs/Manual_do_Usuario_InfoVis.docx
+++ b/docs/Manual_do_Usuario_InfoVis.docx
@@ -6,11 +6,9 @@
       <w:pPr>
         <w:pStyle w:val="Ttulo"/>
       </w:pPr>
-      <w:proofErr w:type="spellStart"/>
       <w:r>
         <w:t>InfoVis</w:t>
       </w:r>
-      <w:proofErr w:type="spellEnd"/>
     </w:p>
     <w:p>
       <w:pPr>
@@ -33,13 +31,8 @@
       <w:pPr>
         <w:jc w:val="center"/>
       </w:pPr>
-      <w:proofErr w:type="spellStart"/>
-      <w:r>
-        <w:t>AddOn</w:t>
-      </w:r>
-      <w:proofErr w:type="spellEnd"/>
-      <w:r>
-        <w:t xml:space="preserve"> para Blender de </w:t>
+      <w:r>
+        <w:t xml:space="preserve">AddOn para Blender de </w:t>
       </w:r>
       <w:r>
         <w:t>visualização</w:t>
@@ -70,13 +63,8 @@
       <w:pPr>
         <w:jc w:val="center"/>
       </w:pPr>
-      <w:proofErr w:type="spellStart"/>
-      <w:r>
-        <w:t>InfoVis</w:t>
-      </w:r>
-      <w:proofErr w:type="spellEnd"/>
-      <w:r>
-        <w:t xml:space="preserve"> - alpha - v0.1.2</w:t>
+      <w:r>
+        <w:t>InfoVis - alpha - v0.1.2</w:t>
       </w:r>
     </w:p>
     <w:p>
@@ -159,23 +147,7 @@
     </w:p>
     <w:p>
       <w:r>
-        <w:t xml:space="preserve">6. </w:t>
-      </w:r>
-      <w:proofErr w:type="spellStart"/>
-      <w:r>
-        <w:t>InfoVis-Dictionary</w:t>
-      </w:r>
-      <w:proofErr w:type="spellEnd"/>
-      <w:r>
-        <w:t xml:space="preserve">: </w:t>
-      </w:r>
-      <w:proofErr w:type="spellStart"/>
-      <w:r>
-        <w:t>Subsea</w:t>
-      </w:r>
-      <w:proofErr w:type="spellEnd"/>
-      <w:r>
-        <w:t xml:space="preserve"> Classes</w:t>
+        <w:t>6. InfoVis-Dictionary: Subsea Classes</w:t>
       </w:r>
     </w:p>
     <w:p>
@@ -232,33 +204,12 @@
     </w:p>
     <w:p>
       <w:r>
-        <w:t xml:space="preserve">11. </w:t>
-      </w:r>
-      <w:proofErr w:type="spellStart"/>
-      <w:r>
-        <w:t>InfoVis-Catalog</w:t>
-      </w:r>
-      <w:proofErr w:type="spellEnd"/>
-      <w:r>
-        <w:t xml:space="preserve">: </w:t>
-      </w:r>
-      <w:proofErr w:type="spellStart"/>
-      <w:r>
-        <w:t>Catalog</w:t>
-      </w:r>
-      <w:proofErr w:type="spellEnd"/>
-    </w:p>
-    <w:p>
-      <w:r>
-        <w:t xml:space="preserve">12. </w:t>
-      </w:r>
-      <w:proofErr w:type="spellStart"/>
-      <w:r>
-        <w:t>InfoVis-Catalog</w:t>
-      </w:r>
-      <w:proofErr w:type="spellEnd"/>
-      <w:r>
-        <w:t>: LI Mapping</w:t>
+        <w:t>11. InfoVis-Catalog: Catalog</w:t>
+      </w:r>
+    </w:p>
+    <w:p>
+      <w:r>
+        <w:t>12. InfoVis-Catalog: LI Mapping</w:t>
       </w:r>
     </w:p>
     <w:p>
@@ -271,30 +222,8 @@
         <w:rPr>
           <w:lang w:val="en-US"/>
         </w:rPr>
-        <w:t xml:space="preserve">13. </w:t>
-      </w:r>
-      <w:proofErr w:type="spellStart"/>
-      <w:r>
-        <w:rPr>
-          <w:lang w:val="en-US"/>
-        </w:rPr>
-        <w:t>InfoVis-Analisys</w:t>
-      </w:r>
-      <w:proofErr w:type="spellEnd"/>
-      <w:r>
-        <w:rPr>
-          <w:lang w:val="en-US"/>
-        </w:rPr>
-        <w:t xml:space="preserve">: </w:t>
-      </w:r>
-      <w:proofErr w:type="spellStart"/>
-      <w:r>
-        <w:rPr>
-          <w:lang w:val="en-US"/>
-        </w:rPr>
-        <w:t>Analisys</w:t>
-      </w:r>
-      <w:proofErr w:type="spellEnd"/>
+        <w:t>13. InfoVis-Analisys: Analisys</w:t>
+      </w:r>
     </w:p>
     <w:p>
       <w:pPr>
@@ -350,123 +279,90 @@
       <w:r>
         <w:t xml:space="preserve">Este guia descreve o uso do </w:t>
       </w:r>
-      <w:proofErr w:type="spellStart"/>
       <w:r>
         <w:rPr>
           <w:i/>
           <w:iCs/>
         </w:rPr>
-        <w:t>AddOn</w:t>
-      </w:r>
-      <w:proofErr w:type="spellEnd"/>
+        <w:t>AddOn InfoVis</w:t>
+      </w:r>
+      <w:r>
+        <w:t xml:space="preserve"> no Blender, com foco nas telas</w:t>
+      </w:r>
+      <w:r>
+        <w:t xml:space="preserve"> disponíveis</w:t>
+      </w:r>
+      <w:r>
+        <w:t xml:space="preserve"> na </w:t>
+      </w:r>
       <w:r>
         <w:rPr>
           <w:i/>
           <w:iCs/>
         </w:rPr>
-        <w:t xml:space="preserve"> </w:t>
-      </w:r>
-      <w:proofErr w:type="spellStart"/>
+        <w:t>sidebar</w:t>
+      </w:r>
+      <w:r>
+        <w:t xml:space="preserve"> da </w:t>
+      </w:r>
       <w:r>
         <w:rPr>
           <w:i/>
           <w:iCs/>
         </w:rPr>
-        <w:t>InfoVis</w:t>
-      </w:r>
-      <w:proofErr w:type="spellEnd"/>
-      <w:r>
-        <w:t xml:space="preserve"> no Blender, com foco nas telas</w:t>
-      </w:r>
-      <w:r>
-        <w:t xml:space="preserve"> disponíveis</w:t>
-      </w:r>
-      <w:r>
-        <w:t xml:space="preserve"> na </w:t>
-      </w:r>
-      <w:proofErr w:type="spellStart"/>
+        <w:t>Viewport 3D</w:t>
+      </w:r>
+      <w:r>
+        <w:t xml:space="preserve">. Ele </w:t>
+      </w:r>
+      <w:r>
+        <w:t>é</w:t>
+      </w:r>
+      <w:r>
+        <w:t xml:space="preserve"> voltado a quem precisa inspecionar,</w:t>
+      </w:r>
+      <w:r>
+        <w:t xml:space="preserve"> </w:t>
+      </w:r>
+      <w:r>
+        <w:t xml:space="preserve">classificar, editar e exportar </w:t>
+      </w:r>
+      <w:r>
+        <w:t>informações</w:t>
+      </w:r>
+      <w:r>
+        <w:t xml:space="preserve"> de modelos IFC.</w:t>
+      </w:r>
+    </w:p>
+    <w:p>
+      <w:pPr>
+        <w:pStyle w:val="Ttulo1"/>
+      </w:pPr>
+      <w:r>
+        <w:t>Visão geral</w:t>
+      </w:r>
+    </w:p>
+    <w:p>
+      <w:r>
+        <w:t xml:space="preserve">O </w:t>
+      </w:r>
       <w:r>
         <w:rPr>
           <w:i/>
           <w:iCs/>
         </w:rPr>
-        <w:t>sidebar</w:t>
-      </w:r>
-      <w:proofErr w:type="spellEnd"/>
-      <w:r>
-        <w:t xml:space="preserve"> da </w:t>
-      </w:r>
-      <w:proofErr w:type="spellStart"/>
+        <w:t>InfoVis</w:t>
+      </w:r>
+      <w:r>
+        <w:t xml:space="preserve"> organiza suas ferramentas em abas da </w:t>
+      </w:r>
       <w:r>
         <w:rPr>
           <w:i/>
           <w:iCs/>
         </w:rPr>
-        <w:t>Viewport</w:t>
-      </w:r>
-      <w:proofErr w:type="spellEnd"/>
-      <w:r>
-        <w:rPr>
-          <w:i/>
-          <w:iCs/>
-        </w:rPr>
-        <w:t xml:space="preserve"> 3D</w:t>
-      </w:r>
-      <w:r>
-        <w:t xml:space="preserve">. Ele </w:t>
-      </w:r>
-      <w:r>
-        <w:t>é</w:t>
-      </w:r>
-      <w:r>
-        <w:t xml:space="preserve"> voltado a quem precisa inspecionar,</w:t>
-      </w:r>
-      <w:r>
-        <w:t xml:space="preserve"> </w:t>
-      </w:r>
-      <w:r>
-        <w:t xml:space="preserve">classificar, editar e exportar </w:t>
-      </w:r>
-      <w:r>
-        <w:t>informações</w:t>
-      </w:r>
-      <w:r>
-        <w:t xml:space="preserve"> de modelos IFC.</w:t>
-      </w:r>
-    </w:p>
-    <w:p>
-      <w:pPr>
-        <w:pStyle w:val="Ttulo1"/>
-      </w:pPr>
-      <w:r>
-        <w:t>Visão geral</w:t>
-      </w:r>
-    </w:p>
-    <w:p>
-      <w:r>
-        <w:t xml:space="preserve">O </w:t>
-      </w:r>
-      <w:proofErr w:type="spellStart"/>
-      <w:r>
-        <w:rPr>
-          <w:i/>
-          <w:iCs/>
-        </w:rPr>
-        <w:t>InfoVis</w:t>
-      </w:r>
-      <w:proofErr w:type="spellEnd"/>
-      <w:r>
-        <w:t xml:space="preserve"> organiza suas ferramentas em abas da </w:t>
-      </w:r>
-      <w:proofErr w:type="spellStart"/>
-      <w:r>
-        <w:rPr>
-          <w:i/>
-          <w:iCs/>
-        </w:rPr>
         <w:t>sidebar</w:t>
       </w:r>
-      <w:proofErr w:type="spellEnd"/>
       <w:r>
         <w:t xml:space="preserve"> do Blender:</w:t>
       </w:r>
@@ -571,14 +467,12 @@
             <w:pPr>
               <w:pStyle w:val="TableText"/>
             </w:pPr>
-            <w:proofErr w:type="spellStart"/>
             <w:r>
               <w:rPr>
                 <w:rStyle w:val="CodeChar"/>
               </w:rPr>
               <w:t>InfoVis-Dictionary</w:t>
             </w:r>
-            <w:proofErr w:type="spellEnd"/>
           </w:p>
         </w:tc>
         <w:tc>
@@ -595,19 +489,11 @@
             <w:pPr>
               <w:pStyle w:val="TableText"/>
             </w:pPr>
-            <w:proofErr w:type="spellStart"/>
             <w:r>
               <w:rPr>
                 <w:rStyle w:val="CodeChar"/>
               </w:rPr>
-              <w:t>Subsea</w:t>
-            </w:r>
-            <w:proofErr w:type="spellEnd"/>
-            <w:r>
-              <w:rPr>
-                <w:rStyle w:val="CodeChar"/>
-              </w:rPr>
-              <w:t xml:space="preserve"> Classes</w:t>
+              <w:t>Subsea Classes</w:t>
             </w:r>
           </w:p>
         </w:tc>
@@ -632,15 +518,7 @@
               <w:t>dicionários</w:t>
             </w:r>
             <w:r>
-              <w:t xml:space="preserve"> </w:t>
-            </w:r>
-            <w:proofErr w:type="spellStart"/>
-            <w:r>
-              <w:t>bSDD</w:t>
-            </w:r>
-            <w:proofErr w:type="spellEnd"/>
-            <w:r>
-              <w:t>, classes, propriedades e exportar IDS</w:t>
+              <w:t xml:space="preserve"> bSDD, classes, propriedades e exportar IDS</w:t>
             </w:r>
           </w:p>
         </w:tc>
@@ -660,14 +538,12 @@
             <w:pPr>
               <w:pStyle w:val="TableText"/>
             </w:pPr>
-            <w:proofErr w:type="spellStart"/>
             <w:r>
               <w:rPr>
                 <w:rStyle w:val="CodeChar"/>
               </w:rPr>
               <w:t>InfoVis-Occurrence</w:t>
             </w:r>
-            <w:proofErr w:type="spellEnd"/>
           </w:p>
         </w:tc>
         <w:tc>
@@ -684,14 +560,12 @@
             <w:pPr>
               <w:pStyle w:val="TableText"/>
             </w:pPr>
-            <w:proofErr w:type="spellStart"/>
             <w:r>
               <w:rPr>
                 <w:rStyle w:val="CodeChar"/>
               </w:rPr>
               <w:t>Decompositions</w:t>
             </w:r>
-            <w:proofErr w:type="spellEnd"/>
           </w:p>
         </w:tc>
         <w:tc>
@@ -735,14 +609,12 @@
             <w:pPr>
               <w:pStyle w:val="TableText"/>
             </w:pPr>
-            <w:proofErr w:type="spellStart"/>
             <w:r>
               <w:rPr>
                 <w:rStyle w:val="CodeChar"/>
               </w:rPr>
               <w:t>InfoVis-Occurrence</w:t>
             </w:r>
-            <w:proofErr w:type="spellEnd"/>
           </w:p>
         </w:tc>
         <w:tc>
@@ -808,14 +680,12 @@
             <w:pPr>
               <w:pStyle w:val="TableText"/>
             </w:pPr>
-            <w:proofErr w:type="spellStart"/>
             <w:r>
               <w:rPr>
                 <w:rStyle w:val="CodeChar"/>
               </w:rPr>
               <w:t>InfoVis-Occurrence</w:t>
             </w:r>
-            <w:proofErr w:type="spellEnd"/>
           </w:p>
         </w:tc>
         <w:tc>
@@ -832,28 +702,12 @@
             <w:pPr>
               <w:pStyle w:val="TableText"/>
             </w:pPr>
-            <w:proofErr w:type="spellStart"/>
             <w:r>
               <w:rPr>
                 <w:rStyle w:val="CodeChar"/>
               </w:rPr>
-              <w:t>Constructive</w:t>
-            </w:r>
-            <w:proofErr w:type="spellEnd"/>
-            <w:r>
-              <w:rPr>
-                <w:rStyle w:val="CodeChar"/>
-              </w:rPr>
-              <w:t xml:space="preserve"> </w:t>
-            </w:r>
-            <w:proofErr w:type="spellStart"/>
-            <w:r>
-              <w:rPr>
-                <w:rStyle w:val="CodeChar"/>
-              </w:rPr>
-              <w:t>Type</w:t>
-            </w:r>
-            <w:proofErr w:type="spellEnd"/>
+              <w:t>Constructive Type</w:t>
+            </w:r>
           </w:p>
         </w:tc>
         <w:tc>
@@ -891,14 +745,12 @@
             <w:pPr>
               <w:pStyle w:val="TableText"/>
             </w:pPr>
-            <w:proofErr w:type="spellStart"/>
             <w:r>
               <w:rPr>
                 <w:rStyle w:val="CodeChar"/>
               </w:rPr>
               <w:t>InfoVis-Occurrence</w:t>
             </w:r>
-            <w:proofErr w:type="spellEnd"/>
           </w:p>
         </w:tc>
         <w:tc>
@@ -919,16 +771,8 @@
               <w:rPr>
                 <w:rStyle w:val="CodeChar"/>
               </w:rPr>
-              <w:t xml:space="preserve">Connect </w:t>
-            </w:r>
-            <w:proofErr w:type="spellStart"/>
-            <w:r>
-              <w:rPr>
-                <w:rStyle w:val="CodeChar"/>
-              </w:rPr>
-              <w:t>Elements</w:t>
-            </w:r>
-            <w:proofErr w:type="spellEnd"/>
+              <w:t>Connect Elements</w:t>
+            </w:r>
           </w:p>
         </w:tc>
         <w:tc>
@@ -972,14 +816,12 @@
             <w:pPr>
               <w:pStyle w:val="TableText"/>
             </w:pPr>
-            <w:proofErr w:type="spellStart"/>
             <w:r>
               <w:rPr>
                 <w:rStyle w:val="CodeChar"/>
               </w:rPr>
               <w:t>InfoVis-Catalog</w:t>
             </w:r>
-            <w:proofErr w:type="spellEnd"/>
           </w:p>
         </w:tc>
         <w:tc>
@@ -996,14 +838,12 @@
             <w:pPr>
               <w:pStyle w:val="TableText"/>
             </w:pPr>
-            <w:proofErr w:type="spellStart"/>
             <w:r>
               <w:rPr>
                 <w:rStyle w:val="CodeChar"/>
               </w:rPr>
               <w:t>Catalog</w:t>
             </w:r>
-            <w:proofErr w:type="spellEnd"/>
           </w:p>
         </w:tc>
         <w:tc>
@@ -1047,14 +887,12 @@
             <w:pPr>
               <w:pStyle w:val="TableText"/>
             </w:pPr>
-            <w:proofErr w:type="spellStart"/>
             <w:r>
               <w:rPr>
                 <w:rStyle w:val="CodeChar"/>
               </w:rPr>
               <w:t>InfoVis-Catalog</w:t>
             </w:r>
-            <w:proofErr w:type="spellEnd"/>
           </w:p>
         </w:tc>
         <w:tc>
@@ -1114,14 +952,12 @@
             <w:pPr>
               <w:pStyle w:val="TableText"/>
             </w:pPr>
-            <w:proofErr w:type="spellStart"/>
             <w:r>
               <w:rPr>
                 <w:rStyle w:val="CodeChar"/>
               </w:rPr>
               <w:t>InfoVis-Analisys</w:t>
             </w:r>
-            <w:proofErr w:type="spellEnd"/>
           </w:p>
         </w:tc>
         <w:tc>
@@ -1138,14 +974,12 @@
             <w:pPr>
               <w:pStyle w:val="TableText"/>
             </w:pPr>
-            <w:proofErr w:type="spellStart"/>
             <w:r>
               <w:rPr>
                 <w:rStyle w:val="CodeChar"/>
               </w:rPr>
               <w:t>Analisys</w:t>
             </w:r>
-            <w:proofErr w:type="spellEnd"/>
           </w:p>
         </w:tc>
         <w:tc>
@@ -1183,19 +1017,11 @@
             <w:pPr>
               <w:pStyle w:val="TableText"/>
             </w:pPr>
-            <w:proofErr w:type="spellStart"/>
             <w:r>
               <w:rPr>
                 <w:rStyle w:val="CodeChar"/>
               </w:rPr>
-              <w:t>InfoVis</w:t>
-            </w:r>
-            <w:proofErr w:type="spellEnd"/>
-            <w:r>
-              <w:rPr>
-                <w:rStyle w:val="CodeChar"/>
-              </w:rPr>
-              <w:t>-Settings</w:t>
+              <w:t>InfoVis-Settings</w:t>
             </w:r>
           </w:p>
         </w:tc>
@@ -1236,15 +1062,7 @@
               <w:pStyle w:val="TableText"/>
             </w:pPr>
             <w:r>
-              <w:t xml:space="preserve">Configurar </w:t>
-            </w:r>
-            <w:proofErr w:type="spellStart"/>
-            <w:r>
-              <w:t>labels</w:t>
-            </w:r>
-            <w:proofErr w:type="spellEnd"/>
-            <w:r>
-              <w:t xml:space="preserve"> IFC e vistas de </w:t>
+              <w:t xml:space="preserve">Configurar labels IFC e vistas de </w:t>
             </w:r>
             <w:r>
               <w:t>decomposição</w:t>
@@ -1256,15 +1074,7 @@
     <w:p/>
     <w:p>
       <w:r>
-        <w:t xml:space="preserve">Abra a </w:t>
-      </w:r>
-      <w:proofErr w:type="spellStart"/>
-      <w:r>
-        <w:t>sidebar</w:t>
-      </w:r>
-      <w:proofErr w:type="spellEnd"/>
-      <w:r>
-        <w:t xml:space="preserve"> com </w:t>
+        <w:t xml:space="preserve">Abra a sidebar com </w:t>
       </w:r>
       <w:r>
         <w:rPr>
@@ -1273,115 +1083,68 @@
         <w:t>N</w:t>
       </w:r>
       <w:r>
-        <w:t xml:space="preserve"> na </w:t>
-      </w:r>
-      <w:proofErr w:type="spellStart"/>
-      <w:r>
-        <w:t>Viewport</w:t>
-      </w:r>
-      <w:proofErr w:type="spellEnd"/>
-      <w:r>
-        <w:t xml:space="preserve"> 3D e procure as abas </w:t>
-      </w:r>
-      <w:proofErr w:type="spellStart"/>
+        <w:t xml:space="preserve"> na Viewport 3D e procure as abas </w:t>
+      </w:r>
+      <w:r>
+        <w:rPr>
+          <w:rStyle w:val="CodeChar"/>
+        </w:rPr>
+        <w:t>InfoVis-*</w:t>
+      </w:r>
+      <w:r>
+        <w:t>.</w:t>
+      </w:r>
+    </w:p>
+    <w:p>
+      <w:pPr>
+        <w:pStyle w:val="Ttulo1"/>
+      </w:pPr>
+      <w:r>
+        <w:t>Pré-requisitos</w:t>
+      </w:r>
+    </w:p>
+    <w:p>
+      <w:r>
+        <w:t>Antes de usar os paineis que leem IFC, carregue um modelo IFC no Blender pelo</w:t>
+      </w:r>
+    </w:p>
+    <w:p>
+      <w:r>
+        <w:t>fluxo do Bonsai/BlenderBIM. O AddOn depende do modelo ativo retornado pelo Bonsai.</w:t>
+      </w:r>
+    </w:p>
+    <w:p>
+      <w:r>
+        <w:t>Requisitos principais:</w:t>
+      </w:r>
+    </w:p>
+    <w:p>
+      <w:pPr>
+        <w:numPr>
+          <w:ilvl w:val="0"/>
+          <w:numId w:val="1"/>
+        </w:numPr>
+      </w:pPr>
+      <w:r>
+        <w:t>Blender 5.0 ou superior.</w:t>
+      </w:r>
+    </w:p>
+    <w:p>
+      <w:pPr>
+        <w:numPr>
+          <w:ilvl w:val="0"/>
+          <w:numId w:val="1"/>
+        </w:numPr>
+      </w:pPr>
+      <w:r>
+        <w:t xml:space="preserve">AddOn </w:t>
+      </w:r>
       <w:r>
         <w:rPr>
           <w:rStyle w:val="CodeChar"/>
         </w:rPr>
         <w:t>InfoVis</w:t>
       </w:r>
-      <w:proofErr w:type="spellEnd"/>
-      <w:r>
-        <w:rPr>
-          <w:rStyle w:val="CodeChar"/>
-        </w:rPr>
-        <w:t>-*</w:t>
-      </w:r>
-      <w:r>
-        <w:t>.</w:t>
-      </w:r>
-    </w:p>
-    <w:p>
-      <w:pPr>
-        <w:pStyle w:val="Ttulo1"/>
-      </w:pPr>
-      <w:r>
-        <w:t>Pré-requisitos</w:t>
-      </w:r>
-    </w:p>
-    <w:p>
-      <w:r>
-        <w:t xml:space="preserve">Antes de usar os </w:t>
-      </w:r>
-      <w:proofErr w:type="spellStart"/>
-      <w:r>
-        <w:t>paineis</w:t>
-      </w:r>
-      <w:proofErr w:type="spellEnd"/>
-      <w:r>
-        <w:t xml:space="preserve"> que leem IFC, carregue um modelo IFC no Blender pelo</w:t>
-      </w:r>
-    </w:p>
-    <w:p>
-      <w:r>
-        <w:t>fluxo do Bonsai/</w:t>
-      </w:r>
-      <w:proofErr w:type="spellStart"/>
-      <w:r>
-        <w:t>BlenderBIM</w:t>
-      </w:r>
-      <w:proofErr w:type="spellEnd"/>
-      <w:r>
-        <w:t xml:space="preserve">. O </w:t>
-      </w:r>
-      <w:proofErr w:type="spellStart"/>
-      <w:r>
-        <w:t>AddOn</w:t>
-      </w:r>
-      <w:proofErr w:type="spellEnd"/>
-      <w:r>
-        <w:t xml:space="preserve"> depende do modelo ativo retornado pelo Bonsai.</w:t>
-      </w:r>
-    </w:p>
-    <w:p>
-      <w:r>
-        <w:t>Requisitos principais:</w:t>
-      </w:r>
-    </w:p>
-    <w:p>
-      <w:pPr>
-        <w:numPr>
-          <w:ilvl w:val="0"/>
-          <w:numId w:val="1"/>
-        </w:numPr>
-      </w:pPr>
-      <w:r>
-        <w:t>Blender 5.0 ou superior.</w:t>
-      </w:r>
-    </w:p>
-    <w:p>
-      <w:pPr>
-        <w:numPr>
-          <w:ilvl w:val="0"/>
-          <w:numId w:val="1"/>
-        </w:numPr>
-      </w:pPr>
-      <w:proofErr w:type="spellStart"/>
-      <w:r>
-        <w:t>AddOn</w:t>
-      </w:r>
-      <w:proofErr w:type="spellEnd"/>
-      <w:r>
-        <w:t xml:space="preserve"> </w:t>
-      </w:r>
-      <w:proofErr w:type="spellStart"/>
-      <w:r>
-        <w:rPr>
-          <w:rStyle w:val="CodeChar"/>
-        </w:rPr>
-        <w:t>InfoVis</w:t>
-      </w:r>
-      <w:proofErr w:type="spellEnd"/>
       <w:r>
         <w:t xml:space="preserve"> instalado e habilitado.</w:t>
       </w:r>
@@ -1423,15 +1186,7 @@
         <w:t>à</w:t>
       </w:r>
       <w:r>
-        <w:t xml:space="preserve"> internet quando for consultar o </w:t>
-      </w:r>
-      <w:proofErr w:type="spellStart"/>
-      <w:r>
-        <w:t>bSDD</w:t>
-      </w:r>
-      <w:proofErr w:type="spellEnd"/>
-      <w:r>
-        <w:t>.</w:t>
+        <w:t xml:space="preserve"> internet quando for consultar o bSDD.</w:t>
       </w:r>
     </w:p>
     <w:p>
@@ -1556,7 +1311,6 @@
       <w:r>
         <w:t xml:space="preserve"> de release do </w:t>
       </w:r>
-      <w:proofErr w:type="spellStart"/>
       <w:r>
         <w:rPr>
           <w:i/>
@@ -1564,7 +1318,6 @@
         </w:rPr>
         <w:t>InfoVis</w:t>
       </w:r>
-      <w:proofErr w:type="spellEnd"/>
       <w:r>
         <w:t>.</w:t>
       </w:r>
@@ -1579,33 +1332,11 @@
       <w:r>
         <w:t xml:space="preserve">No Blender, acesse </w:t>
       </w:r>
-      <w:proofErr w:type="spellStart"/>
-      <w:r>
-        <w:rPr>
-          <w:rStyle w:val="CodeChar"/>
-        </w:rPr>
-        <w:t>Edit</w:t>
-      </w:r>
-      <w:proofErr w:type="spellEnd"/>
-      <w:r>
-        <w:rPr>
-          <w:rStyle w:val="CodeChar"/>
-        </w:rPr>
-        <w:t xml:space="preserve"> &gt; </w:t>
-      </w:r>
-      <w:proofErr w:type="spellStart"/>
-      <w:r>
-        <w:rPr>
-          <w:rStyle w:val="CodeChar"/>
-        </w:rPr>
-        <w:t>Preferences</w:t>
-      </w:r>
-      <w:proofErr w:type="spellEnd"/>
-      <w:r>
-        <w:rPr>
-          <w:rStyle w:val="CodeChar"/>
-        </w:rPr>
-        <w:t xml:space="preserve"> &gt; Add-ons</w:t>
+      <w:r>
+        <w:rPr>
+          <w:rStyle w:val="CodeChar"/>
+        </w:rPr>
+        <w:t>Edit &gt; Preferences &gt; Add-ons</w:t>
       </w:r>
       <w:r>
         <w:t>.</w:t>
@@ -1621,33 +1352,11 @@
       <w:r>
         <w:t xml:space="preserve">Clique em </w:t>
       </w:r>
-      <w:proofErr w:type="spellStart"/>
-      <w:r>
-        <w:rPr>
-          <w:rStyle w:val="CodeChar"/>
-        </w:rPr>
-        <w:t>Install</w:t>
-      </w:r>
-      <w:proofErr w:type="spellEnd"/>
-      <w:r>
-        <w:rPr>
-          <w:rStyle w:val="CodeChar"/>
-        </w:rPr>
-        <w:t xml:space="preserve"> </w:t>
-      </w:r>
-      <w:proofErr w:type="spellStart"/>
-      <w:r>
-        <w:rPr>
-          <w:rStyle w:val="CodeChar"/>
-        </w:rPr>
-        <w:t>from</w:t>
-      </w:r>
-      <w:proofErr w:type="spellEnd"/>
-      <w:r>
-        <w:rPr>
-          <w:rStyle w:val="CodeChar"/>
-        </w:rPr>
-        <w:t xml:space="preserve"> Disk</w:t>
+      <w:r>
+        <w:rPr>
+          <w:rStyle w:val="CodeChar"/>
+        </w:rPr>
+        <w:t>Install from Disk</w:t>
       </w:r>
       <w:r>
         <w:t>.</w:t>
@@ -1672,7 +1381,6 @@
       <w:r>
         <w:t xml:space="preserve"> do </w:t>
       </w:r>
-      <w:proofErr w:type="spellStart"/>
       <w:r>
         <w:rPr>
           <w:i/>
@@ -1680,7 +1388,6 @@
         </w:rPr>
         <w:t>AddOn</w:t>
       </w:r>
-      <w:proofErr w:type="spellEnd"/>
       <w:r>
         <w:t>.</w:t>
       </w:r>
@@ -1695,14 +1402,12 @@
       <w:r>
         <w:t xml:space="preserve">Habilite </w:t>
       </w:r>
-      <w:proofErr w:type="spellStart"/>
       <w:r>
         <w:rPr>
           <w:rStyle w:val="CodeChar"/>
         </w:rPr>
         <w:t>InfoVis</w:t>
       </w:r>
-      <w:proofErr w:type="spellEnd"/>
       <w:r>
         <w:t>.</w:t>
       </w:r>
@@ -1734,7 +1439,6 @@
       <w:r>
         <w:t xml:space="preserve">Na </w:t>
       </w:r>
-      <w:proofErr w:type="spellStart"/>
       <w:r>
         <w:rPr>
           <w:i/>
@@ -1742,7 +1446,6 @@
         </w:rPr>
         <w:t>Viewport</w:t>
       </w:r>
-      <w:proofErr w:type="spellEnd"/>
       <w:r>
         <w:t xml:space="preserve"> 3D, pressione </w:t>
       </w:r>
@@ -1755,19 +1458,11 @@
       <w:r>
         <w:t xml:space="preserve"> e acesse as abas </w:t>
       </w:r>
-      <w:proofErr w:type="spellStart"/>
-      <w:r>
-        <w:rPr>
-          <w:rStyle w:val="CodeChar"/>
-        </w:rPr>
-        <w:t>InfoVis</w:t>
-      </w:r>
-      <w:proofErr w:type="spellEnd"/>
-      <w:r>
-        <w:rPr>
-          <w:rStyle w:val="CodeChar"/>
-        </w:rPr>
-        <w:t>-*</w:t>
+      <w:r>
+        <w:rPr>
+          <w:rStyle w:val="CodeChar"/>
+        </w:rPr>
+        <w:t>InfoVis-*</w:t>
       </w:r>
       <w:r>
         <w:t>.</w:t>
@@ -1906,33 +1601,11 @@
       <w:r>
         <w:t xml:space="preserve">Acesse </w:t>
       </w:r>
-      <w:proofErr w:type="spellStart"/>
-      <w:r>
-        <w:rPr>
-          <w:rStyle w:val="CodeChar"/>
-        </w:rPr>
-        <w:t>Edit</w:t>
-      </w:r>
-      <w:proofErr w:type="spellEnd"/>
-      <w:r>
-        <w:rPr>
-          <w:rStyle w:val="CodeChar"/>
-        </w:rPr>
-        <w:t xml:space="preserve"> &gt; </w:t>
-      </w:r>
-      <w:proofErr w:type="spellStart"/>
-      <w:r>
-        <w:rPr>
-          <w:rStyle w:val="CodeChar"/>
-        </w:rPr>
-        <w:t>Preferences</w:t>
-      </w:r>
-      <w:proofErr w:type="spellEnd"/>
-      <w:r>
-        <w:rPr>
-          <w:rStyle w:val="CodeChar"/>
-        </w:rPr>
-        <w:t xml:space="preserve"> &gt; Add-ons</w:t>
+      <w:r>
+        <w:rPr>
+          <w:rStyle w:val="CodeChar"/>
+        </w:rPr>
+        <w:t>Edit &gt; Preferences &gt; Add-ons</w:t>
       </w:r>
       <w:r>
         <w:t>.</w:t>
@@ -1948,7 +1621,6 @@
       <w:r>
         <w:t xml:space="preserve">Encontre o </w:t>
       </w:r>
-      <w:proofErr w:type="spellStart"/>
       <w:r>
         <w:rPr>
           <w:i/>
@@ -1956,18 +1628,15 @@
         </w:rPr>
         <w:t>AddOn</w:t>
       </w:r>
-      <w:proofErr w:type="spellEnd"/>
       <w:r>
         <w:t xml:space="preserve"> </w:t>
       </w:r>
-      <w:proofErr w:type="spellStart"/>
       <w:r>
         <w:rPr>
           <w:rStyle w:val="CodeChar"/>
         </w:rPr>
         <w:t>InfoVis</w:t>
       </w:r>
-      <w:proofErr w:type="spellEnd"/>
       <w:r>
         <w:t>.</w:t>
       </w:r>
@@ -2027,7 +1696,6 @@
       <w:r>
         <w:t xml:space="preserve">Enquanto autenticado, o </w:t>
       </w:r>
-      <w:proofErr w:type="spellStart"/>
       <w:r>
         <w:rPr>
           <w:i/>
@@ -2035,7 +1703,6 @@
         </w:rPr>
         <w:t>AddOn</w:t>
       </w:r>
-      <w:proofErr w:type="spellEnd"/>
       <w:r>
         <w:t xml:space="preserve"> libera </w:t>
       </w:r>
@@ -2213,58 +1880,32 @@
       <w:r>
         <w:t xml:space="preserve">Abra </w:t>
       </w:r>
-      <w:proofErr w:type="spellStart"/>
-      <w:r>
-        <w:rPr>
-          <w:rStyle w:val="CodeChar"/>
-        </w:rPr>
-        <w:t>InfoVis</w:t>
-      </w:r>
-      <w:proofErr w:type="spellEnd"/>
-      <w:r>
-        <w:rPr>
-          <w:rStyle w:val="CodeChar"/>
-        </w:rPr>
-        <w:t>-Settings &gt; Settings</w:t>
+      <w:r>
+        <w:rPr>
+          <w:rStyle w:val="CodeChar"/>
+        </w:rPr>
+        <w:t>InfoVis-Settings &gt; Settings</w:t>
       </w:r>
       <w:r>
         <w:t xml:space="preserve"> e clique em </w:t>
       </w:r>
-      <w:proofErr w:type="spellStart"/>
       <w:r>
         <w:rPr>
           <w:rStyle w:val="CodeChar"/>
         </w:rPr>
         <w:t>Load</w:t>
       </w:r>
-      <w:proofErr w:type="spellEnd"/>
       <w:r>
         <w:t xml:space="preserve"> em</w:t>
       </w:r>
     </w:p>
     <w:p>
-      <w:proofErr w:type="spellStart"/>
-      <w:r>
-        <w:rPr>
-          <w:rStyle w:val="CodeChar"/>
-        </w:rPr>
-        <w:t>Decomposition</w:t>
-      </w:r>
-      <w:proofErr w:type="spellEnd"/>
-      <w:r>
-        <w:rPr>
-          <w:rStyle w:val="CodeChar"/>
-        </w:rPr>
-        <w:t xml:space="preserve"> </w:t>
-      </w:r>
-      <w:proofErr w:type="spellStart"/>
-      <w:r>
-        <w:rPr>
-          <w:rStyle w:val="CodeChar"/>
-        </w:rPr>
-        <w:t>views</w:t>
-      </w:r>
-      <w:proofErr w:type="spellEnd"/>
+      <w:r>
+        <w:rPr>
+          <w:rStyle w:val="CodeChar"/>
+        </w:rPr>
+        <w:t>Decomposition views</w:t>
+      </w:r>
       <w:r>
         <w:t>.</w:t>
       </w:r>
@@ -2279,53 +1920,21 @@
       <w:r>
         <w:t xml:space="preserve">Abra </w:t>
       </w:r>
-      <w:proofErr w:type="spellStart"/>
-      <w:r>
-        <w:rPr>
-          <w:rStyle w:val="CodeChar"/>
-        </w:rPr>
-        <w:t>InfoVis-Occurrence</w:t>
-      </w:r>
-      <w:proofErr w:type="spellEnd"/>
-      <w:r>
-        <w:rPr>
-          <w:rStyle w:val="CodeChar"/>
-        </w:rPr>
-        <w:t xml:space="preserve"> &gt; </w:t>
-      </w:r>
-      <w:proofErr w:type="spellStart"/>
-      <w:r>
-        <w:rPr>
-          <w:rStyle w:val="CodeChar"/>
-        </w:rPr>
-        <w:t>Decompositions</w:t>
-      </w:r>
-      <w:proofErr w:type="spellEnd"/>
+      <w:r>
+        <w:rPr>
+          <w:rStyle w:val="CodeChar"/>
+        </w:rPr>
+        <w:t>InfoVis-Occurrence &gt; Decompositions</w:t>
+      </w:r>
       <w:r>
         <w:t xml:space="preserve">, escolha o </w:t>
       </w:r>
-      <w:proofErr w:type="spellStart"/>
-      <w:r>
-        <w:rPr>
-          <w:rStyle w:val="CodeChar"/>
-        </w:rPr>
-        <w:t>Tree</w:t>
-      </w:r>
-      <w:proofErr w:type="spellEnd"/>
-      <w:r>
-        <w:rPr>
-          <w:rStyle w:val="CodeChar"/>
-        </w:rPr>
-        <w:t xml:space="preserve"> </w:t>
-      </w:r>
-      <w:proofErr w:type="spellStart"/>
-      <w:r>
-        <w:rPr>
-          <w:rStyle w:val="CodeChar"/>
-        </w:rPr>
-        <w:t>Type</w:t>
-      </w:r>
-      <w:proofErr w:type="spellEnd"/>
+      <w:r>
+        <w:rPr>
+          <w:rStyle w:val="CodeChar"/>
+        </w:rPr>
+        <w:t>Tree Type</w:t>
+      </w:r>
       <w:r>
         <w:t xml:space="preserve"> e navegue</w:t>
       </w:r>
@@ -2343,13 +1952,34 @@
         </w:numPr>
       </w:pPr>
       <w:r>
-        <w:t xml:space="preserve">Selecione um elemento na arvore ou na </w:t>
-      </w:r>
-      <w:proofErr w:type="spellStart"/>
-      <w:r>
-        <w:t>Viewport</w:t>
-      </w:r>
-      <w:proofErr w:type="spellEnd"/>
+        <w:t>Selecione um elemento na arvore ou na Viewport.</w:t>
+      </w:r>
+    </w:p>
+    <w:p>
+      <w:pPr>
+        <w:numPr>
+          <w:ilvl w:val="0"/>
+          <w:numId w:val="4"/>
+        </w:numPr>
+      </w:pPr>
+      <w:r>
+        <w:t xml:space="preserve">Abra </w:t>
+      </w:r>
+      <w:r>
+        <w:rPr>
+          <w:rStyle w:val="CodeChar"/>
+        </w:rPr>
+        <w:t>InfoVis-Occurrence &gt; Properties</w:t>
+      </w:r>
+      <w:r>
+        <w:t xml:space="preserve"> e clique em </w:t>
+      </w:r>
+      <w:r>
+        <w:rPr>
+          <w:rStyle w:val="CodeChar"/>
+        </w:rPr>
+        <w:t>Load properties</w:t>
+      </w:r>
       <w:r>
         <w:t>.</w:t>
       </w:r>
@@ -2362,49 +1992,21 @@
         </w:numPr>
       </w:pPr>
       <w:r>
-        <w:t xml:space="preserve">Abra </w:t>
-      </w:r>
-      <w:proofErr w:type="spellStart"/>
-      <w:r>
-        <w:rPr>
-          <w:rStyle w:val="CodeChar"/>
-        </w:rPr>
-        <w:t>InfoVis-Occurrence</w:t>
-      </w:r>
-      <w:proofErr w:type="spellEnd"/>
-      <w:r>
-        <w:rPr>
-          <w:rStyle w:val="CodeChar"/>
-        </w:rPr>
-        <w:t xml:space="preserve"> &gt; Properties</w:t>
-      </w:r>
-      <w:r>
-        <w:t xml:space="preserve"> e clique em </w:t>
-      </w:r>
-      <w:proofErr w:type="spellStart"/>
-      <w:r>
-        <w:rPr>
-          <w:rStyle w:val="CodeChar"/>
-        </w:rPr>
-        <w:t>Load</w:t>
-      </w:r>
-      <w:proofErr w:type="spellEnd"/>
-      <w:r>
-        <w:rPr>
-          <w:rStyle w:val="CodeChar"/>
-        </w:rPr>
-        <w:t xml:space="preserve"> </w:t>
-      </w:r>
-      <w:proofErr w:type="spellStart"/>
-      <w:r>
-        <w:rPr>
-          <w:rStyle w:val="CodeChar"/>
-        </w:rPr>
-        <w:t>properties</w:t>
-      </w:r>
-      <w:proofErr w:type="spellEnd"/>
-      <w:r>
-        <w:t>.</w:t>
+        <w:t xml:space="preserve">Use </w:t>
+      </w:r>
+      <w:r>
+        <w:rPr>
+          <w:rStyle w:val="CodeChar"/>
+        </w:rPr>
+        <w:t>InfoVis-Catalog &gt; Catalog</w:t>
+      </w:r>
+      <w:r>
+        <w:t xml:space="preserve"> para carregar tipos e exportar quantidades,</w:t>
+      </w:r>
+    </w:p>
+    <w:p>
+      <w:r>
+        <w:t>se necessario.</w:t>
       </w:r>
     </w:p>
     <w:p>
@@ -2417,100 +2019,19 @@
       <w:r>
         <w:t xml:space="preserve">Use </w:t>
       </w:r>
-      <w:proofErr w:type="spellStart"/>
-      <w:r>
-        <w:rPr>
-          <w:rStyle w:val="CodeChar"/>
-        </w:rPr>
-        <w:t>InfoVis-Catalog</w:t>
-      </w:r>
-      <w:proofErr w:type="spellEnd"/>
-      <w:r>
-        <w:rPr>
-          <w:rStyle w:val="CodeChar"/>
-        </w:rPr>
-        <w:t xml:space="preserve"> &gt; </w:t>
-      </w:r>
-      <w:proofErr w:type="spellStart"/>
-      <w:r>
-        <w:rPr>
-          <w:rStyle w:val="CodeChar"/>
-        </w:rPr>
-        <w:t>Catalog</w:t>
-      </w:r>
-      <w:proofErr w:type="spellEnd"/>
-      <w:r>
-        <w:t xml:space="preserve"> para carregar tipos e exportar quantidades,</w:t>
-      </w:r>
-    </w:p>
-    <w:p>
-      <w:r>
-        <w:t xml:space="preserve">se </w:t>
-      </w:r>
-      <w:proofErr w:type="spellStart"/>
-      <w:r>
-        <w:t>necessario</w:t>
-      </w:r>
-      <w:proofErr w:type="spellEnd"/>
-      <w:r>
-        <w:t>.</w:t>
-      </w:r>
-    </w:p>
-    <w:p>
-      <w:pPr>
-        <w:numPr>
-          <w:ilvl w:val="0"/>
-          <w:numId w:val="4"/>
-        </w:numPr>
-      </w:pPr>
-      <w:r>
-        <w:t xml:space="preserve">Use </w:t>
-      </w:r>
-      <w:proofErr w:type="spellStart"/>
-      <w:r>
-        <w:rPr>
-          <w:rStyle w:val="CodeChar"/>
-        </w:rPr>
-        <w:t>InfoVis-Analisys</w:t>
-      </w:r>
-      <w:proofErr w:type="spellEnd"/>
-      <w:r>
-        <w:rPr>
-          <w:rStyle w:val="CodeChar"/>
-        </w:rPr>
-        <w:t xml:space="preserve"> &gt; </w:t>
-      </w:r>
-      <w:proofErr w:type="spellStart"/>
-      <w:r>
-        <w:rPr>
-          <w:rStyle w:val="CodeChar"/>
-        </w:rPr>
-        <w:t>Analisys</w:t>
-      </w:r>
-      <w:proofErr w:type="spellEnd"/>
-      <w:r>
-        <w:t xml:space="preserve"> para colorir a </w:t>
-      </w:r>
-      <w:proofErr w:type="spellStart"/>
-      <w:r>
-        <w:t>viewport</w:t>
-      </w:r>
-      <w:proofErr w:type="spellEnd"/>
-      <w:r>
-        <w:t xml:space="preserve"> por propriedade,</w:t>
-      </w:r>
-    </w:p>
-    <w:p>
-      <w:r>
-        <w:t xml:space="preserve">valor exato ou faixa </w:t>
-      </w:r>
-      <w:proofErr w:type="spellStart"/>
-      <w:r>
-        <w:t>numerica</w:t>
-      </w:r>
-      <w:proofErr w:type="spellEnd"/>
-      <w:r>
-        <w:t>.</w:t>
+      <w:r>
+        <w:rPr>
+          <w:rStyle w:val="CodeChar"/>
+        </w:rPr>
+        <w:t>InfoVis-Analisys &gt; Analisys</w:t>
+      </w:r>
+      <w:r>
+        <w:t xml:space="preserve"> para colorir a viewport por propriedade,</w:t>
+      </w:r>
+    </w:p>
+    <w:p>
+      <w:r>
+        <w:t>valor exato ou faixa numerica.</w:t>
       </w:r>
     </w:p>
     <w:p>
@@ -2598,21 +2119,8 @@
           </wp:anchor>
         </w:drawing>
       </w:r>
-      <w:proofErr w:type="spellStart"/>
-      <w:r>
-        <w:t>InfoVis-Dictionary</w:t>
-      </w:r>
-      <w:proofErr w:type="spellEnd"/>
-      <w:r>
-        <w:t xml:space="preserve">: </w:t>
-      </w:r>
-      <w:proofErr w:type="spellStart"/>
-      <w:r>
-        <w:t>Subsea</w:t>
-      </w:r>
-      <w:proofErr w:type="spellEnd"/>
-      <w:r>
-        <w:t xml:space="preserve"> Classes</w:t>
+      <w:r>
+        <w:t>InfoVis-Dictionary: Subsea Classes</w:t>
       </w:r>
     </w:p>
     <w:p/>
@@ -2625,29 +2133,13 @@
         <w:t>dicionários</w:t>
       </w:r>
       <w:r>
-        <w:t xml:space="preserve"> </w:t>
-      </w:r>
-      <w:proofErr w:type="spellStart"/>
-      <w:r>
-        <w:t>bSDD</w:t>
-      </w:r>
-      <w:proofErr w:type="spellEnd"/>
-      <w:r>
-        <w:t xml:space="preserve"> e transformar propriedades do</w:t>
+        <w:t xml:space="preserve"> bSDD e transformar propriedades do</w:t>
       </w:r>
       <w:r>
         <w:t xml:space="preserve"> dicionário</w:t>
       </w:r>
       <w:r>
-        <w:t xml:space="preserve"> em </w:t>
-      </w:r>
-      <w:proofErr w:type="spellStart"/>
-      <w:r>
-        <w:t>templates</w:t>
-      </w:r>
-      <w:proofErr w:type="spellEnd"/>
-      <w:r>
-        <w:t xml:space="preserve">/artefatos de </w:t>
+        <w:t xml:space="preserve"> em templates/artefatos de </w:t>
       </w:r>
       <w:r>
         <w:t>especificação</w:t>
@@ -2661,13 +2153,8 @@
         <w:pStyle w:val="Ttulo2"/>
       </w:pPr>
       <w:r>
-        <w:t xml:space="preserve">Carregar classes do </w:t>
-      </w:r>
-      <w:proofErr w:type="spellStart"/>
-      <w:r>
-        <w:t>bSDD</w:t>
-      </w:r>
-      <w:proofErr w:type="spellEnd"/>
+        <w:t>Carregar classes do bSDD</w:t>
+      </w:r>
     </w:p>
     <w:p>
       <w:pPr>
@@ -2744,15 +2231,7 @@
         </w:r>
       </w:fldSimple>
       <w:r>
-        <w:t xml:space="preserve"> - Classes do dicionário de dados (</w:t>
-      </w:r>
-      <w:proofErr w:type="spellStart"/>
-      <w:r>
-        <w:t>bSDD</w:t>
-      </w:r>
-      <w:proofErr w:type="spellEnd"/>
-      <w:r>
-        <w:t>)</w:t>
+        <w:t xml:space="preserve"> - Classes do dicionário de dados (bSDD)</w:t>
       </w:r>
     </w:p>
     <w:p>
@@ -2765,38 +2244,14 @@
       <w:r>
         <w:t xml:space="preserve">Em </w:t>
       </w:r>
-      <w:proofErr w:type="spellStart"/>
-      <w:r>
-        <w:rPr>
-          <w:rStyle w:val="CodeChar"/>
-        </w:rPr>
-        <w:t>Select</w:t>
-      </w:r>
-      <w:proofErr w:type="spellEnd"/>
-      <w:r>
-        <w:rPr>
-          <w:rStyle w:val="CodeChar"/>
-        </w:rPr>
-        <w:t xml:space="preserve"> </w:t>
-      </w:r>
-      <w:proofErr w:type="spellStart"/>
-      <w:r>
-        <w:rPr>
-          <w:rStyle w:val="CodeChar"/>
-        </w:rPr>
-        <w:t>Dictionary</w:t>
-      </w:r>
-      <w:proofErr w:type="spellEnd"/>
-      <w:r>
-        <w:t xml:space="preserve">, escolha o </w:t>
-      </w:r>
-      <w:proofErr w:type="spellStart"/>
-      <w:r>
-        <w:t>dicionario</w:t>
-      </w:r>
-      <w:proofErr w:type="spellEnd"/>
-      <w:r>
-        <w:t>:</w:t>
+      <w:r>
+        <w:rPr>
+          <w:rStyle w:val="CodeChar"/>
+        </w:rPr>
+        <w:t>Select Dictionary</w:t>
+      </w:r>
+      <w:r>
+        <w:t>, escolha o dicionario:</w:t>
       </w:r>
     </w:p>
     <w:p>
@@ -2806,47 +2261,11 @@
           <w:numId w:val="1"/>
         </w:numPr>
       </w:pPr>
-      <w:proofErr w:type="spellStart"/>
-      <w:r>
-        <w:rPr>
-          <w:rStyle w:val="CodeChar"/>
-        </w:rPr>
-        <w:t>Subsea</w:t>
-      </w:r>
-      <w:proofErr w:type="spellEnd"/>
-      <w:r>
-        <w:rPr>
-          <w:rStyle w:val="CodeChar"/>
-        </w:rPr>
-        <w:t xml:space="preserve"> </w:t>
-      </w:r>
-      <w:proofErr w:type="spellStart"/>
-      <w:r>
-        <w:rPr>
-          <w:rStyle w:val="CodeChar"/>
-        </w:rPr>
-        <w:t>Flexible</w:t>
-      </w:r>
-      <w:proofErr w:type="spellEnd"/>
-      <w:r>
-        <w:rPr>
-          <w:rStyle w:val="CodeChar"/>
-        </w:rPr>
-        <w:t xml:space="preserve"> </w:t>
-      </w:r>
-      <w:proofErr w:type="spellStart"/>
-      <w:r>
-        <w:rPr>
-          <w:rStyle w:val="CodeChar"/>
-        </w:rPr>
-        <w:t>Pipes</w:t>
-      </w:r>
-      <w:proofErr w:type="spellEnd"/>
-      <w:r>
-        <w:rPr>
-          <w:rStyle w:val="CodeChar"/>
-        </w:rPr>
-        <w:t xml:space="preserve"> v2.1</w:t>
+      <w:r>
+        <w:rPr>
+          <w:rStyle w:val="CodeChar"/>
+        </w:rPr>
+        <w:t>Subsea Flexible Pipes v2.1</w:t>
       </w:r>
     </w:p>
     <w:p>
@@ -2856,33 +2275,11 @@
           <w:numId w:val="1"/>
         </w:numPr>
       </w:pPr>
-      <w:proofErr w:type="spellStart"/>
-      <w:r>
-        <w:rPr>
-          <w:rStyle w:val="CodeChar"/>
-        </w:rPr>
-        <w:t>Subsea</w:t>
-      </w:r>
-      <w:proofErr w:type="spellEnd"/>
-      <w:r>
-        <w:rPr>
-          <w:rStyle w:val="CodeChar"/>
-        </w:rPr>
-        <w:t xml:space="preserve"> </w:t>
-      </w:r>
-      <w:proofErr w:type="spellStart"/>
-      <w:r>
-        <w:rPr>
-          <w:rStyle w:val="CodeChar"/>
-        </w:rPr>
-        <w:t>Rigid</w:t>
-      </w:r>
-      <w:proofErr w:type="spellEnd"/>
-      <w:r>
-        <w:rPr>
-          <w:rStyle w:val="CodeChar"/>
-        </w:rPr>
-        <w:t xml:space="preserve"> Pipelines v1.0</w:t>
+      <w:r>
+        <w:rPr>
+          <w:rStyle w:val="CodeChar"/>
+        </w:rPr>
+        <w:t>Subsea Rigid Pipelines v1.0</w:t>
       </w:r>
     </w:p>
     <w:p>
@@ -2895,42 +2292,12 @@
       <w:r>
         <w:t xml:space="preserve">Clique em </w:t>
       </w:r>
-      <w:proofErr w:type="spellStart"/>
-      <w:r>
-        <w:rPr>
-          <w:rStyle w:val="CodeChar"/>
-        </w:rPr>
-        <w:t>get</w:t>
-      </w:r>
-      <w:proofErr w:type="spellEnd"/>
-      <w:r>
-        <w:rPr>
-          <w:rStyle w:val="CodeChar"/>
-        </w:rPr>
-        <w:t xml:space="preserve"> classes </w:t>
-      </w:r>
-      <w:proofErr w:type="spellStart"/>
-      <w:r>
-        <w:rPr>
-          <w:rStyle w:val="CodeChar"/>
-        </w:rPr>
-        <w:t>from</w:t>
-      </w:r>
-      <w:proofErr w:type="spellEnd"/>
-      <w:r>
-        <w:rPr>
-          <w:rStyle w:val="CodeChar"/>
-        </w:rPr>
-        <w:t xml:space="preserve"> </w:t>
-      </w:r>
-      <w:proofErr w:type="spellStart"/>
-      <w:r>
-        <w:rPr>
-          <w:rStyle w:val="CodeChar"/>
-        </w:rPr>
-        <w:t>bSDD</w:t>
-      </w:r>
-      <w:proofErr w:type="spellEnd"/>
+      <w:r>
+        <w:rPr>
+          <w:rStyle w:val="CodeChar"/>
+        </w:rPr>
+        <w:t>get classes from bSDD</w:t>
+      </w:r>
       <w:r>
         <w:t>.</w:t>
       </w:r>
@@ -2954,15 +2321,7 @@
         </w:numPr>
       </w:pPr>
       <w:r>
-        <w:t xml:space="preserve">Use o </w:t>
-      </w:r>
-      <w:proofErr w:type="spellStart"/>
-      <w:r>
-        <w:t>icone</w:t>
-      </w:r>
-      <w:proofErr w:type="spellEnd"/>
-      <w:r>
-        <w:t xml:space="preserve"> de URL para abrir a classe no navegador.</w:t>
+        <w:t>Use o icone de URL para abrir a classe no navegador.</w:t>
       </w:r>
     </w:p>
     <w:p>
@@ -2977,42 +2336,12 @@
           <w:numId w:val="1"/>
         </w:numPr>
       </w:pPr>
-      <w:proofErr w:type="spellStart"/>
-      <w:r>
-        <w:rPr>
-          <w:rStyle w:val="CodeChar"/>
-        </w:rPr>
-        <w:t>Get</w:t>
-      </w:r>
-      <w:proofErr w:type="spellEnd"/>
-      <w:r>
-        <w:rPr>
-          <w:rStyle w:val="CodeChar"/>
-        </w:rPr>
-        <w:t xml:space="preserve"> </w:t>
-      </w:r>
-      <w:proofErr w:type="spellStart"/>
-      <w:r>
-        <w:rPr>
-          <w:rStyle w:val="CodeChar"/>
-        </w:rPr>
-        <w:t>Class</w:t>
-      </w:r>
-      <w:proofErr w:type="spellEnd"/>
-      <w:r>
-        <w:rPr>
-          <w:rStyle w:val="CodeChar"/>
-        </w:rPr>
-        <w:t xml:space="preserve"> </w:t>
-      </w:r>
-      <w:proofErr w:type="spellStart"/>
-      <w:r>
-        <w:rPr>
-          <w:rStyle w:val="CodeChar"/>
-        </w:rPr>
-        <w:t>Information</w:t>
-      </w:r>
-      <w:proofErr w:type="spellEnd"/>
+      <w:r>
+        <w:rPr>
+          <w:rStyle w:val="CodeChar"/>
+        </w:rPr>
+        <w:t>Get Class Information</w:t>
+      </w:r>
       <w:r>
         <w:t xml:space="preserve"> carrega </w:t>
       </w:r>
@@ -3047,33 +2376,11 @@
           <w:numId w:val="1"/>
         </w:numPr>
       </w:pPr>
-      <w:proofErr w:type="spellStart"/>
-      <w:r>
-        <w:rPr>
-          <w:rStyle w:val="CodeChar"/>
-        </w:rPr>
-        <w:t>Get</w:t>
-      </w:r>
-      <w:proofErr w:type="spellEnd"/>
-      <w:r>
-        <w:rPr>
-          <w:rStyle w:val="CodeChar"/>
-        </w:rPr>
-        <w:t xml:space="preserve"> </w:t>
-      </w:r>
-      <w:proofErr w:type="spellStart"/>
-      <w:r>
-        <w:rPr>
-          <w:rStyle w:val="CodeChar"/>
-        </w:rPr>
-        <w:t>Class</w:t>
-      </w:r>
-      <w:proofErr w:type="spellEnd"/>
-      <w:r>
-        <w:rPr>
-          <w:rStyle w:val="CodeChar"/>
-        </w:rPr>
-        <w:t xml:space="preserve"> Properties</w:t>
+      <w:r>
+        <w:rPr>
+          <w:rStyle w:val="CodeChar"/>
+        </w:rPr>
+        <w:t>Get Class Properties</w:t>
       </w:r>
       <w:r>
         <w:t xml:space="preserve"> lista as propriedades associadas a classe.</w:t>
@@ -3092,26 +2399,14 @@
           <w:sz w:val="26"/>
         </w:rPr>
       </w:pPr>
-      <w:proofErr w:type="spellStart"/>
-      <w:r>
-        <w:rPr>
-          <w:rStyle w:val="CodeChar"/>
-        </w:rPr>
-        <w:t>Export</w:t>
-      </w:r>
-      <w:proofErr w:type="spellEnd"/>
-      <w:r>
-        <w:rPr>
-          <w:rStyle w:val="CodeChar"/>
-        </w:rPr>
-        <w:t xml:space="preserve"> IDS file</w:t>
-      </w:r>
-      <w:r>
-        <w:t xml:space="preserve"> exporta um </w:t>
-      </w:r>
-      <w:proofErr w:type="gramStart"/>
-      <w:r>
-        <w:t xml:space="preserve">arquivo </w:t>
+      <w:r>
+        <w:rPr>
+          <w:rStyle w:val="CodeChar"/>
+        </w:rPr>
+        <w:t>Export IDS file</w:t>
+      </w:r>
+      <w:r>
+        <w:t xml:space="preserve"> exporta um arquivo </w:t>
       </w:r>
       <w:r>
         <w:rPr>
@@ -3119,7 +2414,6 @@
         </w:rPr>
         <w:t>.ids</w:t>
       </w:r>
-      <w:proofErr w:type="gramEnd"/>
       <w:r>
         <w:t xml:space="preserve"> com requisitos derivados das</w:t>
       </w:r>
@@ -3139,13 +2433,8 @@
       </w:pPr>
       <w:r>
         <w:lastRenderedPageBreak/>
-        <w:t xml:space="preserve">Carregar propriedades do </w:t>
-      </w:r>
-      <w:proofErr w:type="spellStart"/>
-      <w:r>
-        <w:t>bSDD</w:t>
-      </w:r>
-      <w:proofErr w:type="spellEnd"/>
+        <w:t>Carregar propriedades do bSDD</w:t>
+      </w:r>
     </w:p>
     <w:p>
       <w:pPr>
@@ -3222,15 +2511,7 @@
         </w:r>
       </w:fldSimple>
       <w:r>
-        <w:t xml:space="preserve"> - Propriedades do dicionário de dados (</w:t>
-      </w:r>
-      <w:proofErr w:type="spellStart"/>
-      <w:r>
-        <w:t>bSDD</w:t>
-      </w:r>
-      <w:proofErr w:type="spellEnd"/>
-      <w:r>
-        <w:t>)</w:t>
+        <w:t xml:space="preserve"> - Propriedades do dicionário de dados (bSDD)</w:t>
       </w:r>
     </w:p>
     <w:p>
@@ -3264,54 +2545,113 @@
         <w:rPr>
           <w:lang w:val="en-US"/>
         </w:rPr>
-        <w:t xml:space="preserve">Clique </w:t>
-      </w:r>
-      <w:proofErr w:type="spellStart"/>
-      <w:proofErr w:type="gramStart"/>
-      <w:r>
-        <w:rPr>
+        <w:t xml:space="preserve">Clique em </w:t>
+      </w:r>
+      <w:r>
+        <w:rPr>
+          <w:rStyle w:val="CodeChar"/>
           <w:lang w:val="en-US"/>
         </w:rPr>
-        <w:t>em</w:t>
-      </w:r>
-      <w:proofErr w:type="spellEnd"/>
-      <w:proofErr w:type="gramEnd"/>
+        <w:t>get properties from bSDD</w:t>
+      </w:r>
       <w:r>
         <w:rPr>
           <w:lang w:val="en-US"/>
         </w:rPr>
+        <w:t>.</w:t>
+      </w:r>
+    </w:p>
+    <w:p>
+      <w:pPr>
+        <w:numPr>
+          <w:ilvl w:val="0"/>
+          <w:numId w:val="6"/>
+        </w:numPr>
+      </w:pPr>
+      <w:r>
+        <w:t>Marque ou desmarque propriedades na lista.</w:t>
+      </w:r>
+    </w:p>
+    <w:p>
+      <w:pPr>
+        <w:numPr>
+          <w:ilvl w:val="0"/>
+          <w:numId w:val="6"/>
+        </w:numPr>
+        <w:rPr>
+          <w:lang w:val="en-US"/>
+        </w:rPr>
+      </w:pPr>
+      <w:r>
+        <w:rPr>
+          <w:lang w:val="en-US"/>
+        </w:rPr>
+        <w:t xml:space="preserve">Use </w:t>
+      </w:r>
+      <w:r>
+        <w:rPr>
+          <w:rStyle w:val="CodeChar"/>
+          <w:lang w:val="en-US"/>
+        </w:rPr>
+        <w:t>Assing all</w:t>
+      </w:r>
+      <w:r>
+        <w:rPr>
+          <w:lang w:val="en-US"/>
+        </w:rPr>
+        <w:t xml:space="preserve">, </w:t>
+      </w:r>
+      <w:r>
+        <w:rPr>
+          <w:rStyle w:val="CodeChar"/>
+          <w:lang w:val="en-US"/>
+        </w:rPr>
+        <w:t>Unassign all</w:t>
+      </w:r>
+      <w:r>
+        <w:rPr>
+          <w:lang w:val="en-US"/>
+        </w:rPr>
+        <w:t xml:space="preserve"> ou </w:t>
+      </w:r>
+      <w:r>
+        <w:rPr>
+          <w:rStyle w:val="CodeChar"/>
+          <w:lang w:val="en-US"/>
+        </w:rPr>
+        <w:t>Clear</w:t>
+      </w:r>
+      <w:r>
+        <w:rPr>
+          <w:lang w:val="en-US"/>
+        </w:rPr>
+        <w:t xml:space="preserve"> para controlar a selecao.</w:t>
+      </w:r>
+    </w:p>
+    <w:p>
+      <w:pPr>
+        <w:numPr>
+          <w:ilvl w:val="0"/>
+          <w:numId w:val="6"/>
+        </w:numPr>
+      </w:pPr>
+      <w:r>
+        <w:t xml:space="preserve">Selecione uma propriedade e clique em </w:t>
+      </w:r>
+      <w:r>
+        <w:rPr>
+          <w:rStyle w:val="CodeChar"/>
+        </w:rPr>
+        <w:t>Get Property Information</w:t>
+      </w:r>
+      <w:r>
+        <w:t xml:space="preserve"> para ver</w:t>
+      </w:r>
+      <w:r>
         <w:t xml:space="preserve"> </w:t>
       </w:r>
-      <w:proofErr w:type="gramStart"/>
-      <w:r>
-        <w:rPr>
-          <w:rStyle w:val="CodeChar"/>
-          <w:lang w:val="en-US"/>
-        </w:rPr>
-        <w:t>get</w:t>
-      </w:r>
-      <w:proofErr w:type="gramEnd"/>
-      <w:r>
-        <w:rPr>
-          <w:rStyle w:val="CodeChar"/>
-          <w:lang w:val="en-US"/>
-        </w:rPr>
-        <w:t xml:space="preserve"> properties from </w:t>
-      </w:r>
-      <w:proofErr w:type="spellStart"/>
-      <w:r>
-        <w:rPr>
-          <w:rStyle w:val="CodeChar"/>
-          <w:lang w:val="en-US"/>
-        </w:rPr>
-        <w:t>bSDD</w:t>
-      </w:r>
-      <w:proofErr w:type="spellEnd"/>
-      <w:r>
-        <w:rPr>
-          <w:lang w:val="en-US"/>
-        </w:rPr>
-        <w:t>.</w:t>
+      <w:r>
+        <w:t>metadados, unidades e classes relacionadas.</w:t>
       </w:r>
     </w:p>
     <w:p>
@@ -3322,227 +2662,16 @@
         </w:numPr>
       </w:pPr>
       <w:r>
-        <w:t>Marque ou desmarque propriedades na lista.</w:t>
-      </w:r>
-    </w:p>
-    <w:p>
-      <w:pPr>
-        <w:numPr>
-          <w:ilvl w:val="0"/>
-          <w:numId w:val="6"/>
-        </w:numPr>
-        <w:rPr>
-          <w:lang w:val="en-US"/>
-        </w:rPr>
-      </w:pPr>
-      <w:r>
-        <w:rPr>
-          <w:lang w:val="en-US"/>
-        </w:rPr>
-        <w:t xml:space="preserve">Use </w:t>
-      </w:r>
-      <w:r>
-        <w:rPr>
-          <w:rStyle w:val="CodeChar"/>
-          <w:lang w:val="en-US"/>
-        </w:rPr>
-        <w:t>Assing all</w:t>
-      </w:r>
-      <w:r>
-        <w:rPr>
-          <w:lang w:val="en-US"/>
-        </w:rPr>
-        <w:t xml:space="preserve">, </w:t>
-      </w:r>
-      <w:r>
-        <w:rPr>
-          <w:rStyle w:val="CodeChar"/>
-          <w:lang w:val="en-US"/>
-        </w:rPr>
-        <w:t>Unassign all</w:t>
-      </w:r>
-      <w:r>
-        <w:rPr>
-          <w:lang w:val="en-US"/>
-        </w:rPr>
-        <w:t xml:space="preserve"> </w:t>
-      </w:r>
-      <w:proofErr w:type="spellStart"/>
-      <w:r>
-        <w:rPr>
-          <w:lang w:val="en-US"/>
-        </w:rPr>
-        <w:t>ou</w:t>
-      </w:r>
-      <w:proofErr w:type="spellEnd"/>
-      <w:r>
-        <w:rPr>
-          <w:lang w:val="en-US"/>
-        </w:rPr>
-        <w:t xml:space="preserve"> </w:t>
-      </w:r>
-      <w:r>
-        <w:rPr>
-          <w:rStyle w:val="CodeChar"/>
-          <w:lang w:val="en-US"/>
-        </w:rPr>
-        <w:t>Clear</w:t>
-      </w:r>
-      <w:r>
-        <w:rPr>
-          <w:lang w:val="en-US"/>
-        </w:rPr>
-        <w:t xml:space="preserve"> para </w:t>
-      </w:r>
-      <w:proofErr w:type="spellStart"/>
-      <w:r>
-        <w:rPr>
-          <w:lang w:val="en-US"/>
-        </w:rPr>
-        <w:t>controlar</w:t>
-      </w:r>
-      <w:proofErr w:type="spellEnd"/>
-      <w:r>
-        <w:rPr>
-          <w:lang w:val="en-US"/>
-        </w:rPr>
-        <w:t xml:space="preserve"> a </w:t>
-      </w:r>
-      <w:proofErr w:type="spellStart"/>
-      <w:r>
-        <w:rPr>
-          <w:lang w:val="en-US"/>
-        </w:rPr>
-        <w:t>selecao</w:t>
-      </w:r>
-      <w:proofErr w:type="spellEnd"/>
-      <w:r>
-        <w:rPr>
-          <w:lang w:val="en-US"/>
-        </w:rPr>
-        <w:t>.</w:t>
-      </w:r>
-    </w:p>
-    <w:p>
-      <w:pPr>
-        <w:numPr>
-          <w:ilvl w:val="0"/>
-          <w:numId w:val="6"/>
-        </w:numPr>
-      </w:pPr>
-      <w:r>
-        <w:t xml:space="preserve">Selecione uma propriedade e clique em </w:t>
-      </w:r>
-      <w:proofErr w:type="spellStart"/>
-      <w:r>
-        <w:rPr>
-          <w:rStyle w:val="CodeChar"/>
-        </w:rPr>
-        <w:t>Get</w:t>
-      </w:r>
-      <w:proofErr w:type="spellEnd"/>
-      <w:r>
-        <w:rPr>
-          <w:rStyle w:val="CodeChar"/>
-        </w:rPr>
-        <w:t xml:space="preserve"> </w:t>
-      </w:r>
-      <w:proofErr w:type="spellStart"/>
-      <w:r>
-        <w:rPr>
-          <w:rStyle w:val="CodeChar"/>
-        </w:rPr>
-        <w:t>Property</w:t>
-      </w:r>
-      <w:proofErr w:type="spellEnd"/>
-      <w:r>
-        <w:rPr>
-          <w:rStyle w:val="CodeChar"/>
-        </w:rPr>
-        <w:t xml:space="preserve"> </w:t>
-      </w:r>
-      <w:proofErr w:type="spellStart"/>
-      <w:r>
-        <w:rPr>
-          <w:rStyle w:val="CodeChar"/>
-        </w:rPr>
-        <w:t>Information</w:t>
-      </w:r>
-      <w:proofErr w:type="spellEnd"/>
-      <w:r>
-        <w:t xml:space="preserve"> para ver</w:t>
-      </w:r>
-      <w:r>
-        <w:t xml:space="preserve"> </w:t>
-      </w:r>
-      <w:r>
-        <w:t>metadados, unidades e classes relacionadas.</w:t>
-      </w:r>
-    </w:p>
-    <w:p>
-      <w:pPr>
-        <w:numPr>
-          <w:ilvl w:val="0"/>
-          <w:numId w:val="6"/>
-        </w:numPr>
-      </w:pPr>
-      <w:r>
         <w:t xml:space="preserve">Clique em </w:t>
       </w:r>
-      <w:proofErr w:type="spellStart"/>
-      <w:r>
-        <w:rPr>
-          <w:rStyle w:val="CodeChar"/>
-        </w:rPr>
-        <w:t>Add</w:t>
-      </w:r>
-      <w:proofErr w:type="spellEnd"/>
-      <w:r>
-        <w:rPr>
-          <w:rStyle w:val="CodeChar"/>
-        </w:rPr>
-        <w:t xml:space="preserve"> </w:t>
-      </w:r>
-      <w:proofErr w:type="spellStart"/>
-      <w:r>
-        <w:rPr>
-          <w:rStyle w:val="CodeChar"/>
-        </w:rPr>
-        <w:t>selected</w:t>
-      </w:r>
-      <w:proofErr w:type="spellEnd"/>
-      <w:r>
-        <w:rPr>
-          <w:rStyle w:val="CodeChar"/>
-        </w:rPr>
-        <w:t xml:space="preserve"> </w:t>
-      </w:r>
-      <w:proofErr w:type="spellStart"/>
-      <w:r>
-        <w:rPr>
-          <w:rStyle w:val="CodeChar"/>
-        </w:rPr>
-        <w:t>properties</w:t>
-      </w:r>
-      <w:proofErr w:type="spellEnd"/>
-      <w:r>
-        <w:t xml:space="preserve"> para gerar/adicionar </w:t>
-      </w:r>
-      <w:proofErr w:type="spellStart"/>
-      <w:r>
-        <w:t>templates</w:t>
-      </w:r>
-      <w:proofErr w:type="spellEnd"/>
-      <w:r>
-        <w:t xml:space="preserve"> de </w:t>
-      </w:r>
-      <w:proofErr w:type="spellStart"/>
-      <w:r>
-        <w:t>Pset</w:t>
-      </w:r>
-      <w:proofErr w:type="spellEnd"/>
-      <w:r>
-        <w:t xml:space="preserve"> a</w:t>
+      <w:r>
+        <w:rPr>
+          <w:rStyle w:val="CodeChar"/>
+        </w:rPr>
+        <w:t>Add selected properties</w:t>
+      </w:r>
+      <w:r>
+        <w:t xml:space="preserve"> para gerar/adicionar templates de Pset a</w:t>
       </w:r>
       <w:r>
         <w:t xml:space="preserve"> </w:t>
@@ -3630,19 +2759,9 @@
           </wp:anchor>
         </w:drawing>
       </w:r>
-      <w:proofErr w:type="spellStart"/>
-      <w:r>
-        <w:t>InfoVis-Occurrence</w:t>
-      </w:r>
-      <w:proofErr w:type="spellEnd"/>
-      <w:r>
-        <w:t xml:space="preserve">: </w:t>
-      </w:r>
-      <w:proofErr w:type="spellStart"/>
-      <w:r>
-        <w:t>Decompositions</w:t>
-      </w:r>
-      <w:proofErr w:type="spellEnd"/>
+      <w:r>
+        <w:t>InfoVis-Occurrence: Decompositions</w:t>
+      </w:r>
     </w:p>
     <w:p/>
     <w:p/>
@@ -3650,14 +2769,12 @@
       <w:r>
         <w:t xml:space="preserve">O painel </w:t>
       </w:r>
-      <w:proofErr w:type="spellStart"/>
       <w:r>
         <w:rPr>
           <w:rStyle w:val="CodeChar"/>
         </w:rPr>
         <w:t>Decompositions</w:t>
       </w:r>
-      <w:proofErr w:type="spellEnd"/>
       <w:r>
         <w:t xml:space="preserve"> mostra a arvore de </w:t>
       </w:r>
@@ -3779,28 +2896,12 @@
       <w:r>
         <w:t xml:space="preserve"> lidas de </w:t>
       </w:r>
-      <w:proofErr w:type="spellStart"/>
-      <w:r>
-        <w:rPr>
-          <w:rStyle w:val="CodeChar"/>
-        </w:rPr>
-        <w:t>resources</w:t>
-      </w:r>
-      <w:proofErr w:type="spellEnd"/>
-      <w:r>
-        <w:rPr>
-          <w:rStyle w:val="CodeChar"/>
-        </w:rPr>
-        <w:t>/</w:t>
-      </w:r>
-      <w:proofErr w:type="spellStart"/>
-      <w:r>
-        <w:rPr>
-          <w:rStyle w:val="CodeChar"/>
-        </w:rPr>
-        <w:t>decomposition_view.json</w:t>
-      </w:r>
-      <w:proofErr w:type="spellEnd"/>
+      <w:r>
+        <w:rPr>
+          <w:rStyle w:val="CodeChar"/>
+        </w:rPr>
+        <w:t>resources/decomposition_view.json</w:t>
+      </w:r>
       <w:r>
         <w:t>. Elas definem:</w:t>
       </w:r>
@@ -3821,14 +2922,12 @@
       <w:r>
         <w:t xml:space="preserve"> e </w:t>
       </w:r>
-      <w:proofErr w:type="spellStart"/>
       <w:r>
         <w:rPr>
           <w:rStyle w:val="CodeChar"/>
         </w:rPr>
         <w:t>label</w:t>
       </w:r>
-      <w:proofErr w:type="spellEnd"/>
       <w:r>
         <w:t xml:space="preserve"> da vista.</w:t>
       </w:r>
@@ -3852,25 +2951,21 @@
       <w:r>
         <w:t xml:space="preserve">, </w:t>
       </w:r>
-      <w:proofErr w:type="spellStart"/>
       <w:r>
         <w:rPr>
           <w:rStyle w:val="CodeChar"/>
         </w:rPr>
         <w:t>IfcProjectOrder</w:t>
       </w:r>
-      <w:proofErr w:type="spellEnd"/>
       <w:r>
         <w:t xml:space="preserve"> ou </w:t>
       </w:r>
-      <w:proofErr w:type="spellStart"/>
       <w:r>
         <w:rPr>
           <w:rStyle w:val="CodeChar"/>
         </w:rPr>
         <w:t>IfcInventory</w:t>
       </w:r>
-      <w:proofErr w:type="spellEnd"/>
       <w:r>
         <w:t>.</w:t>
       </w:r>
@@ -3885,50 +2980,42 @@
       <w:r>
         <w:t xml:space="preserve">relações IFC percorridas, como </w:t>
       </w:r>
-      <w:proofErr w:type="spellStart"/>
       <w:r>
         <w:rPr>
           <w:rStyle w:val="CodeChar"/>
         </w:rPr>
         <w:t>IfcRelAggregates</w:t>
       </w:r>
-      <w:proofErr w:type="spellEnd"/>
       <w:r>
         <w:t xml:space="preserve">, </w:t>
       </w:r>
-      <w:proofErr w:type="spellStart"/>
       <w:r>
         <w:rPr>
           <w:rStyle w:val="CodeChar"/>
         </w:rPr>
         <w:t>IfcRelNests</w:t>
       </w:r>
-      <w:proofErr w:type="spellEnd"/>
       <w:r>
         <w:t>,</w:t>
       </w:r>
       <w:r>
         <w:t xml:space="preserve"> </w:t>
       </w:r>
-      <w:proofErr w:type="spellStart"/>
       <w:r>
         <w:rPr>
           <w:rStyle w:val="CodeChar"/>
         </w:rPr>
         <w:t>IfcRelContainedInSpatialStructure</w:t>
       </w:r>
-      <w:proofErr w:type="spellEnd"/>
       <w:r>
         <w:t xml:space="preserve"> e </w:t>
       </w:r>
-      <w:proofErr w:type="spellStart"/>
       <w:r>
         <w:rPr>
           <w:rStyle w:val="CodeChar"/>
         </w:rPr>
         <w:t>IfcRelAssignsToGroup</w:t>
       </w:r>
-      <w:proofErr w:type="spellEnd"/>
       <w:r>
         <w:t>.</w:t>
       </w:r>
@@ -3951,19 +3038,11 @@
       <w:r>
         <w:t xml:space="preserve">Acesse </w:t>
       </w:r>
-      <w:proofErr w:type="spellStart"/>
-      <w:r>
-        <w:rPr>
-          <w:rStyle w:val="CodeChar"/>
-        </w:rPr>
-        <w:t>InfoVis</w:t>
-      </w:r>
-      <w:proofErr w:type="spellEnd"/>
-      <w:r>
-        <w:rPr>
-          <w:rStyle w:val="CodeChar"/>
-        </w:rPr>
-        <w:t>-Settings &gt; Settings</w:t>
+      <w:r>
+        <w:rPr>
+          <w:rStyle w:val="CodeChar"/>
+        </w:rPr>
+        <w:t>InfoVis-Settings &gt; Settings</w:t>
       </w:r>
       <w:r>
         <w:t>.</w:t>
@@ -3979,39 +3058,21 @@
       <w:r>
         <w:t xml:space="preserve">Em </w:t>
       </w:r>
-      <w:proofErr w:type="spellStart"/>
-      <w:r>
-        <w:rPr>
-          <w:rStyle w:val="CodeChar"/>
-        </w:rPr>
-        <w:t>Decomposition</w:t>
-      </w:r>
-      <w:proofErr w:type="spellEnd"/>
-      <w:r>
-        <w:rPr>
-          <w:rStyle w:val="CodeChar"/>
-        </w:rPr>
-        <w:t xml:space="preserve"> </w:t>
-      </w:r>
-      <w:proofErr w:type="spellStart"/>
-      <w:r>
-        <w:rPr>
-          <w:rStyle w:val="CodeChar"/>
-        </w:rPr>
-        <w:t>views</w:t>
-      </w:r>
-      <w:proofErr w:type="spellEnd"/>
+      <w:r>
+        <w:rPr>
+          <w:rStyle w:val="CodeChar"/>
+        </w:rPr>
+        <w:t>Decomposition views</w:t>
+      </w:r>
       <w:r>
         <w:t xml:space="preserve">, clique em </w:t>
       </w:r>
-      <w:proofErr w:type="spellStart"/>
       <w:r>
         <w:rPr>
           <w:rStyle w:val="CodeChar"/>
         </w:rPr>
         <w:t>Load</w:t>
       </w:r>
-      <w:proofErr w:type="spellEnd"/>
       <w:r>
         <w:t>.</w:t>
       </w:r>
@@ -4024,15 +3085,7 @@
         </w:numPr>
       </w:pPr>
       <w:r>
-        <w:t xml:space="preserve">Edite, adicione, duplique ou remova vistas e </w:t>
-      </w:r>
-      <w:proofErr w:type="spellStart"/>
-      <w:r>
-        <w:t>relacoes</w:t>
-      </w:r>
-      <w:proofErr w:type="spellEnd"/>
-      <w:r>
-        <w:t>.</w:t>
+        <w:t>Edite, adicione, duplique ou remova vistas e relacoes.</w:t>
       </w:r>
     </w:p>
     <w:p>
@@ -4045,39 +3098,21 @@
       <w:r>
         <w:t xml:space="preserve">Clique em </w:t>
       </w:r>
-      <w:proofErr w:type="spellStart"/>
       <w:r>
         <w:rPr>
           <w:rStyle w:val="CodeChar"/>
         </w:rPr>
         <w:t>Save</w:t>
       </w:r>
-      <w:proofErr w:type="spellEnd"/>
       <w:r>
         <w:t xml:space="preserve"> para gravar em </w:t>
       </w:r>
-      <w:proofErr w:type="spellStart"/>
-      <w:r>
-        <w:rPr>
-          <w:rStyle w:val="CodeChar"/>
-        </w:rPr>
-        <w:t>resources</w:t>
-      </w:r>
-      <w:proofErr w:type="spellEnd"/>
-      <w:r>
-        <w:rPr>
-          <w:rStyle w:val="CodeChar"/>
-        </w:rPr>
-        <w:t>/</w:t>
-      </w:r>
-      <w:proofErr w:type="spellStart"/>
-      <w:r>
-        <w:rPr>
-          <w:rStyle w:val="CodeChar"/>
-        </w:rPr>
-        <w:t>decomposition_view.json</w:t>
-      </w:r>
-      <w:proofErr w:type="spellEnd"/>
+      <w:r>
+        <w:rPr>
+          <w:rStyle w:val="CodeChar"/>
+        </w:rPr>
+        <w:t>resources/decomposition_view.json</w:t>
+      </w:r>
       <w:r>
         <w:t>.</w:t>
       </w:r>
@@ -4224,55 +3259,100 @@
       <w:r>
         <w:t xml:space="preserve">Em </w:t>
       </w:r>
-      <w:proofErr w:type="spellStart"/>
-      <w:r>
-        <w:rPr>
-          <w:rStyle w:val="CodeChar"/>
-        </w:rPr>
-        <w:t>InfoVis-Occurrence</w:t>
-      </w:r>
-      <w:proofErr w:type="spellEnd"/>
-      <w:r>
-        <w:rPr>
-          <w:rStyle w:val="CodeChar"/>
-        </w:rPr>
-        <w:t xml:space="preserve"> &gt; </w:t>
-      </w:r>
-      <w:proofErr w:type="spellStart"/>
-      <w:r>
-        <w:rPr>
-          <w:rStyle w:val="CodeChar"/>
-        </w:rPr>
-        <w:t>Decompositions</w:t>
-      </w:r>
-      <w:proofErr w:type="spellEnd"/>
+      <w:r>
+        <w:rPr>
+          <w:rStyle w:val="CodeChar"/>
+        </w:rPr>
+        <w:t>InfoVis-Occurrence &gt; Decompositions</w:t>
+      </w:r>
       <w:r>
         <w:t xml:space="preserve">, escolha o </w:t>
       </w:r>
-      <w:proofErr w:type="spellStart"/>
-      <w:r>
-        <w:rPr>
-          <w:rStyle w:val="CodeChar"/>
-        </w:rPr>
-        <w:t>Tree</w:t>
-      </w:r>
-      <w:proofErr w:type="spellEnd"/>
-      <w:r>
-        <w:rPr>
-          <w:rStyle w:val="CodeChar"/>
-        </w:rPr>
+      <w:r>
+        <w:rPr>
+          <w:rStyle w:val="CodeChar"/>
+        </w:rPr>
+        <w:t>Tree Type</w:t>
+      </w:r>
+      <w:r>
+        <w:t>.</w:t>
+      </w:r>
+    </w:p>
+    <w:p>
+      <w:pPr>
+        <w:numPr>
+          <w:ilvl w:val="0"/>
+          <w:numId w:val="8"/>
+        </w:numPr>
+      </w:pPr>
+      <w:r>
+        <w:t xml:space="preserve">A troca do </w:t>
+      </w:r>
+      <w:r>
+        <w:rPr>
+          <w:rStyle w:val="CodeChar"/>
+        </w:rPr>
+        <w:t>Tree Type</w:t>
+      </w:r>
+      <w:r>
+        <w:t xml:space="preserve"> recarrega a arvore automaticamente.</w:t>
+      </w:r>
+    </w:p>
+    <w:p>
+      <w:pPr>
+        <w:numPr>
+          <w:ilvl w:val="0"/>
+          <w:numId w:val="8"/>
+        </w:numPr>
+      </w:pPr>
+      <w:r>
+        <w:t xml:space="preserve">Use </w:t>
+      </w:r>
+      <w:r>
+        <w:rPr>
+          <w:rStyle w:val="CodeChar"/>
+        </w:rPr>
+        <w:t>Expand all</w:t>
+      </w:r>
+      <w:r>
+        <w:t xml:space="preserve"> para abrir todos os nos.</w:t>
+      </w:r>
+    </w:p>
+    <w:p>
+      <w:pPr>
+        <w:numPr>
+          <w:ilvl w:val="0"/>
+          <w:numId w:val="8"/>
+        </w:numPr>
+      </w:pPr>
+      <w:r>
+        <w:t xml:space="preserve">Use </w:t>
+      </w:r>
+      <w:r>
+        <w:rPr>
+          <w:rStyle w:val="CodeChar"/>
+        </w:rPr>
+        <w:t>Collapse children</w:t>
+      </w:r>
+      <w:r>
+        <w:t xml:space="preserve"> para recolher os filhos.</w:t>
+      </w:r>
+    </w:p>
+    <w:p>
+      <w:pPr>
+        <w:numPr>
+          <w:ilvl w:val="0"/>
+          <w:numId w:val="8"/>
+        </w:numPr>
+      </w:pPr>
+      <w:r>
+        <w:t>Clique em um item da lista para selecionar o objeto correspondente na</w:t>
+      </w:r>
+      <w:r>
         <w:t xml:space="preserve"> </w:t>
       </w:r>
-      <w:proofErr w:type="spellStart"/>
-      <w:r>
-        <w:rPr>
-          <w:rStyle w:val="CodeChar"/>
-        </w:rPr>
-        <w:t>Type</w:t>
-      </w:r>
-      <w:proofErr w:type="spellEnd"/>
-      <w:r>
-        <w:t>.</w:t>
+      <w:r>
+        <w:t>Viewport.</w:t>
       </w:r>
     </w:p>
     <w:p>
@@ -4283,153 +3363,23 @@
         </w:numPr>
       </w:pPr>
       <w:r>
-        <w:t xml:space="preserve">A troca do </w:t>
-      </w:r>
-      <w:proofErr w:type="spellStart"/>
-      <w:r>
-        <w:rPr>
-          <w:rStyle w:val="CodeChar"/>
-        </w:rPr>
-        <w:t>Tree</w:t>
-      </w:r>
-      <w:proofErr w:type="spellEnd"/>
-      <w:r>
-        <w:rPr>
-          <w:rStyle w:val="CodeChar"/>
-        </w:rPr>
+        <w:t xml:space="preserve">Use o </w:t>
+      </w:r>
+      <w:r>
+        <w:t>ícone</w:t>
+      </w:r>
+      <w:r>
+        <w:t xml:space="preserve"> de </w:t>
+      </w:r>
+      <w:r>
+        <w:t>seleção</w:t>
+      </w:r>
+      <w:r>
+        <w:t xml:space="preserve"> de componentes para selecionar um elemento e seus</w:t>
+      </w:r>
+      <w:r>
         <w:t xml:space="preserve"> </w:t>
       </w:r>
-      <w:proofErr w:type="spellStart"/>
-      <w:r>
-        <w:rPr>
-          <w:rStyle w:val="CodeChar"/>
-        </w:rPr>
-        <w:t>Type</w:t>
-      </w:r>
-      <w:proofErr w:type="spellEnd"/>
-      <w:r>
-        <w:t xml:space="preserve"> recarrega a arvore automaticamente.</w:t>
-      </w:r>
-    </w:p>
-    <w:p>
-      <w:pPr>
-        <w:numPr>
-          <w:ilvl w:val="0"/>
-          <w:numId w:val="8"/>
-        </w:numPr>
-      </w:pPr>
-      <w:r>
-        <w:t xml:space="preserve">Use </w:t>
-      </w:r>
-      <w:proofErr w:type="spellStart"/>
-      <w:r>
-        <w:rPr>
-          <w:rStyle w:val="CodeChar"/>
-        </w:rPr>
-        <w:t>Expand</w:t>
-      </w:r>
-      <w:proofErr w:type="spellEnd"/>
-      <w:r>
-        <w:rPr>
-          <w:rStyle w:val="CodeChar"/>
-        </w:rPr>
-        <w:t xml:space="preserve"> </w:t>
-      </w:r>
-      <w:proofErr w:type="spellStart"/>
-      <w:r>
-        <w:rPr>
-          <w:rStyle w:val="CodeChar"/>
-        </w:rPr>
-        <w:t>all</w:t>
-      </w:r>
-      <w:proofErr w:type="spellEnd"/>
-      <w:r>
-        <w:t xml:space="preserve"> para abrir todos os nos.</w:t>
-      </w:r>
-    </w:p>
-    <w:p>
-      <w:pPr>
-        <w:numPr>
-          <w:ilvl w:val="0"/>
-          <w:numId w:val="8"/>
-        </w:numPr>
-      </w:pPr>
-      <w:r>
-        <w:t xml:space="preserve">Use </w:t>
-      </w:r>
-      <w:proofErr w:type="spellStart"/>
-      <w:r>
-        <w:rPr>
-          <w:rStyle w:val="CodeChar"/>
-        </w:rPr>
-        <w:t>Collapse</w:t>
-      </w:r>
-      <w:proofErr w:type="spellEnd"/>
-      <w:r>
-        <w:rPr>
-          <w:rStyle w:val="CodeChar"/>
-        </w:rPr>
-        <w:t xml:space="preserve"> </w:t>
-      </w:r>
-      <w:proofErr w:type="spellStart"/>
-      <w:r>
-        <w:rPr>
-          <w:rStyle w:val="CodeChar"/>
-        </w:rPr>
-        <w:t>children</w:t>
-      </w:r>
-      <w:proofErr w:type="spellEnd"/>
-      <w:r>
-        <w:t xml:space="preserve"> para recolher os filhos.</w:t>
-      </w:r>
-    </w:p>
-    <w:p>
-      <w:pPr>
-        <w:numPr>
-          <w:ilvl w:val="0"/>
-          <w:numId w:val="8"/>
-        </w:numPr>
-      </w:pPr>
-      <w:r>
-        <w:t>Clique em um item da lista para selecionar o objeto correspondente na</w:t>
-      </w:r>
-      <w:r>
-        <w:t xml:space="preserve"> </w:t>
-      </w:r>
-      <w:proofErr w:type="spellStart"/>
-      <w:r>
-        <w:t>Viewport</w:t>
-      </w:r>
-      <w:proofErr w:type="spellEnd"/>
-      <w:r>
-        <w:t>.</w:t>
-      </w:r>
-    </w:p>
-    <w:p>
-      <w:pPr>
-        <w:numPr>
-          <w:ilvl w:val="0"/>
-          <w:numId w:val="8"/>
-        </w:numPr>
-      </w:pPr>
-      <w:r>
-        <w:t xml:space="preserve">Use o </w:t>
-      </w:r>
-      <w:r>
-        <w:t>ícone</w:t>
-      </w:r>
-      <w:r>
-        <w:t xml:space="preserve"> de </w:t>
-      </w:r>
-      <w:r>
-        <w:t>seleção</w:t>
-      </w:r>
-      <w:r>
-        <w:t xml:space="preserve"> de componentes para selecionar um elemento e seus</w:t>
-      </w:r>
-      <w:r>
-        <w:t xml:space="preserve"> </w:t>
-      </w:r>
       <w:r>
         <w:t>filhos.</w:t>
       </w:r>
@@ -4449,18 +3399,15 @@
       <w:r>
         <w:t xml:space="preserve">Clique em </w:t>
       </w:r>
-      <w:proofErr w:type="spellStart"/>
       <w:r>
         <w:rPr>
           <w:rStyle w:val="CodeChar"/>
         </w:rPr>
         <w:t>Export</w:t>
       </w:r>
-      <w:proofErr w:type="spellEnd"/>
       <w:r>
         <w:t xml:space="preserve"> e escolha um caminho de arquivo. O </w:t>
       </w:r>
-      <w:proofErr w:type="spellStart"/>
       <w:r>
         <w:rPr>
           <w:i/>
@@ -4468,7 +3415,6 @@
         </w:rPr>
         <w:t>AddOn</w:t>
       </w:r>
-      <w:proofErr w:type="spellEnd"/>
       <w:r>
         <w:t xml:space="preserve"> gera um </w:t>
       </w:r>
@@ -4476,16 +3422,8 @@
         <w:rPr>
           <w:rStyle w:val="CodeChar"/>
         </w:rPr>
-        <w:t>.</w:t>
-      </w:r>
-      <w:proofErr w:type="spellStart"/>
-      <w:r>
-        <w:rPr>
-          <w:rStyle w:val="CodeChar"/>
-        </w:rPr>
-        <w:t>xlsx</w:t>
-      </w:r>
-      <w:proofErr w:type="spellEnd"/>
+        <w:t>.xlsx</w:t>
+      </w:r>
       <w:r>
         <w:t xml:space="preserve"> com:</w:t>
       </w:r>
@@ -4541,14 +3479,12 @@
           <w:numId w:val="1"/>
         </w:numPr>
       </w:pPr>
-      <w:proofErr w:type="spellStart"/>
       <w:r>
         <w:rPr>
           <w:rStyle w:val="CodeChar"/>
         </w:rPr>
         <w:t>ObjectType</w:t>
       </w:r>
-      <w:proofErr w:type="spellEnd"/>
       <w:r>
         <w:t>;</w:t>
       </w:r>
@@ -4724,28 +3660,12 @@
           <w:numId w:val="1"/>
         </w:numPr>
       </w:pPr>
-      <w:proofErr w:type="spellStart"/>
-      <w:r>
-        <w:rPr>
-          <w:rStyle w:val="CodeChar"/>
-        </w:rPr>
-        <w:t>change</w:t>
-      </w:r>
-      <w:proofErr w:type="spellEnd"/>
-      <w:r>
-        <w:rPr>
-          <w:rStyle w:val="CodeChar"/>
-        </w:rPr>
-        <w:t xml:space="preserve"> </w:t>
-      </w:r>
-      <w:proofErr w:type="spellStart"/>
-      <w:r>
-        <w:rPr>
-          <w:rStyle w:val="CodeChar"/>
-        </w:rPr>
-        <w:t>aggregations</w:t>
-      </w:r>
-      <w:proofErr w:type="spellEnd"/>
+      <w:r>
+        <w:rPr>
+          <w:rStyle w:val="CodeChar"/>
+        </w:rPr>
+        <w:t>change aggregations</w:t>
+      </w:r>
       <w:r>
         <w:t>: habilita mover elementos para outro pai.</w:t>
       </w:r>
@@ -4757,50 +3677,30 @@
           <w:numId w:val="1"/>
         </w:numPr>
       </w:pPr>
-      <w:proofErr w:type="spellStart"/>
-      <w:r>
-        <w:rPr>
-          <w:rStyle w:val="CodeChar"/>
-        </w:rPr>
-        <w:t>aggregation</w:t>
-      </w:r>
-      <w:proofErr w:type="spellEnd"/>
-      <w:r>
-        <w:rPr>
-          <w:rStyle w:val="CodeChar"/>
-        </w:rPr>
-        <w:t xml:space="preserve"> </w:t>
-      </w:r>
-      <w:proofErr w:type="spellStart"/>
-      <w:r>
-        <w:rPr>
-          <w:rStyle w:val="CodeChar"/>
-        </w:rPr>
-        <w:t>type</w:t>
-      </w:r>
-      <w:proofErr w:type="spellEnd"/>
+      <w:r>
+        <w:rPr>
+          <w:rStyle w:val="CodeChar"/>
+        </w:rPr>
+        <w:t>aggregation type</w:t>
+      </w:r>
       <w:r>
         <w:t xml:space="preserve">: escolhe entre </w:t>
       </w:r>
-      <w:proofErr w:type="spellStart"/>
       <w:r>
         <w:rPr>
           <w:rStyle w:val="CodeChar"/>
         </w:rPr>
         <w:t>Nests</w:t>
       </w:r>
-      <w:proofErr w:type="spellEnd"/>
       <w:r>
         <w:t xml:space="preserve"> e </w:t>
       </w:r>
-      <w:proofErr w:type="spellStart"/>
       <w:r>
         <w:rPr>
           <w:rStyle w:val="CodeChar"/>
         </w:rPr>
         <w:t>Aggregations</w:t>
       </w:r>
-      <w:proofErr w:type="spellEnd"/>
       <w:r>
         <w:t>.</w:t>
       </w:r>
@@ -4812,28 +3712,12 @@
           <w:numId w:val="1"/>
         </w:numPr>
       </w:pPr>
-      <w:proofErr w:type="spellStart"/>
-      <w:r>
-        <w:rPr>
-          <w:rStyle w:val="CodeChar"/>
-        </w:rPr>
-        <w:t>change</w:t>
-      </w:r>
-      <w:proofErr w:type="spellEnd"/>
-      <w:r>
-        <w:rPr>
-          <w:rStyle w:val="CodeChar"/>
-        </w:rPr>
-        <w:t xml:space="preserve"> </w:t>
-      </w:r>
-      <w:proofErr w:type="spellStart"/>
-      <w:r>
-        <w:rPr>
-          <w:rStyle w:val="CodeChar"/>
-        </w:rPr>
-        <w:t>order</w:t>
-      </w:r>
-      <w:proofErr w:type="spellEnd"/>
+      <w:r>
+        <w:rPr>
+          <w:rStyle w:val="CodeChar"/>
+        </w:rPr>
+        <w:t>change order</w:t>
+      </w:r>
       <w:r>
         <w:t>: habilita setas para reordenar elementos folha.</w:t>
       </w:r>
@@ -4934,13 +3818,8 @@
           </wp:anchor>
         </w:drawing>
       </w:r>
-      <w:proofErr w:type="spellStart"/>
-      <w:r>
-        <w:t>InfoVis-Occurrence</w:t>
-      </w:r>
-      <w:proofErr w:type="spellEnd"/>
-      <w:r>
-        <w:t>: Properties</w:t>
+      <w:r>
+        <w:t>InfoVis-Occurrence: Properties</w:t>
       </w:r>
     </w:p>
     <w:p/>
@@ -5018,13 +3897,36 @@
         <w:t>Properties</w:t>
       </w:r>
       <w:r>
-        <w:t xml:space="preserve"> trabalha sobre o objeto ativo da </w:t>
-      </w:r>
-      <w:proofErr w:type="spellStart"/>
-      <w:r>
-        <w:t>Viewport</w:t>
-      </w:r>
-      <w:proofErr w:type="spellEnd"/>
+        <w:t xml:space="preserve"> trabalha sobre o objeto ativo da Viewport.</w:t>
+      </w:r>
+    </w:p>
+    <w:p>
+      <w:pPr>
+        <w:numPr>
+          <w:ilvl w:val="0"/>
+          <w:numId w:val="9"/>
+        </w:numPr>
+      </w:pPr>
+      <w:r>
+        <w:t>Selecione um objeto IFC.</w:t>
+      </w:r>
+    </w:p>
+    <w:p>
+      <w:pPr>
+        <w:numPr>
+          <w:ilvl w:val="0"/>
+          <w:numId w:val="9"/>
+        </w:numPr>
+      </w:pPr>
+      <w:r>
+        <w:t xml:space="preserve">Clique em </w:t>
+      </w:r>
+      <w:r>
+        <w:rPr>
+          <w:rStyle w:val="CodeChar"/>
+        </w:rPr>
+        <w:t>Load properties</w:t>
+      </w:r>
       <w:r>
         <w:t>.</w:t>
       </w:r>
@@ -5035,9 +3937,41 @@
           <w:ilvl w:val="0"/>
           <w:numId w:val="9"/>
         </w:numPr>
-      </w:pPr>
-      <w:r>
-        <w:t>Selecione um objeto IFC.</w:t>
+        <w:rPr>
+          <w:lang w:val="en-US"/>
+        </w:rPr>
+      </w:pPr>
+      <w:r>
+        <w:rPr>
+          <w:lang w:val="en-US"/>
+        </w:rPr>
+        <w:t xml:space="preserve">Revise </w:t>
+      </w:r>
+      <w:r>
+        <w:rPr>
+          <w:rStyle w:val="CodeChar"/>
+          <w:lang w:val="en-US"/>
+        </w:rPr>
+        <w:t>Occurence Properties</w:t>
+      </w:r>
+      <w:r>
+        <w:rPr>
+          <w:lang w:val="en-US"/>
+        </w:rPr>
+        <w:t xml:space="preserve"> e </w:t>
+      </w:r>
+      <w:r>
+        <w:rPr>
+          <w:rStyle w:val="CodeChar"/>
+          <w:lang w:val="en-US"/>
+        </w:rPr>
+        <w:t>Inherited Type Properties</w:t>
+      </w:r>
+      <w:r>
+        <w:rPr>
+          <w:lang w:val="en-US"/>
+        </w:rPr>
+        <w:t>.</w:t>
       </w:r>
     </w:p>
     <w:p>
@@ -5048,30 +3982,29 @@
         </w:numPr>
       </w:pPr>
       <w:r>
-        <w:t xml:space="preserve">Clique em </w:t>
-      </w:r>
-      <w:proofErr w:type="spellStart"/>
-      <w:r>
-        <w:rPr>
-          <w:rStyle w:val="CodeChar"/>
-        </w:rPr>
-        <w:t>Load</w:t>
-      </w:r>
-      <w:proofErr w:type="spellEnd"/>
-      <w:r>
-        <w:rPr>
-          <w:rStyle w:val="CodeChar"/>
-        </w:rPr>
+        <w:t xml:space="preserve">Use </w:t>
+      </w:r>
+      <w:r>
+        <w:rPr>
+          <w:rStyle w:val="CodeChar"/>
+        </w:rPr>
+        <w:t>Show property description</w:t>
+      </w:r>
+      <w:r>
+        <w:t xml:space="preserve"> para alternar entre nomes </w:t>
+      </w:r>
+      <w:r>
+        <w:t>técnicos</w:t>
+      </w:r>
+      <w:r>
+        <w:t xml:space="preserve"> e</w:t>
+      </w:r>
+      <w:r>
         <w:t xml:space="preserve"> </w:t>
       </w:r>
-      <w:proofErr w:type="spellStart"/>
-      <w:r>
-        <w:rPr>
-          <w:rStyle w:val="CodeChar"/>
-        </w:rPr>
-        <w:t>properties</w:t>
-      </w:r>
-      <w:proofErr w:type="spellEnd"/>
+      <w:r>
+        <w:t>descrições</w:t>
+      </w:r>
       <w:r>
         <w:t>.</w:t>
       </w:r>
@@ -5082,140 +4015,9 @@
           <w:ilvl w:val="0"/>
           <w:numId w:val="9"/>
         </w:numPr>
-        <w:rPr>
-          <w:lang w:val="en-US"/>
-        </w:rPr>
-      </w:pPr>
-      <w:r>
-        <w:rPr>
-          <w:lang w:val="en-US"/>
-        </w:rPr>
-        <w:t xml:space="preserve">Revise </w:t>
-      </w:r>
-      <w:proofErr w:type="spellStart"/>
-      <w:r>
-        <w:rPr>
-          <w:rStyle w:val="CodeChar"/>
-          <w:lang w:val="en-US"/>
-        </w:rPr>
-        <w:t>Occurence</w:t>
-      </w:r>
-      <w:proofErr w:type="spellEnd"/>
-      <w:r>
-        <w:rPr>
-          <w:rStyle w:val="CodeChar"/>
-          <w:lang w:val="en-US"/>
-        </w:rPr>
-        <w:t xml:space="preserve"> Properties</w:t>
-      </w:r>
-      <w:r>
-        <w:rPr>
-          <w:lang w:val="en-US"/>
-        </w:rPr>
-        <w:t xml:space="preserve"> </w:t>
-      </w:r>
-      <w:proofErr w:type="gramStart"/>
-      <w:r>
-        <w:rPr>
-          <w:lang w:val="en-US"/>
-        </w:rPr>
-        <w:t>e</w:t>
-      </w:r>
-      <w:proofErr w:type="gramEnd"/>
-      <w:r>
-        <w:rPr>
-          <w:lang w:val="en-US"/>
-        </w:rPr>
-        <w:t xml:space="preserve"> </w:t>
-      </w:r>
-      <w:r>
-        <w:rPr>
-          <w:rStyle w:val="CodeChar"/>
-          <w:lang w:val="en-US"/>
-        </w:rPr>
-        <w:t>Inherited Type Properties</w:t>
-      </w:r>
-      <w:r>
-        <w:rPr>
-          <w:lang w:val="en-US"/>
-        </w:rPr>
-        <w:t>.</w:t>
-      </w:r>
-    </w:p>
-    <w:p>
-      <w:pPr>
-        <w:numPr>
-          <w:ilvl w:val="0"/>
-          <w:numId w:val="9"/>
-        </w:numPr>
-      </w:pPr>
-      <w:r>
-        <w:t xml:space="preserve">Use </w:t>
-      </w:r>
-      <w:r>
-        <w:rPr>
-          <w:rStyle w:val="CodeChar"/>
-        </w:rPr>
-        <w:t xml:space="preserve">Show </w:t>
-      </w:r>
-      <w:proofErr w:type="spellStart"/>
-      <w:r>
-        <w:rPr>
-          <w:rStyle w:val="CodeChar"/>
-        </w:rPr>
-        <w:t>property</w:t>
-      </w:r>
-      <w:proofErr w:type="spellEnd"/>
-      <w:r>
-        <w:rPr>
-          <w:rStyle w:val="CodeChar"/>
-        </w:rPr>
-        <w:t xml:space="preserve"> </w:t>
-      </w:r>
-      <w:proofErr w:type="spellStart"/>
-      <w:r>
-        <w:rPr>
-          <w:rStyle w:val="CodeChar"/>
-        </w:rPr>
-        <w:t>description</w:t>
-      </w:r>
-      <w:proofErr w:type="spellEnd"/>
-      <w:r>
-        <w:t xml:space="preserve"> para alternar entre nomes </w:t>
-      </w:r>
-      <w:r>
-        <w:t>técnicos</w:t>
-      </w:r>
-      <w:r>
-        <w:t xml:space="preserve"> e</w:t>
-      </w:r>
-      <w:r>
-        <w:t xml:space="preserve"> </w:t>
-      </w:r>
-      <w:r>
-        <w:t>descrições</w:t>
-      </w:r>
-      <w:r>
-        <w:t>.</w:t>
-      </w:r>
-    </w:p>
-    <w:p>
-      <w:pPr>
-        <w:numPr>
-          <w:ilvl w:val="0"/>
-          <w:numId w:val="9"/>
-        </w:numPr>
-      </w:pPr>
-      <w:r>
-        <w:t xml:space="preserve">Expanda/recolha </w:t>
-      </w:r>
-      <w:proofErr w:type="spellStart"/>
-      <w:r>
-        <w:t>Psets</w:t>
-      </w:r>
-      <w:proofErr w:type="spellEnd"/>
-      <w:r>
-        <w:t xml:space="preserve"> pelo </w:t>
+      </w:pPr>
+      <w:r>
+        <w:t xml:space="preserve">Expanda/recolha Psets pelo </w:t>
       </w:r>
       <w:r>
         <w:t>ícone</w:t>
@@ -5395,15 +4197,7 @@
     </w:p>
     <w:p>
       <w:r>
-        <w:t xml:space="preserve">Quando o objeto ou o </w:t>
-      </w:r>
-      <w:proofErr w:type="spellStart"/>
-      <w:r>
-        <w:t>Pset</w:t>
-      </w:r>
-      <w:proofErr w:type="spellEnd"/>
-      <w:r>
-        <w:t xml:space="preserve"> possui documentos referenciados:</w:t>
+        <w:t>Quando o objeto ou o Pset possui documentos referenciados:</w:t>
       </w:r>
     </w:p>
     <w:p>
@@ -5488,15 +4282,7 @@
         <w:t>diálogo</w:t>
       </w:r>
       <w:r>
-        <w:t xml:space="preserve"> de </w:t>
-      </w:r>
-      <w:proofErr w:type="spellStart"/>
-      <w:r>
-        <w:t>grafico</w:t>
-      </w:r>
-      <w:proofErr w:type="spellEnd"/>
-      <w:r>
-        <w:t xml:space="preserve"> permite escolher eixo X, colunas, limites, intervalos de</w:t>
+        <w:t xml:space="preserve"> de grafico permite escolher eixo X, colunas, limites, intervalos de</w:t>
       </w:r>
     </w:p>
     <w:p>
@@ -5521,21 +4307,8 @@
         <w:pStyle w:val="Ttulo2"/>
       </w:pPr>
       <w:r>
-        <w:t xml:space="preserve">Adicionar propriedade aos </w:t>
-      </w:r>
-      <w:proofErr w:type="spellStart"/>
-      <w:r>
-        <w:t>labels</w:t>
-      </w:r>
-      <w:proofErr w:type="spellEnd"/>
-      <w:r>
-        <w:t xml:space="preserve"> da </w:t>
-      </w:r>
-      <w:proofErr w:type="spellStart"/>
-      <w:r>
-        <w:t>Viewport</w:t>
-      </w:r>
-      <w:proofErr w:type="spellEnd"/>
+        <w:t>Adicionar propriedade aos labels da Viewport</w:t>
+      </w:r>
     </w:p>
     <w:p>
       <w:pPr>
@@ -5700,32 +4473,14 @@
       </w:r>
     </w:p>
     <w:p>
-      <w:proofErr w:type="spellStart"/>
       <w:r>
         <w:rPr>
           <w:rStyle w:val="CodeChar"/>
         </w:rPr>
         <w:t>Pset.Property</w:t>
       </w:r>
-      <w:proofErr w:type="spellEnd"/>
-      <w:r>
-        <w:t xml:space="preserve"> aos </w:t>
-      </w:r>
-      <w:proofErr w:type="spellStart"/>
-      <w:r>
-        <w:t>labels</w:t>
-      </w:r>
-      <w:proofErr w:type="spellEnd"/>
-      <w:r>
-        <w:t xml:space="preserve"> IFC da </w:t>
-      </w:r>
-      <w:proofErr w:type="spellStart"/>
-      <w:r>
-        <w:t>Viewport</w:t>
-      </w:r>
-      <w:proofErr w:type="spellEnd"/>
-      <w:r>
-        <w:t>. A lista de campos exibidos fica em</w:t>
+      <w:r>
+        <w:t xml:space="preserve"> aos labels IFC da Viewport. A lista de campos exibidos fica em</w:t>
       </w:r>
     </w:p>
     <w:p>
@@ -5829,28 +4584,12 @@
       <w:r>
         <w:t xml:space="preserve">O painel </w:t>
       </w:r>
-      <w:proofErr w:type="spellStart"/>
-      <w:r>
-        <w:rPr>
-          <w:rStyle w:val="CodeChar"/>
-        </w:rPr>
-        <w:t>Constructive</w:t>
-      </w:r>
-      <w:proofErr w:type="spellEnd"/>
-      <w:r>
-        <w:rPr>
-          <w:rStyle w:val="CodeChar"/>
-        </w:rPr>
-        <w:t xml:space="preserve"> </w:t>
-      </w:r>
-      <w:proofErr w:type="spellStart"/>
-      <w:r>
-        <w:rPr>
-          <w:rStyle w:val="CodeChar"/>
-        </w:rPr>
-        <w:t>Type</w:t>
-      </w:r>
-      <w:proofErr w:type="spellEnd"/>
+      <w:r>
+        <w:rPr>
+          <w:rStyle w:val="CodeChar"/>
+        </w:rPr>
+        <w:t>Constructive Type</w:t>
+      </w:r>
       <w:r>
         <w:t xml:space="preserve"> mostra </w:t>
       </w:r>
@@ -5878,14 +4617,12 @@
           <w:numId w:val="1"/>
         </w:numPr>
       </w:pPr>
-      <w:proofErr w:type="spellStart"/>
       <w:r>
         <w:rPr>
           <w:rStyle w:val="CodeChar"/>
         </w:rPr>
         <w:t>ElementType</w:t>
       </w:r>
-      <w:proofErr w:type="spellEnd"/>
       <w:r>
         <w:t>;</w:t>
       </w:r>
@@ -6135,14 +4872,12 @@
       <w:r>
         <w:t xml:space="preserve">Quando o tipo possui componentes/camadas, a lista </w:t>
       </w:r>
-      <w:proofErr w:type="spellStart"/>
       <w:r>
         <w:rPr>
           <w:rStyle w:val="CodeChar"/>
         </w:rPr>
         <w:t>Layers</w:t>
       </w:r>
-      <w:proofErr w:type="spellEnd"/>
       <w:r>
         <w:t xml:space="preserve"> permite selecionar a</w:t>
       </w:r>
@@ -6211,19 +4946,9 @@
       <w:pPr>
         <w:pStyle w:val="Ttulo1"/>
       </w:pPr>
-      <w:proofErr w:type="spellStart"/>
-      <w:r>
-        <w:t>InfoVis-Occurrence</w:t>
-      </w:r>
-      <w:proofErr w:type="spellEnd"/>
-      <w:r>
-        <w:t xml:space="preserve">: Connect </w:t>
-      </w:r>
-      <w:proofErr w:type="spellStart"/>
-      <w:r>
-        <w:t>Elements</w:t>
-      </w:r>
-      <w:proofErr w:type="spellEnd"/>
+      <w:r>
+        <w:t>InfoVis-Occurrence: Connect Elements</w:t>
+      </w:r>
     </w:p>
     <w:p>
       <w:r>
@@ -6233,47 +4958,15 @@
         <w:rPr>
           <w:rStyle w:val="CodeChar"/>
         </w:rPr>
-        <w:t xml:space="preserve">Connect </w:t>
-      </w:r>
-      <w:proofErr w:type="spellStart"/>
-      <w:r>
-        <w:rPr>
-          <w:rStyle w:val="CodeChar"/>
-        </w:rPr>
-        <w:t>Elements</w:t>
-      </w:r>
-      <w:proofErr w:type="spellEnd"/>
-      <w:r>
-        <w:t xml:space="preserve"> para revisar e editar </w:t>
-      </w:r>
-      <w:proofErr w:type="spellStart"/>
-      <w:r>
-        <w:t>relacoes</w:t>
-      </w:r>
-      <w:proofErr w:type="spellEnd"/>
-      <w:r>
-        <w:t xml:space="preserve"> IFC de </w:t>
-      </w:r>
-      <w:proofErr w:type="spellStart"/>
-      <w:r>
-        <w:t>conexao</w:t>
-      </w:r>
-      <w:proofErr w:type="spellEnd"/>
-      <w:r>
-        <w:t>.</w:t>
-      </w:r>
-    </w:p>
-    <w:p>
-      <w:r>
-        <w:t xml:space="preserve">Com objetos selecionados, o painel lista as </w:t>
-      </w:r>
-      <w:proofErr w:type="spellStart"/>
-      <w:r>
-        <w:t>conexoes</w:t>
-      </w:r>
-      <w:proofErr w:type="spellEnd"/>
-      <w:r>
-        <w:t xml:space="preserve"> encontradas, incluindo:</w:t>
+        <w:t>Connect Elements</w:t>
+      </w:r>
+      <w:r>
+        <w:t xml:space="preserve"> para revisar e editar relacoes IFC de conexao.</w:t>
+      </w:r>
+    </w:p>
+    <w:p>
+      <w:r>
+        <w:t>Com objetos selecionados, o painel lista as conexoes encontradas, incluindo:</w:t>
       </w:r>
     </w:p>
     <w:p>
@@ -6283,7 +4976,6 @@
           <w:numId w:val="1"/>
         </w:numPr>
       </w:pPr>
-      <w:proofErr w:type="spellStart"/>
       <w:r>
         <w:rPr>
           <w:rStyle w:val="CodeChar"/>
@@ -6291,7 +4983,6 @@
         <w:lastRenderedPageBreak/>
         <w:t>IfcRelConnectsElements</w:t>
       </w:r>
-      <w:proofErr w:type="spellEnd"/>
       <w:r>
         <w:t>;</w:t>
       </w:r>
@@ -6303,14 +4994,12 @@
           <w:numId w:val="1"/>
         </w:numPr>
       </w:pPr>
-      <w:proofErr w:type="spellStart"/>
       <w:r>
         <w:rPr>
           <w:rStyle w:val="CodeChar"/>
         </w:rPr>
         <w:t>IfcRelConnectsPorts</w:t>
       </w:r>
-      <w:proofErr w:type="spellEnd"/>
       <w:r>
         <w:t>;</w:t>
       </w:r>
@@ -6322,14 +5011,12 @@
           <w:numId w:val="1"/>
         </w:numPr>
       </w:pPr>
-      <w:proofErr w:type="spellStart"/>
       <w:r>
         <w:rPr>
           <w:rStyle w:val="CodeChar"/>
         </w:rPr>
         <w:t>IfcRelConnectsWithRealizingElements</w:t>
       </w:r>
-      <w:proofErr w:type="spellEnd"/>
       <w:r>
         <w:t>.</w:t>
       </w:r>
@@ -6415,16 +5102,8 @@
         <w:rPr>
           <w:rStyle w:val="CodeChar"/>
         </w:rPr>
-        <w:t xml:space="preserve">Connection </w:t>
-      </w:r>
-      <w:proofErr w:type="spellStart"/>
-      <w:r>
-        <w:rPr>
-          <w:rStyle w:val="CodeChar"/>
-        </w:rPr>
-        <w:t>Type</w:t>
-      </w:r>
-      <w:proofErr w:type="spellEnd"/>
+        <w:t>Connection Type</w:t>
+      </w:r>
       <w:r>
         <w:t>.</w:t>
       </w:r>
@@ -6437,13 +5116,34 @@
         </w:numPr>
       </w:pPr>
       <w:r>
-        <w:t xml:space="preserve">Selecione o objeto ativo desejado na </w:t>
-      </w:r>
-      <w:proofErr w:type="spellStart"/>
-      <w:r>
-        <w:t>Viewport</w:t>
-      </w:r>
-      <w:proofErr w:type="spellEnd"/>
+        <w:t>Selecione o objeto ativo desejado na Viewport.</w:t>
+      </w:r>
+    </w:p>
+    <w:p>
+      <w:pPr>
+        <w:numPr>
+          <w:ilvl w:val="0"/>
+          <w:numId w:val="10"/>
+        </w:numPr>
+      </w:pPr>
+      <w:r>
+        <w:t xml:space="preserve">Use o botao </w:t>
+      </w:r>
+      <w:r>
+        <w:rPr>
+          <w:rStyle w:val="CodeChar"/>
+        </w:rPr>
+        <w:t>ADD</w:t>
+      </w:r>
+      <w:r>
+        <w:t xml:space="preserve"> ao lado de </w:t>
+      </w:r>
+      <w:r>
+        <w:rPr>
+          <w:rStyle w:val="CodeChar"/>
+        </w:rPr>
+        <w:t>Relating Element A</w:t>
+      </w:r>
       <w:r>
         <w:t>.</w:t>
       </w:r>
@@ -6456,15 +5156,7 @@
         </w:numPr>
       </w:pPr>
       <w:r>
-        <w:t xml:space="preserve">Use o </w:t>
-      </w:r>
-      <w:proofErr w:type="spellStart"/>
-      <w:r>
-        <w:t>botao</w:t>
-      </w:r>
-      <w:proofErr w:type="spellEnd"/>
-      <w:r>
-        <w:t xml:space="preserve"> </w:t>
+        <w:t xml:space="preserve">Selecione outro objeto e use </w:t>
       </w:r>
       <w:r>
         <w:rPr>
@@ -6473,21 +5165,13 @@
         <w:t>ADD</w:t>
       </w:r>
       <w:r>
-        <w:t xml:space="preserve"> ao lado de </w:t>
-      </w:r>
-      <w:proofErr w:type="spellStart"/>
-      <w:r>
-        <w:rPr>
-          <w:rStyle w:val="CodeChar"/>
-        </w:rPr>
-        <w:t>Relating</w:t>
-      </w:r>
-      <w:proofErr w:type="spellEnd"/>
-      <w:r>
-        <w:rPr>
-          <w:rStyle w:val="CodeChar"/>
-        </w:rPr>
-        <w:t xml:space="preserve"> Element A</w:t>
+        <w:t xml:space="preserve"> em </w:t>
+      </w:r>
+      <w:r>
+        <w:rPr>
+          <w:rStyle w:val="CodeChar"/>
+        </w:rPr>
+        <w:t>Relating Element B</w:t>
       </w:r>
       <w:r>
         <w:t>.</w:t>
@@ -6501,30 +5185,13 @@
         </w:numPr>
       </w:pPr>
       <w:r>
-        <w:t xml:space="preserve">Selecione outro objeto e use </w:t>
-      </w:r>
-      <w:r>
-        <w:rPr>
-          <w:rStyle w:val="CodeChar"/>
-        </w:rPr>
-        <w:t>ADD</w:t>
-      </w:r>
-      <w:r>
-        <w:t xml:space="preserve"> em </w:t>
-      </w:r>
-      <w:proofErr w:type="spellStart"/>
-      <w:r>
-        <w:rPr>
-          <w:rStyle w:val="CodeChar"/>
-        </w:rPr>
-        <w:t>Relating</w:t>
-      </w:r>
-      <w:proofErr w:type="spellEnd"/>
-      <w:r>
-        <w:rPr>
-          <w:rStyle w:val="CodeChar"/>
-        </w:rPr>
-        <w:t xml:space="preserve"> Element B</w:t>
+        <w:t xml:space="preserve">Para conexoes que exigem realizador, preencha </w:t>
+      </w:r>
+      <w:r>
+        <w:rPr>
+          <w:rStyle w:val="CodeChar"/>
+        </w:rPr>
+        <w:t>Realizing Element</w:t>
       </w:r>
       <w:r>
         <w:t>.</w:t>
@@ -6538,110 +5205,35 @@
         </w:numPr>
       </w:pPr>
       <w:r>
-        <w:t xml:space="preserve">Para </w:t>
-      </w:r>
-      <w:proofErr w:type="spellStart"/>
-      <w:r>
-        <w:t>conexoes</w:t>
-      </w:r>
-      <w:proofErr w:type="spellEnd"/>
-      <w:r>
-        <w:t xml:space="preserve"> que exigem realizador, preencha </w:t>
-      </w:r>
-      <w:proofErr w:type="spellStart"/>
-      <w:r>
-        <w:rPr>
-          <w:rStyle w:val="CodeChar"/>
-        </w:rPr>
-        <w:t>Realizing</w:t>
-      </w:r>
-      <w:proofErr w:type="spellEnd"/>
-      <w:r>
-        <w:rPr>
-          <w:rStyle w:val="CodeChar"/>
-        </w:rPr>
-        <w:t xml:space="preserve"> Element</w:t>
+        <w:t xml:space="preserve">Clique em </w:t>
+      </w:r>
+      <w:r>
+        <w:rPr>
+          <w:rStyle w:val="CodeChar"/>
+        </w:rPr>
+        <w:t>Add Connection</w:t>
       </w:r>
       <w:r>
         <w:t>.</w:t>
       </w:r>
     </w:p>
     <w:p>
-      <w:pPr>
-        <w:numPr>
-          <w:ilvl w:val="0"/>
-          <w:numId w:val="10"/>
-        </w:numPr>
-      </w:pPr>
-      <w:r>
-        <w:t xml:space="preserve">Clique em </w:t>
-      </w:r>
-      <w:proofErr w:type="spellStart"/>
-      <w:r>
-        <w:rPr>
-          <w:rStyle w:val="CodeChar"/>
-        </w:rPr>
-        <w:t>Add</w:t>
-      </w:r>
-      <w:proofErr w:type="spellEnd"/>
-      <w:r>
-        <w:rPr>
-          <w:rStyle w:val="CodeChar"/>
-        </w:rPr>
-        <w:t xml:space="preserve"> Connection</w:t>
-      </w:r>
-      <w:r>
-        <w:t>.</w:t>
-      </w:r>
-    </w:p>
-    <w:p>
-      <w:r>
-        <w:t xml:space="preserve">Para remover uma </w:t>
-      </w:r>
-      <w:proofErr w:type="spellStart"/>
-      <w:r>
-        <w:t>conexao</w:t>
-      </w:r>
-      <w:proofErr w:type="spellEnd"/>
-      <w:r>
-        <w:t xml:space="preserve"> existente, use o </w:t>
-      </w:r>
-      <w:proofErr w:type="spellStart"/>
-      <w:r>
-        <w:t>icone</w:t>
-      </w:r>
-      <w:proofErr w:type="spellEnd"/>
-      <w:r>
-        <w:t xml:space="preserve"> de desconectar ao lado da</w:t>
-      </w:r>
-    </w:p>
-    <w:p>
-      <w:proofErr w:type="spellStart"/>
-      <w:r>
-        <w:t>conexao</w:t>
-      </w:r>
-      <w:proofErr w:type="spellEnd"/>
-      <w:r>
-        <w:t xml:space="preserve"> listada.</w:t>
+      <w:r>
+        <w:t>Para remover uma conexao existente, use o icone de desconectar ao lado da</w:t>
+      </w:r>
+    </w:p>
+    <w:p>
+      <w:r>
+        <w:t>conexao listada.</w:t>
       </w:r>
     </w:p>
     <w:p>
       <w:pPr>
         <w:pStyle w:val="Ttulo1"/>
       </w:pPr>
-      <w:proofErr w:type="spellStart"/>
-      <w:r>
-        <w:t>InfoVis-Catalog</w:t>
-      </w:r>
-      <w:proofErr w:type="spellEnd"/>
-      <w:r>
-        <w:t xml:space="preserve">: </w:t>
-      </w:r>
-      <w:proofErr w:type="spellStart"/>
-      <w:r>
-        <w:t>Catalog</w:t>
-      </w:r>
-      <w:proofErr w:type="spellEnd"/>
+      <w:r>
+        <w:t>InfoVis-Catalog: Catalog</w:t>
+      </w:r>
     </w:p>
     <w:p/>
     <w:p>
@@ -6717,25 +5309,21 @@
       <w:r>
         <w:t xml:space="preserve">painel </w:t>
       </w:r>
-      <w:proofErr w:type="spellStart"/>
       <w:r>
         <w:rPr>
           <w:rStyle w:val="CodeChar"/>
         </w:rPr>
         <w:t>Catalog</w:t>
       </w:r>
-      <w:proofErr w:type="spellEnd"/>
       <w:r>
         <w:t xml:space="preserve"> organiza os </w:t>
       </w:r>
-      <w:proofErr w:type="spellStart"/>
       <w:r>
         <w:rPr>
           <w:rStyle w:val="CodeChar"/>
         </w:rPr>
         <w:t>IfcTypeProduct</w:t>
       </w:r>
-      <w:proofErr w:type="spellEnd"/>
       <w:r>
         <w:t xml:space="preserve"> do modelo por tipo de elemento.</w:t>
       </w:r>
@@ -6754,21 +5342,7 @@
         <w:rPr>
           <w:lang w:val="en-US"/>
         </w:rPr>
-        <w:t xml:space="preserve">Clique </w:t>
-      </w:r>
-      <w:proofErr w:type="spellStart"/>
-      <w:r>
-        <w:rPr>
-          <w:lang w:val="en-US"/>
-        </w:rPr>
-        <w:t>em</w:t>
-      </w:r>
-      <w:proofErr w:type="spellEnd"/>
-      <w:r>
-        <w:rPr>
-          <w:lang w:val="en-US"/>
-        </w:rPr>
-        <w:t xml:space="preserve"> </w:t>
+        <w:t xml:space="preserve">Clique em </w:t>
       </w:r>
       <w:r>
         <w:rPr>
@@ -6894,28 +5468,12 @@
       <w:r>
         <w:t xml:space="preserve">Clique em </w:t>
       </w:r>
-      <w:proofErr w:type="spellStart"/>
-      <w:r>
-        <w:rPr>
-          <w:rStyle w:val="CodeChar"/>
-        </w:rPr>
-        <w:t>Export</w:t>
-      </w:r>
-      <w:proofErr w:type="spellEnd"/>
-      <w:r>
-        <w:rPr>
-          <w:rStyle w:val="CodeChar"/>
-        </w:rPr>
-        <w:t xml:space="preserve"> </w:t>
-      </w:r>
-      <w:proofErr w:type="spellStart"/>
-      <w:r>
-        <w:rPr>
-          <w:rStyle w:val="CodeChar"/>
-        </w:rPr>
-        <w:t>Quantities</w:t>
-      </w:r>
-      <w:proofErr w:type="spellEnd"/>
+      <w:r>
+        <w:rPr>
+          <w:rStyle w:val="CodeChar"/>
+        </w:rPr>
+        <w:t>Export Quantities</w:t>
+      </w:r>
       <w:r>
         <w:t xml:space="preserve"> para exportar um </w:t>
       </w:r>
@@ -6923,16 +5481,8 @@
         <w:rPr>
           <w:rStyle w:val="CodeChar"/>
         </w:rPr>
-        <w:t>.</w:t>
-      </w:r>
-      <w:proofErr w:type="spellStart"/>
-      <w:r>
-        <w:rPr>
-          <w:rStyle w:val="CodeChar"/>
-        </w:rPr>
-        <w:t>xlsx</w:t>
-      </w:r>
-      <w:proofErr w:type="spellEnd"/>
+        <w:t>.xlsx</w:t>
+      </w:r>
       <w:r>
         <w:t xml:space="preserve"> com nome do tipo,</w:t>
       </w:r>
@@ -6946,13 +5496,8 @@
       <w:pPr>
         <w:pStyle w:val="Ttulo1"/>
       </w:pPr>
-      <w:proofErr w:type="spellStart"/>
-      <w:r>
-        <w:t>InfoVis-Catalog</w:t>
-      </w:r>
-      <w:proofErr w:type="spellEnd"/>
-      <w:r>
-        <w:t>: LI Mapping</w:t>
+      <w:r>
+        <w:t>InfoVis-Catalog: LI Mapping</w:t>
       </w:r>
     </w:p>
     <w:p>
@@ -6968,28 +5513,12 @@
       <w:r>
         <w:t xml:space="preserve"> edita </w:t>
       </w:r>
-      <w:proofErr w:type="spellStart"/>
-      <w:r>
-        <w:rPr>
-          <w:rStyle w:val="CodeChar"/>
-        </w:rPr>
-        <w:t>resources</w:t>
-      </w:r>
-      <w:proofErr w:type="spellEnd"/>
-      <w:r>
-        <w:rPr>
-          <w:rStyle w:val="CodeChar"/>
-        </w:rPr>
-        <w:t>/</w:t>
-      </w:r>
-      <w:proofErr w:type="spellStart"/>
-      <w:r>
-        <w:rPr>
-          <w:rStyle w:val="CodeChar"/>
-        </w:rPr>
-        <w:t>li_mapping.json</w:t>
-      </w:r>
-      <w:proofErr w:type="spellEnd"/>
+      <w:r>
+        <w:rPr>
+          <w:rStyle w:val="CodeChar"/>
+        </w:rPr>
+        <w:t>resources/li_mapping.json</w:t>
+      </w:r>
       <w:r>
         <w:t xml:space="preserve"> e usa esse mapeamento</w:t>
       </w:r>
@@ -7089,59 +5618,20 @@
         <w:rPr>
           <w:lang w:val="en-US"/>
         </w:rPr>
-        <w:t xml:space="preserve">: </w:t>
-      </w:r>
-      <w:proofErr w:type="spellStart"/>
-      <w:r>
-        <w:rPr>
+        <w:t xml:space="preserve">: carrega </w:t>
+      </w:r>
+      <w:r>
+        <w:rPr>
+          <w:rStyle w:val="CodeChar"/>
           <w:lang w:val="en-US"/>
         </w:rPr>
-        <w:t>carrega</w:t>
-      </w:r>
-      <w:proofErr w:type="spellEnd"/>
+        <w:t>resources/li_mapping.json</w:t>
+      </w:r>
       <w:r>
         <w:rPr>
           <w:lang w:val="en-US"/>
         </w:rPr>
-        <w:t xml:space="preserve"> </w:t>
-      </w:r>
-      <w:r>
-        <w:rPr>
-          <w:rStyle w:val="CodeChar"/>
-          <w:lang w:val="en-US"/>
-        </w:rPr>
-        <w:t>resources/</w:t>
-      </w:r>
-      <w:proofErr w:type="spellStart"/>
-      <w:r>
-        <w:rPr>
-          <w:rStyle w:val="CodeChar"/>
-          <w:lang w:val="en-US"/>
-        </w:rPr>
-        <w:t>li_mapping.json</w:t>
-      </w:r>
-      <w:proofErr w:type="spellEnd"/>
-      <w:r>
-        <w:rPr>
-          <w:lang w:val="en-US"/>
-        </w:rPr>
-        <w:t xml:space="preserve"> para </w:t>
-      </w:r>
-      <w:proofErr w:type="spellStart"/>
-      <w:proofErr w:type="gramStart"/>
-      <w:r>
-        <w:rPr>
-          <w:lang w:val="en-US"/>
-        </w:rPr>
-        <w:t>a</w:t>
-      </w:r>
-      <w:proofErr w:type="spellEnd"/>
-      <w:proofErr w:type="gramEnd"/>
-      <w:r>
-        <w:rPr>
-          <w:lang w:val="en-US"/>
-        </w:rPr>
-        <w:t xml:space="preserve"> interface.</w:t>
+        <w:t xml:space="preserve"> para a interface.</w:t>
       </w:r>
     </w:p>
     <w:p>
@@ -7151,24 +5641,14 @@
           <w:numId w:val="1"/>
         </w:numPr>
       </w:pPr>
-      <w:proofErr w:type="spellStart"/>
       <w:r>
         <w:rPr>
           <w:rStyle w:val="CodeChar"/>
         </w:rPr>
         <w:t>Save</w:t>
       </w:r>
-      <w:proofErr w:type="spellEnd"/>
-      <w:r>
-        <w:t xml:space="preserve">: grava as </w:t>
-      </w:r>
-      <w:proofErr w:type="spellStart"/>
-      <w:r>
-        <w:t>alteracoes</w:t>
-      </w:r>
-      <w:proofErr w:type="spellEnd"/>
-      <w:r>
-        <w:t xml:space="preserve"> de volta no JSON.</w:t>
+      <w:r>
+        <w:t>: grava as alteracoes de volta no JSON.</w:t>
       </w:r>
     </w:p>
     <w:p>
@@ -7178,19 +5658,11 @@
           <w:numId w:val="1"/>
         </w:numPr>
       </w:pPr>
-      <w:proofErr w:type="spellStart"/>
-      <w:r>
-        <w:rPr>
-          <w:rStyle w:val="CodeChar"/>
-        </w:rPr>
-        <w:t>Export</w:t>
-      </w:r>
-      <w:proofErr w:type="spellEnd"/>
-      <w:r>
-        <w:rPr>
-          <w:rStyle w:val="CodeChar"/>
-        </w:rPr>
-        <w:t xml:space="preserve"> LI</w:t>
+      <w:r>
+        <w:rPr>
+          <w:rStyle w:val="CodeChar"/>
+        </w:rPr>
+        <w:t>Export LI</w:t>
       </w:r>
       <w:r>
         <w:t xml:space="preserve">: gera um </w:t>
@@ -7199,31 +5671,15 @@
         <w:rPr>
           <w:rStyle w:val="CodeChar"/>
         </w:rPr>
-        <w:t>.</w:t>
-      </w:r>
-      <w:proofErr w:type="spellStart"/>
-      <w:r>
-        <w:rPr>
-          <w:rStyle w:val="CodeChar"/>
-        </w:rPr>
-        <w:t>xlsx</w:t>
-      </w:r>
-      <w:proofErr w:type="spellEnd"/>
+        <w:t>.xlsx</w:t>
+      </w:r>
       <w:r>
         <w:t xml:space="preserve"> a partir do modelo IFC atual e do mapeamento.</w:t>
       </w:r>
     </w:p>
     <w:p>
       <w:r>
-        <w:t xml:space="preserve"> Pela sua complexidade, esta parte do </w:t>
-      </w:r>
-      <w:proofErr w:type="spellStart"/>
-      <w:r>
-        <w:t>InfoVis</w:t>
-      </w:r>
-      <w:proofErr w:type="spellEnd"/>
-      <w:r>
-        <w:t xml:space="preserve"> será detalhada em documento </w:t>
+        <w:t xml:space="preserve"> Pela sua complexidade, esta parte do InfoVis será detalhada em documento </w:t>
       </w:r>
       <w:r>
         <w:t>anexo. (Anexo I)</w:t>
@@ -7239,7 +5695,7 @@
         </w:rPr>
         <w:lastRenderedPageBreak/>
         <w:drawing>
-          <wp:anchor distT="0" distB="0" distL="114300" distR="114300" simplePos="0" relativeHeight="251666432" behindDoc="1" locked="0" layoutInCell="1" allowOverlap="1" wp14:anchorId="1730A22F" wp14:editId="20B2DB44">
+          <wp:anchor distT="0" distB="0" distL="114300" distR="114300" simplePos="0" relativeHeight="251666432" behindDoc="1" locked="0" layoutInCell="1" allowOverlap="1" wp14:anchorId="1730A22F" wp14:editId="284E45C1">
             <wp:simplePos x="0" y="0"/>
             <wp:positionH relativeFrom="column">
               <wp:posOffset>2875107</wp:posOffset>
@@ -7295,60 +5751,471 @@
           </wp:anchor>
         </w:drawing>
       </w:r>
-      <w:proofErr w:type="spellStart"/>
-      <w:r>
-        <w:t>InfoVis-Analisys</w:t>
-      </w:r>
-      <w:proofErr w:type="spellEnd"/>
-      <w:r>
-        <w:t xml:space="preserve">: </w:t>
-      </w:r>
-      <w:proofErr w:type="spellStart"/>
-      <w:r>
+      <w:r>
+        <w:t>InfoVis-Analisys: Analisys</w:t>
+      </w:r>
+    </w:p>
+    <w:p/>
+    <w:p>
+      <w:r>
+        <w:rPr>
+          <w:noProof/>
+        </w:rPr>
+        <w:drawing>
+          <wp:inline distT="0" distB="0" distL="0" distR="0" wp14:anchorId="480DAD47" wp14:editId="7CC40868">
+            <wp:extent cx="5943600" cy="4538345"/>
+            <wp:effectExtent l="0" t="0" r="0" b="0"/>
+            <wp:docPr id="868253826" name="Imagem 3"/>
+            <wp:cNvGraphicFramePr>
+              <a:graphicFrameLocks xmlns:a="http://schemas.openxmlformats.org/drawingml/2006/main" noChangeAspect="1"/>
+            </wp:cNvGraphicFramePr>
+            <a:graphic xmlns:a="http://schemas.openxmlformats.org/drawingml/2006/main">
+              <a:graphicData uri="http://schemas.openxmlformats.org/drawingml/2006/picture">
+                <pic:pic xmlns:pic="http://schemas.openxmlformats.org/drawingml/2006/picture">
+                  <pic:nvPicPr>
+                    <pic:cNvPr id="0" name="Picture 3"/>
+                    <pic:cNvPicPr>
+                      <a:picLocks noChangeAspect="1" noChangeArrowheads="1"/>
+                    </pic:cNvPicPr>
+                  </pic:nvPicPr>
+                  <pic:blipFill>
+                    <a:blip r:embed="rId27" cstate="print">
+                      <a:extLst>
+                        <a:ext uri="{28A0092B-C50C-407E-A947-70E740481C1C}">
+                          <a14:useLocalDpi xmlns:a14="http://schemas.microsoft.com/office/drawing/2010/main" val="0"/>
+                        </a:ext>
+                      </a:extLst>
+                    </a:blip>
+                    <a:srcRect/>
+                    <a:stretch>
+                      <a:fillRect/>
+                    </a:stretch>
+                  </pic:blipFill>
+                  <pic:spPr bwMode="auto">
+                    <a:xfrm>
+                      <a:off x="0" y="0"/>
+                      <a:ext cx="5943600" cy="4538345"/>
+                    </a:xfrm>
+                    <a:prstGeom prst="rect">
+                      <a:avLst/>
+                    </a:prstGeom>
+                    <a:noFill/>
+                    <a:ln>
+                      <a:noFill/>
+                    </a:ln>
+                  </pic:spPr>
+                </pic:pic>
+              </a:graphicData>
+            </a:graphic>
+          </wp:inline>
+        </w:drawing>
+      </w:r>
+    </w:p>
+    <w:p>
+      <w:r>
+        <w:t xml:space="preserve">O painel </w:t>
+      </w:r>
+      <w:r>
+        <w:rPr>
+          <w:rStyle w:val="CodeChar"/>
+        </w:rPr>
         <w:t>Analisys</w:t>
       </w:r>
-      <w:proofErr w:type="spellEnd"/>
+      <w:r>
+        <w:t xml:space="preserve"> colore objetos da Viewport com base em propriedades IFC.</w:t>
+      </w:r>
+    </w:p>
+    <w:p>
+      <w:pPr>
+        <w:numPr>
+          <w:ilvl w:val="0"/>
+          <w:numId w:val="13"/>
+        </w:numPr>
+      </w:pPr>
+      <w:r>
+        <w:t xml:space="preserve">Escolha </w:t>
+      </w:r>
+      <w:r>
+        <w:rPr>
+          <w:rStyle w:val="CodeChar"/>
+        </w:rPr>
+        <w:t>Discipline</w:t>
+      </w:r>
+      <w:r>
+        <w:t>.</w:t>
+      </w:r>
+    </w:p>
+    <w:p>
+      <w:pPr>
+        <w:numPr>
+          <w:ilvl w:val="0"/>
+          <w:numId w:val="13"/>
+        </w:numPr>
+      </w:pPr>
+      <w:r>
+        <w:rPr>
+          <w:noProof/>
+        </w:rPr>
+        <w:drawing>
+          <wp:anchor distT="0" distB="0" distL="114300" distR="114300" simplePos="0" relativeHeight="251668480" behindDoc="1" locked="0" layoutInCell="1" allowOverlap="1" wp14:anchorId="11E996DF" wp14:editId="1E063DC7">
+            <wp:simplePos x="0" y="0"/>
+            <wp:positionH relativeFrom="column">
+              <wp:posOffset>2854749</wp:posOffset>
+            </wp:positionH>
+            <wp:positionV relativeFrom="paragraph">
+              <wp:posOffset>256963</wp:posOffset>
+            </wp:positionV>
+            <wp:extent cx="209550" cy="5924550"/>
+            <wp:effectExtent l="2857500" t="0" r="2838450" b="0"/>
+            <wp:wrapNone/>
+            <wp:docPr id="1280544231" name="Imagem 2"/>
+            <wp:cNvGraphicFramePr>
+              <a:graphicFrameLocks xmlns:a="http://schemas.openxmlformats.org/drawingml/2006/main" noChangeAspect="1"/>
+            </wp:cNvGraphicFramePr>
+            <a:graphic xmlns:a="http://schemas.openxmlformats.org/drawingml/2006/main">
+              <a:graphicData uri="http://schemas.openxmlformats.org/drawingml/2006/picture">
+                <pic:pic xmlns:pic="http://schemas.openxmlformats.org/drawingml/2006/picture">
+                  <pic:nvPicPr>
+                    <pic:cNvPr id="0" name="Picture 2"/>
+                    <pic:cNvPicPr>
+                      <a:picLocks noChangeAspect="1" noChangeArrowheads="1"/>
+                    </pic:cNvPicPr>
+                  </pic:nvPicPr>
+                  <pic:blipFill>
+                    <a:blip r:embed="rId28">
+                      <a:extLst>
+                        <a:ext uri="{28A0092B-C50C-407E-A947-70E740481C1C}">
+                          <a14:useLocalDpi xmlns:a14="http://schemas.microsoft.com/office/drawing/2010/main" val="0"/>
+                        </a:ext>
+                      </a:extLst>
+                    </a:blip>
+                    <a:srcRect/>
+                    <a:stretch>
+                      <a:fillRect/>
+                    </a:stretch>
+                  </pic:blipFill>
+                  <pic:spPr bwMode="auto">
+                    <a:xfrm rot="16200000">
+                      <a:off x="0" y="0"/>
+                      <a:ext cx="209550" cy="5924550"/>
+                    </a:xfrm>
+                    <a:prstGeom prst="rect">
+                      <a:avLst/>
+                    </a:prstGeom>
+                    <a:noFill/>
+                    <a:ln>
+                      <a:noFill/>
+                    </a:ln>
+                  </pic:spPr>
+                </pic:pic>
+              </a:graphicData>
+            </a:graphic>
+          </wp:anchor>
+        </w:drawing>
+      </w:r>
+      <w:r>
+        <w:t xml:space="preserve">Escolha </w:t>
+      </w:r>
+      <w:r>
+        <w:rPr>
+          <w:rStyle w:val="CodeChar"/>
+        </w:rPr>
+        <w:t>Element</w:t>
+      </w:r>
+      <w:r>
+        <w:t>.</w:t>
+      </w:r>
+    </w:p>
+    <w:p>
+      <w:pPr>
+        <w:numPr>
+          <w:ilvl w:val="0"/>
+          <w:numId w:val="13"/>
+        </w:numPr>
+      </w:pPr>
+      <w:r>
+        <w:t xml:space="preserve">Escolha </w:t>
+      </w:r>
+      <w:r>
+        <w:rPr>
+          <w:rStyle w:val="CodeChar"/>
+        </w:rPr>
+        <w:t>Property set</w:t>
+      </w:r>
+      <w:r>
+        <w:t>.</w:t>
+      </w:r>
+    </w:p>
+    <w:p>
+      <w:pPr>
+        <w:numPr>
+          <w:ilvl w:val="0"/>
+          <w:numId w:val="13"/>
+        </w:numPr>
+      </w:pPr>
+      <w:r>
+        <w:t xml:space="preserve">Escolha </w:t>
+      </w:r>
+      <w:r>
+        <w:rPr>
+          <w:rStyle w:val="CodeChar"/>
+        </w:rPr>
+        <w:t>Property</w:t>
+      </w:r>
+      <w:r>
+        <w:t>.</w:t>
+      </w:r>
+    </w:p>
+    <w:p>
+      <w:pPr>
+        <w:numPr>
+          <w:ilvl w:val="0"/>
+          <w:numId w:val="13"/>
+        </w:numPr>
+      </w:pPr>
+      <w:r>
+        <w:t xml:space="preserve">Escolha </w:t>
+      </w:r>
+      <w:r>
+        <w:rPr>
+          <w:rStyle w:val="CodeChar"/>
+        </w:rPr>
+        <w:t>Mode</w:t>
+      </w:r>
+      <w:r>
+        <w:t>:</w:t>
+      </w:r>
+    </w:p>
+    <w:p>
+      <w:pPr>
+        <w:numPr>
+          <w:ilvl w:val="0"/>
+          <w:numId w:val="1"/>
+        </w:numPr>
+      </w:pPr>
+      <w:r>
+        <w:rPr>
+          <w:rStyle w:val="CodeChar"/>
+        </w:rPr>
+        <w:t>Distinct values</w:t>
+      </w:r>
+      <w:r>
+        <w:t>: cria uma cor por valor distinto.</w:t>
+      </w:r>
+    </w:p>
+    <w:p>
+      <w:pPr>
+        <w:numPr>
+          <w:ilvl w:val="0"/>
+          <w:numId w:val="1"/>
+        </w:numPr>
+      </w:pPr>
+      <w:r>
+        <w:rPr>
+          <w:rStyle w:val="CodeChar"/>
+        </w:rPr>
+        <w:t>Exact value</w:t>
+      </w:r>
+      <w:r>
+        <w:t xml:space="preserve">: destaca um valor </w:t>
+      </w:r>
+      <w:r>
+        <w:t>específico</w:t>
+      </w:r>
+      <w:r>
+        <w:t>.</w:t>
+      </w:r>
+    </w:p>
+    <w:p>
+      <w:pPr>
+        <w:numPr>
+          <w:ilvl w:val="0"/>
+          <w:numId w:val="1"/>
+        </w:numPr>
+      </w:pPr>
+      <w:r>
+        <w:rPr>
+          <w:rStyle w:val="CodeChar"/>
+        </w:rPr>
+        <w:t>Numeric range</w:t>
+      </w:r>
+      <w:r>
+        <w:t>: colore objetos dentro de uma faixa numerica.</w:t>
+      </w:r>
+    </w:p>
+    <w:p>
+      <w:pPr>
+        <w:numPr>
+          <w:ilvl w:val="0"/>
+          <w:numId w:val="13"/>
+        </w:numPr>
+      </w:pPr>
+      <w:r>
+        <w:t xml:space="preserve">Clique em </w:t>
+      </w:r>
+      <w:r>
+        <w:rPr>
+          <w:rStyle w:val="CodeChar"/>
+        </w:rPr>
+        <w:t>Apply colors</w:t>
+      </w:r>
+      <w:r>
+        <w:t>.</w:t>
+      </w:r>
+    </w:p>
+    <w:p>
+      <w:pPr>
+        <w:numPr>
+          <w:ilvl w:val="0"/>
+          <w:numId w:val="13"/>
+        </w:numPr>
+      </w:pPr>
+      <w:r>
+        <w:t xml:space="preserve">Consulte a </w:t>
+      </w:r>
+      <w:r>
+        <w:rPr>
+          <w:rStyle w:val="CodeChar"/>
+        </w:rPr>
+        <w:t>Legend</w:t>
+      </w:r>
+      <w:r>
+        <w:t xml:space="preserve"> e o </w:t>
+      </w:r>
+      <w:r>
+        <w:rPr>
+          <w:rStyle w:val="CodeChar"/>
+        </w:rPr>
+        <w:t>Status</w:t>
+      </w:r>
+      <w:r>
+        <w:t>.</w:t>
+      </w:r>
+    </w:p>
+    <w:p>
+      <w:r>
+        <w:t xml:space="preserve">Use </w:t>
+      </w:r>
+      <w:r>
+        <w:rPr>
+          <w:rStyle w:val="CodeChar"/>
+        </w:rPr>
+        <w:t>Reset colors</w:t>
+      </w:r>
+      <w:r>
+        <w:t xml:space="preserve"> para restaurar as cores dos objetos na Viewport.</w:t>
+      </w:r>
+    </w:p>
+    <w:p>
+      <w:pPr>
+        <w:pStyle w:val="Ttulo1"/>
+      </w:pPr>
+      <w:r>
+        <w:t>InfoVis-Settings: Settings</w:t>
+      </w:r>
     </w:p>
     <w:p/>
     <w:p>
+      <w:pPr>
+        <w:jc w:val="center"/>
+      </w:pPr>
+      <w:r>
+        <w:rPr>
+          <w:noProof/>
+        </w:rPr>
+        <w:drawing>
+          <wp:inline distT="0" distB="0" distL="0" distR="0" wp14:anchorId="1BA9BC94" wp14:editId="6B6FB28D">
+            <wp:extent cx="4385733" cy="7278023"/>
+            <wp:effectExtent l="0" t="0" r="0" b="0"/>
+            <wp:docPr id="1523365830" name="Imagem 4"/>
+            <wp:cNvGraphicFramePr>
+              <a:graphicFrameLocks xmlns:a="http://schemas.openxmlformats.org/drawingml/2006/main" noChangeAspect="1"/>
+            </wp:cNvGraphicFramePr>
+            <a:graphic xmlns:a="http://schemas.openxmlformats.org/drawingml/2006/main">
+              <a:graphicData uri="http://schemas.openxmlformats.org/drawingml/2006/picture">
+                <pic:pic xmlns:pic="http://schemas.openxmlformats.org/drawingml/2006/picture">
+                  <pic:nvPicPr>
+                    <pic:cNvPr id="0" name="Picture 4"/>
+                    <pic:cNvPicPr>
+                      <a:picLocks noChangeAspect="1" noChangeArrowheads="1"/>
+                    </pic:cNvPicPr>
+                  </pic:nvPicPr>
+                  <pic:blipFill>
+                    <a:blip r:embed="rId29">
+                      <a:extLst>
+                        <a:ext uri="{28A0092B-C50C-407E-A947-70E740481C1C}">
+                          <a14:useLocalDpi xmlns:a14="http://schemas.microsoft.com/office/drawing/2010/main" val="0"/>
+                        </a:ext>
+                      </a:extLst>
+                    </a:blip>
+                    <a:srcRect/>
+                    <a:stretch>
+                      <a:fillRect/>
+                    </a:stretch>
+                  </pic:blipFill>
+                  <pic:spPr bwMode="auto">
+                    <a:xfrm>
+                      <a:off x="0" y="0"/>
+                      <a:ext cx="4389397" cy="7284104"/>
+                    </a:xfrm>
+                    <a:prstGeom prst="rect">
+                      <a:avLst/>
+                    </a:prstGeom>
+                    <a:noFill/>
+                    <a:ln>
+                      <a:noFill/>
+                    </a:ln>
+                  </pic:spPr>
+                </pic:pic>
+              </a:graphicData>
+            </a:graphic>
+          </wp:inline>
+        </w:drawing>
+      </w:r>
+    </w:p>
+    <w:p>
       <w:r>
         <w:t xml:space="preserve">O painel </w:t>
       </w:r>
-      <w:proofErr w:type="spellStart"/>
-      <w:r>
-        <w:rPr>
-          <w:rStyle w:val="CodeChar"/>
-        </w:rPr>
-        <w:t>Analisys</w:t>
-      </w:r>
-      <w:proofErr w:type="spellEnd"/>
-      <w:r>
-        <w:t xml:space="preserve"> colore objetos da </w:t>
-      </w:r>
-      <w:proofErr w:type="spellStart"/>
-      <w:r>
-        <w:t>Viewport</w:t>
-      </w:r>
-      <w:proofErr w:type="spellEnd"/>
-      <w:r>
-        <w:t xml:space="preserve"> com base em propriedades IFC.</w:t>
-      </w:r>
-    </w:p>
-    <w:p>
-      <w:pPr>
-        <w:numPr>
-          <w:ilvl w:val="0"/>
-          <w:numId w:val="13"/>
-        </w:numPr>
-      </w:pPr>
-      <w:r>
-        <w:t xml:space="preserve">Escolha </w:t>
-      </w:r>
-      <w:r>
-        <w:rPr>
-          <w:rStyle w:val="CodeChar"/>
-        </w:rPr>
-        <w:t>Discipline</w:t>
+      <w:r>
+        <w:rPr>
+          <w:rStyle w:val="CodeChar"/>
+        </w:rPr>
+        <w:t>Settings</w:t>
+      </w:r>
+      <w:r>
+        <w:t xml:space="preserve"> concentra </w:t>
+      </w:r>
+      <w:r>
+        <w:t>configurações</w:t>
+      </w:r>
+      <w:r>
+        <w:t xml:space="preserve"> visuais e de vistas.</w:t>
+      </w:r>
+    </w:p>
+    <w:p>
+      <w:pPr>
+        <w:pStyle w:val="Ttulo2"/>
+      </w:pPr>
+      <w:r>
+        <w:t>Labels IFC na Viewport</w:t>
+      </w:r>
+    </w:p>
+    <w:p>
+      <w:pPr>
+        <w:numPr>
+          <w:ilvl w:val="0"/>
+          <w:numId w:val="14"/>
+        </w:numPr>
+      </w:pPr>
+      <w:r>
+        <w:t xml:space="preserve">Ative ou desative </w:t>
+      </w:r>
+      <w:r>
+        <w:rPr>
+          <w:rStyle w:val="CodeChar"/>
+        </w:rPr>
+        <w:t>Show IFC label</w:t>
       </w:r>
       <w:r>
         <w:t>.</w:t>
@@ -7358,375 +6225,20 @@
       <w:pPr>
         <w:numPr>
           <w:ilvl w:val="0"/>
-          <w:numId w:val="13"/>
-        </w:numPr>
-      </w:pPr>
-      <w:r>
-        <w:t xml:space="preserve">Escolha </w:t>
-      </w:r>
-      <w:r>
-        <w:rPr>
-          <w:rStyle w:val="CodeChar"/>
-        </w:rPr>
-        <w:t>Element</w:t>
-      </w:r>
-      <w:r>
-        <w:t>.</w:t>
-      </w:r>
-    </w:p>
-    <w:p>
-      <w:pPr>
-        <w:numPr>
-          <w:ilvl w:val="0"/>
-          <w:numId w:val="13"/>
-        </w:numPr>
-      </w:pPr>
-      <w:r>
-        <w:t xml:space="preserve">Escolha </w:t>
-      </w:r>
-      <w:proofErr w:type="spellStart"/>
-      <w:r>
-        <w:rPr>
-          <w:rStyle w:val="CodeChar"/>
-        </w:rPr>
-        <w:t>Property</w:t>
-      </w:r>
-      <w:proofErr w:type="spellEnd"/>
-      <w:r>
-        <w:rPr>
-          <w:rStyle w:val="CodeChar"/>
-        </w:rPr>
-        <w:t xml:space="preserve"> set</w:t>
-      </w:r>
-      <w:r>
-        <w:t>.</w:t>
-      </w:r>
-    </w:p>
-    <w:p>
-      <w:pPr>
-        <w:numPr>
-          <w:ilvl w:val="0"/>
-          <w:numId w:val="13"/>
-        </w:numPr>
-      </w:pPr>
-      <w:r>
-        <w:t xml:space="preserve">Escolha </w:t>
-      </w:r>
-      <w:proofErr w:type="spellStart"/>
-      <w:r>
-        <w:rPr>
-          <w:rStyle w:val="CodeChar"/>
-        </w:rPr>
-        <w:t>Property</w:t>
-      </w:r>
-      <w:proofErr w:type="spellEnd"/>
-      <w:r>
-        <w:t>.</w:t>
-      </w:r>
-    </w:p>
-    <w:p>
-      <w:pPr>
-        <w:numPr>
-          <w:ilvl w:val="0"/>
-          <w:numId w:val="13"/>
-        </w:numPr>
-      </w:pPr>
-      <w:r>
-        <w:t xml:space="preserve">Escolha </w:t>
-      </w:r>
-      <w:proofErr w:type="spellStart"/>
-      <w:r>
-        <w:rPr>
-          <w:rStyle w:val="CodeChar"/>
-        </w:rPr>
-        <w:t>Mode</w:t>
-      </w:r>
-      <w:proofErr w:type="spellEnd"/>
-      <w:r>
-        <w:t>:</w:t>
-      </w:r>
-    </w:p>
-    <w:p>
-      <w:pPr>
-        <w:numPr>
-          <w:ilvl w:val="0"/>
-          <w:numId w:val="1"/>
-        </w:numPr>
-      </w:pPr>
-      <w:proofErr w:type="spellStart"/>
-      <w:r>
-        <w:rPr>
-          <w:rStyle w:val="CodeChar"/>
-        </w:rPr>
-        <w:t>Distinct</w:t>
-      </w:r>
-      <w:proofErr w:type="spellEnd"/>
-      <w:r>
-        <w:rPr>
-          <w:rStyle w:val="CodeChar"/>
-        </w:rPr>
-        <w:t xml:space="preserve"> </w:t>
-      </w:r>
-      <w:proofErr w:type="spellStart"/>
-      <w:r>
-        <w:rPr>
-          <w:rStyle w:val="CodeChar"/>
-        </w:rPr>
-        <w:t>values</w:t>
-      </w:r>
-      <w:proofErr w:type="spellEnd"/>
-      <w:r>
-        <w:t>: cria uma cor por valor distinto.</w:t>
-      </w:r>
-    </w:p>
-    <w:p>
-      <w:pPr>
-        <w:numPr>
-          <w:ilvl w:val="0"/>
-          <w:numId w:val="1"/>
-        </w:numPr>
-      </w:pPr>
-      <w:proofErr w:type="spellStart"/>
-      <w:r>
-        <w:rPr>
-          <w:rStyle w:val="CodeChar"/>
-        </w:rPr>
-        <w:t>Exact</w:t>
-      </w:r>
-      <w:proofErr w:type="spellEnd"/>
-      <w:r>
-        <w:rPr>
-          <w:rStyle w:val="CodeChar"/>
-        </w:rPr>
-        <w:t xml:space="preserve"> </w:t>
-      </w:r>
-      <w:proofErr w:type="spellStart"/>
-      <w:r>
-        <w:rPr>
-          <w:rStyle w:val="CodeChar"/>
-        </w:rPr>
-        <w:t>value</w:t>
-      </w:r>
-      <w:proofErr w:type="spellEnd"/>
-      <w:r>
-        <w:t xml:space="preserve">: destaca um valor </w:t>
-      </w:r>
-      <w:proofErr w:type="gramStart"/>
-      <w:r>
-        <w:t>especifico</w:t>
-      </w:r>
-      <w:proofErr w:type="gramEnd"/>
-      <w:r>
-        <w:t>.</w:t>
-      </w:r>
-    </w:p>
-    <w:p>
-      <w:pPr>
-        <w:numPr>
-          <w:ilvl w:val="0"/>
-          <w:numId w:val="1"/>
-        </w:numPr>
-      </w:pPr>
-      <w:proofErr w:type="spellStart"/>
-      <w:r>
-        <w:rPr>
-          <w:rStyle w:val="CodeChar"/>
-        </w:rPr>
-        <w:t>Numeric</w:t>
-      </w:r>
-      <w:proofErr w:type="spellEnd"/>
-      <w:r>
-        <w:rPr>
-          <w:rStyle w:val="CodeChar"/>
-        </w:rPr>
-        <w:t xml:space="preserve"> range</w:t>
-      </w:r>
-      <w:r>
-        <w:t xml:space="preserve">: colore objetos dentro de uma faixa </w:t>
-      </w:r>
-      <w:proofErr w:type="spellStart"/>
-      <w:r>
-        <w:t>numerica</w:t>
-      </w:r>
-      <w:proofErr w:type="spellEnd"/>
-      <w:r>
-        <w:t>.</w:t>
-      </w:r>
-    </w:p>
-    <w:p>
-      <w:pPr>
-        <w:numPr>
-          <w:ilvl w:val="0"/>
-          <w:numId w:val="13"/>
-        </w:numPr>
-      </w:pPr>
-      <w:r>
-        <w:t xml:space="preserve">Clique em </w:t>
-      </w:r>
-      <w:proofErr w:type="spellStart"/>
-      <w:r>
-        <w:rPr>
-          <w:rStyle w:val="CodeChar"/>
-        </w:rPr>
-        <w:t>Apply</w:t>
-      </w:r>
-      <w:proofErr w:type="spellEnd"/>
-      <w:r>
-        <w:rPr>
-          <w:rStyle w:val="CodeChar"/>
-        </w:rPr>
-        <w:t xml:space="preserve"> </w:t>
-      </w:r>
-      <w:proofErr w:type="spellStart"/>
-      <w:r>
-        <w:rPr>
-          <w:rStyle w:val="CodeChar"/>
-        </w:rPr>
-        <w:t>colors</w:t>
-      </w:r>
-      <w:proofErr w:type="spellEnd"/>
-      <w:r>
-        <w:t>.</w:t>
-      </w:r>
-    </w:p>
-    <w:p>
-      <w:pPr>
-        <w:numPr>
-          <w:ilvl w:val="0"/>
-          <w:numId w:val="13"/>
-        </w:numPr>
-      </w:pPr>
-      <w:r>
-        <w:t xml:space="preserve">Consulte a </w:t>
-      </w:r>
-      <w:r>
-        <w:rPr>
-          <w:rStyle w:val="CodeChar"/>
-        </w:rPr>
-        <w:t>Legend</w:t>
-      </w:r>
-      <w:r>
-        <w:t xml:space="preserve"> e o </w:t>
-      </w:r>
-      <w:r>
-        <w:rPr>
-          <w:rStyle w:val="CodeChar"/>
-        </w:rPr>
-        <w:t>Status</w:t>
-      </w:r>
-      <w:r>
-        <w:t>.</w:t>
-      </w:r>
-    </w:p>
-    <w:p>
-      <w:r>
-        <w:t xml:space="preserve">Use </w:t>
-      </w:r>
-      <w:r>
-        <w:rPr>
-          <w:rStyle w:val="CodeChar"/>
-        </w:rPr>
-        <w:t xml:space="preserve">Reset </w:t>
-      </w:r>
-      <w:proofErr w:type="spellStart"/>
-      <w:r>
-        <w:rPr>
-          <w:rStyle w:val="CodeChar"/>
-        </w:rPr>
-        <w:t>colors</w:t>
-      </w:r>
-      <w:proofErr w:type="spellEnd"/>
-      <w:r>
-        <w:t xml:space="preserve"> para restaurar as cores dos objetos na </w:t>
-      </w:r>
-      <w:proofErr w:type="spellStart"/>
-      <w:r>
-        <w:t>Viewport</w:t>
-      </w:r>
-      <w:proofErr w:type="spellEnd"/>
-      <w:r>
-        <w:t>.</w:t>
-      </w:r>
-    </w:p>
-    <w:p>
-      <w:pPr>
-        <w:pStyle w:val="Ttulo1"/>
-      </w:pPr>
-      <w:proofErr w:type="spellStart"/>
-      <w:r>
-        <w:t>InfoVis</w:t>
-      </w:r>
-      <w:proofErr w:type="spellEnd"/>
-      <w:r>
-        <w:t>-Settings: Settings</w:t>
-      </w:r>
-    </w:p>
-    <w:p>
-      <w:r>
-        <w:t xml:space="preserve">O painel </w:t>
-      </w:r>
-      <w:r>
-        <w:rPr>
-          <w:rStyle w:val="CodeChar"/>
-        </w:rPr>
-        <w:t>Settings</w:t>
-      </w:r>
-      <w:r>
-        <w:t xml:space="preserve"> concentra </w:t>
-      </w:r>
-      <w:proofErr w:type="spellStart"/>
-      <w:r>
-        <w:t>configuracoes</w:t>
-      </w:r>
-      <w:proofErr w:type="spellEnd"/>
-      <w:r>
-        <w:t xml:space="preserve"> visuais e de vistas.</w:t>
-      </w:r>
-    </w:p>
-    <w:p>
-      <w:pPr>
-        <w:pStyle w:val="Ttulo2"/>
-      </w:pPr>
-      <w:proofErr w:type="spellStart"/>
-      <w:r>
-        <w:t>Labels</w:t>
-      </w:r>
-      <w:proofErr w:type="spellEnd"/>
-      <w:r>
-        <w:t xml:space="preserve"> IFC na </w:t>
-      </w:r>
-      <w:proofErr w:type="spellStart"/>
-      <w:r>
-        <w:t>Viewport</w:t>
-      </w:r>
-      <w:proofErr w:type="spellEnd"/>
-    </w:p>
-    <w:p>
-      <w:pPr>
-        <w:numPr>
-          <w:ilvl w:val="0"/>
           <w:numId w:val="14"/>
         </w:numPr>
       </w:pPr>
       <w:r>
-        <w:t xml:space="preserve">Ative ou desative </w:t>
-      </w:r>
-      <w:r>
-        <w:rPr>
-          <w:rStyle w:val="CodeChar"/>
-        </w:rPr>
-        <w:t xml:space="preserve">Show IFC </w:t>
-      </w:r>
-      <w:proofErr w:type="spellStart"/>
-      <w:r>
-        <w:rPr>
-          <w:rStyle w:val="CodeChar"/>
-        </w:rPr>
-        <w:t>label</w:t>
-      </w:r>
-      <w:proofErr w:type="spellEnd"/>
-      <w:r>
-        <w:t>.</w:t>
+        <w:t xml:space="preserve">Em </w:t>
+      </w:r>
+      <w:r>
+        <w:rPr>
+          <w:rStyle w:val="CodeChar"/>
+        </w:rPr>
+        <w:t>Fields to display</w:t>
+      </w:r>
+      <w:r>
+        <w:t>, adicione atributos IFC ou propriedades.</w:t>
       </w:r>
     </w:p>
     <w:p>
@@ -7737,30 +6249,17 @@
         </w:numPr>
       </w:pPr>
       <w:r>
-        <w:t xml:space="preserve">Em </w:t>
-      </w:r>
-      <w:r>
-        <w:rPr>
-          <w:rStyle w:val="CodeChar"/>
-        </w:rPr>
-        <w:t xml:space="preserve">Fields </w:t>
-      </w:r>
-      <w:proofErr w:type="spellStart"/>
-      <w:r>
-        <w:rPr>
-          <w:rStyle w:val="CodeChar"/>
-        </w:rPr>
-        <w:t>to</w:t>
-      </w:r>
-      <w:proofErr w:type="spellEnd"/>
-      <w:r>
-        <w:rPr>
-          <w:rStyle w:val="CodeChar"/>
-        </w:rPr>
-        <w:t xml:space="preserve"> display</w:t>
-      </w:r>
-      <w:r>
-        <w:t>, adicione atributos IFC ou propriedades.</w:t>
+        <w:lastRenderedPageBreak/>
+        <w:t xml:space="preserve">Ajuste </w:t>
+      </w:r>
+      <w:r>
+        <w:rPr>
+          <w:rStyle w:val="CodeChar"/>
+        </w:rPr>
+        <w:t>Display text</w:t>
+      </w:r>
+      <w:r>
+        <w:t xml:space="preserve"> para controlar o nome mostrado no label.</w:t>
       </w:r>
     </w:p>
     <w:p>
@@ -7777,76 +6276,10 @@
         <w:rPr>
           <w:rStyle w:val="CodeChar"/>
         </w:rPr>
-        <w:t xml:space="preserve">Display </w:t>
-      </w:r>
-      <w:proofErr w:type="spellStart"/>
-      <w:r>
-        <w:rPr>
-          <w:rStyle w:val="CodeChar"/>
-        </w:rPr>
-        <w:t>text</w:t>
-      </w:r>
-      <w:proofErr w:type="spellEnd"/>
-      <w:r>
-        <w:t xml:space="preserve"> para controlar o nome mostrado no </w:t>
-      </w:r>
-      <w:proofErr w:type="spellStart"/>
-      <w:r>
-        <w:t>label</w:t>
-      </w:r>
-      <w:proofErr w:type="spellEnd"/>
-      <w:r>
-        <w:t>.</w:t>
-      </w:r>
-    </w:p>
-    <w:p>
-      <w:pPr>
-        <w:numPr>
-          <w:ilvl w:val="0"/>
-          <w:numId w:val="14"/>
-        </w:numPr>
-      </w:pPr>
-      <w:r>
-        <w:t xml:space="preserve">Ajuste </w:t>
-      </w:r>
-      <w:proofErr w:type="spellStart"/>
-      <w:r>
-        <w:rPr>
-          <w:rStyle w:val="CodeChar"/>
-        </w:rPr>
-        <w:t>Label</w:t>
-      </w:r>
-      <w:proofErr w:type="spellEnd"/>
-      <w:r>
-        <w:rPr>
-          <w:rStyle w:val="CodeChar"/>
-        </w:rPr>
-        <w:t xml:space="preserve"> offset (</w:t>
-      </w:r>
-      <w:proofErr w:type="spellStart"/>
-      <w:r>
-        <w:rPr>
-          <w:rStyle w:val="CodeChar"/>
-        </w:rPr>
-        <w:t>px</w:t>
-      </w:r>
-      <w:proofErr w:type="spellEnd"/>
-      <w:r>
-        <w:rPr>
-          <w:rStyle w:val="CodeChar"/>
-        </w:rPr>
-        <w:t>)</w:t>
-      </w:r>
-      <w:r>
-        <w:t xml:space="preserve"> para deslocar o </w:t>
-      </w:r>
-      <w:proofErr w:type="spellStart"/>
-      <w:r>
-        <w:t>label</w:t>
-      </w:r>
-      <w:proofErr w:type="spellEnd"/>
-      <w:r>
-        <w:t xml:space="preserve"> na tela.</w:t>
+        <w:t>Label offset (px)</w:t>
+      </w:r>
+      <w:r>
+        <w:t xml:space="preserve"> para deslocar o label na tela.</w:t>
       </w:r>
     </w:p>
     <w:p>
@@ -7861,7 +6294,6 @@
           <w:lang w:val="en-US"/>
         </w:rPr>
       </w:pPr>
-      <w:proofErr w:type="spellStart"/>
       <w:r>
         <w:rPr>
           <w:rStyle w:val="CodeChar"/>
@@ -7869,7 +6301,6 @@
         </w:rPr>
         <w:t>PsetName.PropertyName</w:t>
       </w:r>
-      <w:proofErr w:type="spellEnd"/>
     </w:p>
     <w:p>
       <w:pPr>
@@ -7877,37 +6308,27 @@
           <w:lang w:val="en-US"/>
         </w:rPr>
       </w:pPr>
-      <w:proofErr w:type="spellStart"/>
       <w:r>
         <w:rPr>
           <w:lang w:val="en-US"/>
         </w:rPr>
-        <w:t>Exemplo</w:t>
-      </w:r>
-      <w:proofErr w:type="spellEnd"/>
-      <w:r>
+        <w:t>Exemplo:</w:t>
+      </w:r>
+    </w:p>
+    <w:p>
+      <w:pPr>
+        <w:pStyle w:val="CodeBlock"/>
         <w:rPr>
           <w:lang w:val="en-US"/>
         </w:rPr>
-        <w:t>:</w:t>
-      </w:r>
-    </w:p>
-    <w:p>
-      <w:pPr>
-        <w:pStyle w:val="CodeBlock"/>
-        <w:rPr>
+      </w:pPr>
+      <w:r>
+        <w:rPr>
+          <w:rStyle w:val="CodeChar"/>
           <w:lang w:val="en-US"/>
         </w:rPr>
-      </w:pPr>
-      <w:proofErr w:type="spellStart"/>
-      <w:r>
-        <w:rPr>
-          <w:rStyle w:val="CodeChar"/>
-          <w:lang w:val="en-US"/>
-        </w:rPr>
         <w:t>Pset_FlexiblePipeSegment.NominalLength</w:t>
       </w:r>
-      <w:proofErr w:type="spellEnd"/>
     </w:p>
     <w:p>
       <w:pPr>
@@ -7955,11 +6376,9 @@
             <w:pPr>
               <w:pStyle w:val="TableHeader"/>
             </w:pPr>
-            <w:proofErr w:type="spellStart"/>
             <w:r>
               <w:t>Acao</w:t>
             </w:r>
-            <w:proofErr w:type="spellEnd"/>
           </w:p>
         </w:tc>
         <w:tc>
@@ -7998,19 +6417,11 @@
             <w:pPr>
               <w:pStyle w:val="TableText"/>
             </w:pPr>
-            <w:proofErr w:type="spellStart"/>
             <w:r>
               <w:rPr>
                 <w:rStyle w:val="CodeChar"/>
               </w:rPr>
-              <w:t>Export</w:t>
-            </w:r>
-            <w:proofErr w:type="spellEnd"/>
-            <w:r>
-              <w:rPr>
-                <w:rStyle w:val="CodeChar"/>
-              </w:rPr>
-              <w:t xml:space="preserve"> IDS file</w:t>
+              <w:t>Export IDS file</w:t>
             </w:r>
           </w:p>
         </w:tc>
@@ -8028,7 +6439,6 @@
             <w:pPr>
               <w:pStyle w:val="TableText"/>
             </w:pPr>
-            <w:proofErr w:type="gramStart"/>
             <w:r>
               <w:t xml:space="preserve">arquivo </w:t>
             </w:r>
@@ -8038,15 +6448,9 @@
               </w:rPr>
               <w:t>.ids</w:t>
             </w:r>
-            <w:proofErr w:type="gramEnd"/>
-            <w:r>
-              <w:t xml:space="preserve"> escolhido pelo </w:t>
-            </w:r>
-            <w:proofErr w:type="spellStart"/>
-            <w:r>
-              <w:t>usuario</w:t>
-            </w:r>
-            <w:proofErr w:type="spellEnd"/>
+            <w:r>
+              <w:t xml:space="preserve"> escolhido pelo usuario</w:t>
+            </w:r>
           </w:p>
         </w:tc>
       </w:tr>
@@ -8065,28 +6469,12 @@
             <w:pPr>
               <w:pStyle w:val="TableText"/>
             </w:pPr>
-            <w:proofErr w:type="spellStart"/>
             <w:r>
               <w:rPr>
                 <w:rStyle w:val="CodeChar"/>
               </w:rPr>
-              <w:t>Decompositions</w:t>
-            </w:r>
-            <w:proofErr w:type="spellEnd"/>
-            <w:r>
-              <w:rPr>
-                <w:rStyle w:val="CodeChar"/>
-              </w:rPr>
-              <w:t xml:space="preserve"> &gt; </w:t>
-            </w:r>
-            <w:proofErr w:type="spellStart"/>
-            <w:r>
-              <w:rPr>
-                <w:rStyle w:val="CodeChar"/>
-              </w:rPr>
-              <w:t>Export</w:t>
-            </w:r>
-            <w:proofErr w:type="spellEnd"/>
+              <w:t>Decompositions &gt; Export</w:t>
+            </w:r>
           </w:p>
         </w:tc>
         <w:tc>
@@ -8110,24 +6498,11 @@
               <w:rPr>
                 <w:rStyle w:val="CodeChar"/>
               </w:rPr>
-              <w:t>.</w:t>
-            </w:r>
-            <w:proofErr w:type="spellStart"/>
-            <w:r>
-              <w:rPr>
-                <w:rStyle w:val="CodeChar"/>
-              </w:rPr>
-              <w:t>xlsx</w:t>
-            </w:r>
-            <w:proofErr w:type="spellEnd"/>
-            <w:r>
-              <w:t xml:space="preserve"> escolhido pelo </w:t>
-            </w:r>
-            <w:proofErr w:type="spellStart"/>
-            <w:r>
-              <w:t>usuario</w:t>
-            </w:r>
-            <w:proofErr w:type="spellEnd"/>
+              <w:t>.xlsx</w:t>
+            </w:r>
+            <w:r>
+              <w:t xml:space="preserve"> escolhido pelo usuario</w:t>
+            </w:r>
           </w:p>
         </w:tc>
       </w:tr>
@@ -8146,42 +6521,12 @@
             <w:pPr>
               <w:pStyle w:val="TableText"/>
             </w:pPr>
-            <w:proofErr w:type="spellStart"/>
             <w:r>
               <w:rPr>
                 <w:rStyle w:val="CodeChar"/>
               </w:rPr>
-              <w:t>Catalog</w:t>
-            </w:r>
-            <w:proofErr w:type="spellEnd"/>
-            <w:r>
-              <w:rPr>
-                <w:rStyle w:val="CodeChar"/>
-              </w:rPr>
-              <w:t xml:space="preserve"> &gt; </w:t>
-            </w:r>
-            <w:proofErr w:type="spellStart"/>
-            <w:r>
-              <w:rPr>
-                <w:rStyle w:val="CodeChar"/>
-              </w:rPr>
-              <w:t>Export</w:t>
-            </w:r>
-            <w:proofErr w:type="spellEnd"/>
-            <w:r>
-              <w:rPr>
-                <w:rStyle w:val="CodeChar"/>
-              </w:rPr>
-              <w:t xml:space="preserve"> </w:t>
-            </w:r>
-            <w:proofErr w:type="spellStart"/>
-            <w:r>
-              <w:rPr>
-                <w:rStyle w:val="CodeChar"/>
-              </w:rPr>
-              <w:t>Quantities</w:t>
-            </w:r>
-            <w:proofErr w:type="spellEnd"/>
+              <w:t>Catalog &gt; Export Quantities</w:t>
+            </w:r>
           </w:p>
         </w:tc>
         <w:tc>
@@ -8205,24 +6550,11 @@
               <w:rPr>
                 <w:rStyle w:val="CodeChar"/>
               </w:rPr>
-              <w:t>.</w:t>
-            </w:r>
-            <w:proofErr w:type="spellStart"/>
-            <w:r>
-              <w:rPr>
-                <w:rStyle w:val="CodeChar"/>
-              </w:rPr>
-              <w:t>xlsx</w:t>
-            </w:r>
-            <w:proofErr w:type="spellEnd"/>
-            <w:r>
-              <w:t xml:space="preserve"> escolhido pelo </w:t>
-            </w:r>
-            <w:proofErr w:type="spellStart"/>
-            <w:r>
-              <w:t>usuario</w:t>
-            </w:r>
-            <w:proofErr w:type="spellEnd"/>
+              <w:t>.xlsx</w:t>
+            </w:r>
+            <w:r>
+              <w:t xml:space="preserve"> escolhido pelo usuario</w:t>
+            </w:r>
           </w:p>
         </w:tc>
       </w:tr>
@@ -8245,21 +6577,7 @@
               <w:rPr>
                 <w:rStyle w:val="CodeChar"/>
               </w:rPr>
-              <w:t xml:space="preserve">LI Mapping &gt; </w:t>
-            </w:r>
-            <w:proofErr w:type="spellStart"/>
-            <w:r>
-              <w:rPr>
-                <w:rStyle w:val="CodeChar"/>
-              </w:rPr>
-              <w:t>Export</w:t>
-            </w:r>
-            <w:proofErr w:type="spellEnd"/>
-            <w:r>
-              <w:rPr>
-                <w:rStyle w:val="CodeChar"/>
-              </w:rPr>
-              <w:t xml:space="preserve"> LI</w:t>
+              <w:t>LI Mapping &gt; Export LI</w:t>
             </w:r>
           </w:p>
         </w:tc>
@@ -8284,24 +6602,11 @@
               <w:rPr>
                 <w:rStyle w:val="CodeChar"/>
               </w:rPr>
-              <w:t>.</w:t>
-            </w:r>
-            <w:proofErr w:type="spellStart"/>
-            <w:r>
-              <w:rPr>
-                <w:rStyle w:val="CodeChar"/>
-              </w:rPr>
-              <w:t>xlsx</w:t>
-            </w:r>
-            <w:proofErr w:type="spellEnd"/>
-            <w:r>
-              <w:t xml:space="preserve"> escolhido pelo </w:t>
-            </w:r>
-            <w:proofErr w:type="spellStart"/>
-            <w:r>
-              <w:t>usuario</w:t>
-            </w:r>
-            <w:proofErr w:type="spellEnd"/>
+              <w:t>.xlsx</w:t>
+            </w:r>
+            <w:r>
+              <w:t xml:space="preserve"> escolhido pelo usuario</w:t>
+            </w:r>
           </w:p>
         </w:tc>
       </w:tr>
@@ -8320,29 +6625,12 @@
             <w:pPr>
               <w:pStyle w:val="TableText"/>
             </w:pPr>
-            <w:proofErr w:type="spellStart"/>
             <w:r>
               <w:rPr>
                 <w:rStyle w:val="CodeChar"/>
               </w:rPr>
-              <w:lastRenderedPageBreak/>
-              <w:t>Catalog</w:t>
-            </w:r>
-            <w:proofErr w:type="spellEnd"/>
-            <w:r>
-              <w:rPr>
-                <w:rStyle w:val="CodeChar"/>
-              </w:rPr>
-              <w:t xml:space="preserve"> &gt; show </w:t>
-            </w:r>
-            <w:proofErr w:type="spellStart"/>
-            <w:r>
-              <w:rPr>
-                <w:rStyle w:val="CodeChar"/>
-              </w:rPr>
-              <w:t>layers</w:t>
-            </w:r>
-            <w:proofErr w:type="spellEnd"/>
+              <w:t>Catalog &gt; show layers</w:t>
+            </w:r>
           </w:p>
         </w:tc>
         <w:tc>
@@ -8390,16 +6678,8 @@
               <w:rPr>
                 <w:rStyle w:val="CodeChar"/>
               </w:rPr>
-              <w:t xml:space="preserve">Properties &gt; </w:t>
-            </w:r>
-            <w:proofErr w:type="spellStart"/>
-            <w:r>
-              <w:rPr>
-                <w:rStyle w:val="CodeChar"/>
-              </w:rPr>
-              <w:t>graph</w:t>
-            </w:r>
-            <w:proofErr w:type="spellEnd"/>
+              <w:t>Properties &gt; graph</w:t>
+            </w:r>
           </w:p>
         </w:tc>
         <w:tc>
@@ -8447,16 +6727,8 @@
               <w:rPr>
                 <w:rStyle w:val="CodeChar"/>
               </w:rPr>
-              <w:t xml:space="preserve">LI Mapping &gt; </w:t>
-            </w:r>
-            <w:proofErr w:type="spellStart"/>
-            <w:r>
-              <w:rPr>
-                <w:rStyle w:val="CodeChar"/>
-              </w:rPr>
-              <w:t>Save</w:t>
-            </w:r>
-            <w:proofErr w:type="spellEnd"/>
+              <w:t>LI Mapping &gt; Save</w:t>
+            </w:r>
           </w:p>
         </w:tc>
         <w:tc>
@@ -8473,28 +6745,12 @@
             <w:pPr>
               <w:pStyle w:val="TableText"/>
             </w:pPr>
-            <w:proofErr w:type="spellStart"/>
             <w:r>
               <w:rPr>
                 <w:rStyle w:val="CodeChar"/>
               </w:rPr>
-              <w:t>resources</w:t>
-            </w:r>
-            <w:proofErr w:type="spellEnd"/>
-            <w:r>
-              <w:rPr>
-                <w:rStyle w:val="CodeChar"/>
-              </w:rPr>
-              <w:t>/</w:t>
-            </w:r>
-            <w:proofErr w:type="spellStart"/>
-            <w:r>
-              <w:rPr>
-                <w:rStyle w:val="CodeChar"/>
-              </w:rPr>
-              <w:t>li_mapping.json</w:t>
-            </w:r>
-            <w:proofErr w:type="spellEnd"/>
+              <w:t>resources/li_mapping.json</w:t>
+            </w:r>
           </w:p>
         </w:tc>
       </w:tr>
@@ -8517,44 +6773,8 @@
               <w:rPr>
                 <w:rStyle w:val="CodeChar"/>
               </w:rPr>
-              <w:t xml:space="preserve">Settings &gt; </w:t>
-            </w:r>
-            <w:proofErr w:type="spellStart"/>
-            <w:r>
-              <w:rPr>
-                <w:rStyle w:val="CodeChar"/>
-              </w:rPr>
-              <w:t>Decomposition</w:t>
-            </w:r>
-            <w:proofErr w:type="spellEnd"/>
-            <w:r>
-              <w:rPr>
-                <w:rStyle w:val="CodeChar"/>
-              </w:rPr>
-              <w:t xml:space="preserve"> </w:t>
-            </w:r>
-            <w:proofErr w:type="spellStart"/>
-            <w:r>
-              <w:rPr>
-                <w:rStyle w:val="CodeChar"/>
-              </w:rPr>
-              <w:t>views</w:t>
-            </w:r>
-            <w:proofErr w:type="spellEnd"/>
-            <w:r>
-              <w:rPr>
-                <w:rStyle w:val="CodeChar"/>
-              </w:rPr>
-              <w:t xml:space="preserve"> &gt; </w:t>
-            </w:r>
-            <w:proofErr w:type="spellStart"/>
-            <w:r>
-              <w:rPr>
-                <w:rStyle w:val="CodeChar"/>
-              </w:rPr>
-              <w:t>Save</w:t>
-            </w:r>
-            <w:proofErr w:type="spellEnd"/>
+              <w:t>Settings &gt; Decomposition views &gt; Save</w:t>
+            </w:r>
           </w:p>
         </w:tc>
         <w:tc>
@@ -8571,28 +6791,12 @@
             <w:pPr>
               <w:pStyle w:val="TableText"/>
             </w:pPr>
-            <w:proofErr w:type="spellStart"/>
             <w:r>
               <w:rPr>
                 <w:rStyle w:val="CodeChar"/>
               </w:rPr>
-              <w:t>resources</w:t>
-            </w:r>
-            <w:proofErr w:type="spellEnd"/>
-            <w:r>
-              <w:rPr>
-                <w:rStyle w:val="CodeChar"/>
-              </w:rPr>
-              <w:t>/</w:t>
-            </w:r>
-            <w:proofErr w:type="spellStart"/>
-            <w:r>
-              <w:rPr>
-                <w:rStyle w:val="CodeChar"/>
-              </w:rPr>
-              <w:t>decomposition_view.json</w:t>
-            </w:r>
-            <w:proofErr w:type="spellEnd"/>
+              <w:t>resources/decomposition_view.json</w:t>
+            </w:r>
           </w:p>
         </w:tc>
       </w:tr>
@@ -8689,30 +6893,8 @@
               <w:rPr>
                 <w:rStyle w:val="CodeChar"/>
               </w:rPr>
-              <w:t xml:space="preserve">No </w:t>
-            </w:r>
-            <w:proofErr w:type="spellStart"/>
-            <w:r>
-              <w:rPr>
-                <w:rStyle w:val="CodeChar"/>
-              </w:rPr>
-              <w:t>Ifc</w:t>
-            </w:r>
-            <w:proofErr w:type="spellEnd"/>
-            <w:r>
-              <w:rPr>
-                <w:rStyle w:val="CodeChar"/>
-              </w:rPr>
-              <w:t xml:space="preserve"> file </w:t>
-            </w:r>
-            <w:proofErr w:type="spellStart"/>
-            <w:r>
-              <w:rPr>
-                <w:rStyle w:val="CodeChar"/>
-              </w:rPr>
-              <w:t>loaded</w:t>
-            </w:r>
-            <w:proofErr w:type="spellEnd"/>
+              <w:t>No Ifc file loaded</w:t>
+            </w:r>
           </w:p>
         </w:tc>
         <w:tc>
@@ -8751,15 +6933,7 @@
               <w:pStyle w:val="TableText"/>
             </w:pPr>
             <w:r>
-              <w:t xml:space="preserve">Arvore de </w:t>
-            </w:r>
-            <w:proofErr w:type="spellStart"/>
-            <w:r>
-              <w:t>decomposicao</w:t>
-            </w:r>
-            <w:proofErr w:type="spellEnd"/>
-            <w:r>
-              <w:t xml:space="preserve"> vazia</w:t>
+              <w:t>Arvore de decomposicao vazia</w:t>
             </w:r>
           </w:p>
         </w:tc>
@@ -8780,39 +6954,21 @@
             <w:r>
               <w:t xml:space="preserve">Confira o </w:t>
             </w:r>
-            <w:proofErr w:type="spellStart"/>
             <w:r>
               <w:rPr>
                 <w:rStyle w:val="CodeChar"/>
               </w:rPr>
-              <w:t>Tree</w:t>
-            </w:r>
-            <w:proofErr w:type="spellEnd"/>
-            <w:r>
-              <w:rPr>
-                <w:rStyle w:val="CodeChar"/>
-              </w:rPr>
-              <w:t xml:space="preserve"> </w:t>
-            </w:r>
-            <w:proofErr w:type="spellStart"/>
-            <w:r>
-              <w:rPr>
-                <w:rStyle w:val="CodeChar"/>
-              </w:rPr>
-              <w:t>Type</w:t>
-            </w:r>
-            <w:proofErr w:type="spellEnd"/>
+              <w:t>Tree Type</w:t>
+            </w:r>
             <w:r>
               <w:t xml:space="preserve"> e a </w:t>
             </w:r>
-            <w:proofErr w:type="spellStart"/>
             <w:r>
               <w:rPr>
                 <w:rStyle w:val="CodeChar"/>
               </w:rPr>
               <w:t>root_ifc_class</w:t>
             </w:r>
-            <w:proofErr w:type="spellEnd"/>
             <w:r>
               <w:t xml:space="preserve"> da vista</w:t>
             </w:r>
@@ -8834,21 +6990,8 @@
             <w:pPr>
               <w:pStyle w:val="TableText"/>
             </w:pPr>
-            <w:proofErr w:type="spellStart"/>
-            <w:r>
-              <w:t>bSDD</w:t>
-            </w:r>
-            <w:proofErr w:type="spellEnd"/>
-            <w:r>
-              <w:t xml:space="preserve"> </w:t>
-            </w:r>
-            <w:proofErr w:type="spellStart"/>
-            <w:r>
-              <w:t>nao</w:t>
-            </w:r>
-            <w:proofErr w:type="spellEnd"/>
-            <w:r>
-              <w:t xml:space="preserve"> carrega classes ou propriedades</w:t>
+            <w:r>
+              <w:t>bSDD nao carrega classes ou propriedades</w:t>
             </w:r>
           </w:p>
         </w:tc>
@@ -8867,15 +7010,7 @@
               <w:pStyle w:val="TableText"/>
             </w:pPr>
             <w:r>
-              <w:t xml:space="preserve">Verifique </w:t>
-            </w:r>
-            <w:proofErr w:type="spellStart"/>
-            <w:r>
-              <w:t>conexao</w:t>
-            </w:r>
-            <w:proofErr w:type="spellEnd"/>
-            <w:r>
-              <w:t xml:space="preserve"> com internet e disponibilidade da API</w:t>
+              <w:t>Verifique conexao com internet e disponibilidade da API</w:t>
             </w:r>
           </w:p>
         </w:tc>
@@ -8914,19 +7049,9 @@
             <w:pPr>
               <w:pStyle w:val="TableText"/>
             </w:pPr>
-            <w:proofErr w:type="spellStart"/>
-            <w:r>
-              <w:t>Faca</w:t>
-            </w:r>
-            <w:proofErr w:type="spellEnd"/>
-            <w:r>
-              <w:t xml:space="preserve"> login como editor nas preferencias do </w:t>
-            </w:r>
-            <w:proofErr w:type="spellStart"/>
-            <w:r>
-              <w:t>AddOn</w:t>
-            </w:r>
-            <w:proofErr w:type="spellEnd"/>
+            <w:r>
+              <w:t>Faca login como editor nas preferencias do AddOn</w:t>
+            </w:r>
           </w:p>
         </w:tc>
       </w:tr>
@@ -8946,15 +7071,7 @@
               <w:pStyle w:val="TableText"/>
             </w:pPr>
             <w:r>
-              <w:t xml:space="preserve">Documento </w:t>
-            </w:r>
-            <w:proofErr w:type="spellStart"/>
-            <w:r>
-              <w:t>nao</w:t>
-            </w:r>
-            <w:proofErr w:type="spellEnd"/>
-            <w:r>
-              <w:t xml:space="preserve"> abre</w:t>
+              <w:t>Documento nao abre</w:t>
             </w:r>
           </w:p>
         </w:tc>
@@ -8975,24 +7092,14 @@
             <w:r>
               <w:t xml:space="preserve">Confirme se </w:t>
             </w:r>
-            <w:proofErr w:type="spellStart"/>
             <w:r>
               <w:rPr>
                 <w:rStyle w:val="CodeChar"/>
               </w:rPr>
               <w:t>Location</w:t>
             </w:r>
-            <w:proofErr w:type="spellEnd"/>
-            <w:r>
-              <w:t xml:space="preserve"> e uma URL </w:t>
-            </w:r>
-            <w:proofErr w:type="spellStart"/>
-            <w:r>
-              <w:t>valida</w:t>
-            </w:r>
-            <w:proofErr w:type="spellEnd"/>
-            <w:r>
-              <w:t xml:space="preserve"> ou um caminho existente</w:t>
+            <w:r>
+              <w:t xml:space="preserve"> e uma URL valida ou um caminho existente</w:t>
             </w:r>
           </w:p>
         </w:tc>
@@ -9012,13 +7119,8 @@
             <w:pPr>
               <w:pStyle w:val="TableText"/>
             </w:pPr>
-            <w:proofErr w:type="spellStart"/>
-            <w:r>
-              <w:t>Grafico</w:t>
-            </w:r>
-            <w:proofErr w:type="spellEnd"/>
-            <w:r>
-              <w:t xml:space="preserve"> falha</w:t>
+            <w:r>
+              <w:t>Grafico falha</w:t>
             </w:r>
           </w:p>
         </w:tc>
@@ -9057,21 +7159,8 @@
             <w:pPr>
               <w:pStyle w:val="TableText"/>
             </w:pPr>
-            <w:proofErr w:type="spellStart"/>
-            <w:r>
-              <w:t>Exportacao</w:t>
-            </w:r>
-            <w:proofErr w:type="spellEnd"/>
-            <w:r>
-              <w:t xml:space="preserve"> LI </w:t>
-            </w:r>
-            <w:proofErr w:type="spellStart"/>
-            <w:r>
-              <w:t>nao</w:t>
-            </w:r>
-            <w:proofErr w:type="spellEnd"/>
-            <w:r>
-              <w:t xml:space="preserve"> gera linhas</w:t>
+            <w:r>
+              <w:t>Exportacao LI nao gera linhas</w:t>
             </w:r>
           </w:p>
         </w:tc>
@@ -9092,22 +7181,15 @@
             <w:r>
               <w:t xml:space="preserve">Confirme se o IFC possui </w:t>
             </w:r>
-            <w:proofErr w:type="spellStart"/>
             <w:r>
               <w:rPr>
                 <w:rStyle w:val="CodeChar"/>
               </w:rPr>
               <w:t>IfcTypeProduct</w:t>
             </w:r>
-            <w:proofErr w:type="spellEnd"/>
-            <w:r>
-              <w:t xml:space="preserve"> com </w:t>
-            </w:r>
-            <w:proofErr w:type="spellStart"/>
-            <w:r>
-              <w:t>ocorrencias</w:t>
-            </w:r>
-            <w:proofErr w:type="spellEnd"/>
+            <w:r>
+              <w:t xml:space="preserve"> com ocorrencias</w:t>
+            </w:r>
           </w:p>
         </w:tc>
       </w:tr>
@@ -9126,21 +7208,8 @@
             <w:pPr>
               <w:pStyle w:val="TableText"/>
             </w:pPr>
-            <w:proofErr w:type="spellStart"/>
-            <w:r>
-              <w:t>Labels</w:t>
-            </w:r>
-            <w:proofErr w:type="spellEnd"/>
-            <w:r>
-              <w:t xml:space="preserve"> </w:t>
-            </w:r>
-            <w:proofErr w:type="spellStart"/>
-            <w:r>
-              <w:t>nao</w:t>
-            </w:r>
-            <w:proofErr w:type="spellEnd"/>
-            <w:r>
-              <w:t xml:space="preserve"> mostram propriedade</w:t>
+            <w:r>
+              <w:t>Labels nao mostram propriedade</w:t>
             </w:r>
           </w:p>
         </w:tc>
@@ -9161,14 +7230,12 @@
             <w:r>
               <w:t xml:space="preserve">Use o formato </w:t>
             </w:r>
-            <w:proofErr w:type="spellStart"/>
             <w:r>
               <w:rPr>
                 <w:rStyle w:val="CodeChar"/>
               </w:rPr>
               <w:t>Pset.Property</w:t>
             </w:r>
-            <w:proofErr w:type="spellEnd"/>
             <w:r>
               <w:t xml:space="preserve"> e recarregue as propriedades do objeto</w:t>
             </w:r>
@@ -9182,6 +7249,7 @@
         <w:pStyle w:val="Ttulo1"/>
       </w:pPr>
       <w:r>
+        <w:lastRenderedPageBreak/>
         <w:t xml:space="preserve">Boas </w:t>
       </w:r>
       <w:r>
@@ -9207,23 +7275,30 @@
         </w:numPr>
       </w:pPr>
       <w:r>
-        <w:t xml:space="preserve">Salve o IFC no Bonsai/Blender depois de editar propriedades, </w:t>
-      </w:r>
-      <w:proofErr w:type="spellStart"/>
-      <w:r>
-        <w:t>conexoes</w:t>
-      </w:r>
-      <w:proofErr w:type="spellEnd"/>
-      <w:r>
-        <w:t xml:space="preserve"> ou</w:t>
-      </w:r>
-    </w:p>
-    <w:p>
-      <w:proofErr w:type="spellStart"/>
-      <w:r>
-        <w:t>decomposicoes</w:t>
-      </w:r>
-      <w:proofErr w:type="spellEnd"/>
+        <w:t>Salve o IFC no Bonsai/Blender depois de editar propriedades, conexoes ou</w:t>
+      </w:r>
+    </w:p>
+    <w:p>
+      <w:r>
+        <w:t>decomposicoes.</w:t>
+      </w:r>
+    </w:p>
+    <w:p>
+      <w:pPr>
+        <w:numPr>
+          <w:ilvl w:val="0"/>
+          <w:numId w:val="1"/>
+        </w:numPr>
+      </w:pPr>
+      <w:r>
+        <w:t xml:space="preserve">Antes de exportar LI, carregue e revise </w:t>
+      </w:r>
+      <w:r>
+        <w:rPr>
+          <w:rStyle w:val="CodeChar"/>
+        </w:rPr>
+        <w:t>LI Mapping</w:t>
+      </w:r>
       <w:r>
         <w:t>.</w:t>
       </w:r>
@@ -9236,13 +7311,13 @@
         </w:numPr>
       </w:pPr>
       <w:r>
-        <w:t xml:space="preserve">Antes de exportar LI, carregue e revise </w:t>
-      </w:r>
-      <w:r>
-        <w:rPr>
-          <w:rStyle w:val="CodeChar"/>
-        </w:rPr>
-        <w:t>LI Mapping</w:t>
+        <w:t xml:space="preserve">Antes de exportar decomposicao, selecione a vista correta em </w:t>
+      </w:r>
+      <w:r>
+        <w:rPr>
+          <w:rStyle w:val="CodeChar"/>
+        </w:rPr>
+        <w:t>Tree Type</w:t>
       </w:r>
       <w:r>
         <w:t>.</w:t>
@@ -9256,90 +7331,22 @@
         </w:numPr>
       </w:pPr>
       <w:r>
-        <w:t xml:space="preserve">Antes de exportar </w:t>
-      </w:r>
-      <w:proofErr w:type="spellStart"/>
-      <w:r>
-        <w:t>decomposicao</w:t>
-      </w:r>
-      <w:proofErr w:type="spellEnd"/>
-      <w:r>
-        <w:t xml:space="preserve">, selecione a vista correta em </w:t>
-      </w:r>
-      <w:proofErr w:type="spellStart"/>
-      <w:r>
-        <w:rPr>
-          <w:rStyle w:val="CodeChar"/>
-        </w:rPr>
-        <w:t>Tree</w:t>
-      </w:r>
-      <w:proofErr w:type="spellEnd"/>
-      <w:r>
-        <w:rPr>
-          <w:rStyle w:val="CodeChar"/>
-        </w:rPr>
+        <w:t xml:space="preserve">Use </w:t>
+      </w:r>
+      <w:r>
+        <w:rPr>
+          <w:rStyle w:val="CodeChar"/>
+        </w:rPr>
+        <w:t>Reset colors</w:t>
+      </w:r>
+      <w:r>
         <w:t xml:space="preserve"> </w:t>
       </w:r>
-      <w:proofErr w:type="spellStart"/>
-      <w:r>
-        <w:rPr>
-          <w:rStyle w:val="CodeChar"/>
-        </w:rPr>
-        <w:t>Type</w:t>
-      </w:r>
-      <w:proofErr w:type="spellEnd"/>
-      <w:r>
-        <w:t>.</w:t>
-      </w:r>
-    </w:p>
-    <w:p>
-      <w:pPr>
-        <w:numPr>
-          <w:ilvl w:val="0"/>
-          <w:numId w:val="1"/>
-        </w:numPr>
-      </w:pPr>
-      <w:r>
-        <w:t xml:space="preserve">Use </w:t>
-      </w:r>
-      <w:r>
-        <w:rPr>
-          <w:rStyle w:val="CodeChar"/>
-        </w:rPr>
-        <w:t xml:space="preserve">Reset </w:t>
-      </w:r>
-      <w:proofErr w:type="spellStart"/>
-      <w:r>
-        <w:rPr>
-          <w:rStyle w:val="CodeChar"/>
-        </w:rPr>
-        <w:t>colors</w:t>
-      </w:r>
-      <w:proofErr w:type="spellEnd"/>
-      <w:r>
-        <w:t xml:space="preserve"> </w:t>
-      </w:r>
       <w:r>
         <w:t>após</w:t>
       </w:r>
       <w:r>
-        <w:t xml:space="preserve"> </w:t>
-      </w:r>
-      <w:proofErr w:type="gramStart"/>
-      <w:r>
-        <w:t>analises</w:t>
-      </w:r>
-      <w:proofErr w:type="gramEnd"/>
-      <w:r>
-        <w:t xml:space="preserve"> visuais para limpar a </w:t>
-      </w:r>
-      <w:proofErr w:type="spellStart"/>
-      <w:r>
-        <w:t>Viewport</w:t>
-      </w:r>
-      <w:proofErr w:type="spellEnd"/>
-      <w:r>
-        <w:t>.</w:t>
+        <w:t xml:space="preserve"> analises visuais para limpar a Viewport.</w:t>
       </w:r>
     </w:p>
     <w:sectPr>
@@ -10616,6 +8623,7 @@
   <w:style w:type="character" w:default="1" w:styleId="Fontepargpadro">
     <w:name w:val="Default Paragraph Font"/>
     <w:uiPriority w:val="1"/>
+    <w:semiHidden/>
     <w:unhideWhenUsed/>
   </w:style>
   <w:style w:type="table" w:default="1" w:styleId="Tabelanormal">

--- a/docs/Manual_do_Usuario_InfoVis.docx
+++ b/docs/Manual_do_Usuario_InfoVis.docx
@@ -1,6 +1,6 @@
 
 <file path=word/document.xml><?xml version="1.0" encoding="utf-8"?>
-<w:document xmlns:wpc="http://schemas.microsoft.com/office/word/2010/wordprocessingCanvas" xmlns:cx="http://schemas.microsoft.com/office/drawing/2014/chartex" xmlns:cx1="http://schemas.microsoft.com/office/drawing/2015/9/8/chartex" xmlns:cx2="http://schemas.microsoft.com/office/drawing/2015/10/21/chartex" xmlns:cx3="http://schemas.microsoft.com/office/drawing/2016/5/9/chartex" xmlns:cx4="http://schemas.microsoft.com/office/drawing/2016/5/10/chartex" xmlns:cx5="http://schemas.microsoft.com/office/drawing/2016/5/11/chartex" xmlns:cx6="http://schemas.microsoft.com/office/drawing/2016/5/12/chartex" xmlns:cx7="http://schemas.microsoft.com/office/drawing/2016/5/13/chartex" xmlns:cx8="http://schemas.microsoft.com/office/drawing/2016/5/14/chartex" xmlns:mc="http://schemas.openxmlformats.org/markup-compatibility/2006" xmlns:aink="http://schemas.microsoft.com/office/drawing/2016/ink" xmlns:am3d="http://schemas.microsoft.com/office/drawing/2017/model3d" xmlns:o="urn:schemas-microsoft-com:office:office" xmlns:oel="http://schemas.microsoft.com/office/2019/extlst" xmlns:r="http://schemas.openxmlformats.org/officeDocument/2006/relationships" xmlns:m="http://schemas.openxmlformats.org/officeDocument/2006/math" xmlns:v="urn:schemas-microsoft-com:vml" xmlns:wp14="http://schemas.microsoft.com/office/word/2010/wordprocessingDrawing" xmlns:wp="http://schemas.openxmlformats.org/drawingml/2006/wordprocessingDrawing" xmlns:w10="urn:schemas-microsoft-com:office:word" xmlns:w="http://schemas.openxmlformats.org/wordprocessingml/2006/main" xmlns:w14="http://schemas.microsoft.com/office/word/2010/wordml" xmlns:w15="http://schemas.microsoft.com/office/word/2012/wordml" xmlns:w16cex="http://schemas.microsoft.com/office/word/2018/wordml/cex" xmlns:w16cid="http://schemas.microsoft.com/office/word/2016/wordml/cid" xmlns:w16="http://schemas.microsoft.com/office/word/2018/wordml" xmlns:w16du="http://schemas.microsoft.com/office/word/2023/wordml/word16du" xmlns:w16sdtdh="http://schemas.microsoft.com/office/word/2020/wordml/sdtdatahash" xmlns:w16sdtfl="http://schemas.microsoft.com/office/word/2024/wordml/sdtformatlock" xmlns:w16se="http://schemas.microsoft.com/office/word/2015/wordml/symex" xmlns:wpg="http://schemas.microsoft.com/office/word/2010/wordprocessingGroup" xmlns:wpi="http://schemas.microsoft.com/office/word/2010/wordprocessingInk" xmlns:wne="http://schemas.microsoft.com/office/word/2006/wordml" xmlns:wps="http://schemas.microsoft.com/office/word/2010/wordprocessingShape" mc:Ignorable="w14 w15 w16se w16cid w16 w16cex w16sdtdh w16sdtfl w16du wp14">
+<w:document xmlns:a="http://schemas.openxmlformats.org/drawingml/2006/main" xmlns:a14="http://schemas.microsoft.com/office/drawing/2010/main" xmlns:mc="http://schemas.openxmlformats.org/markup-compatibility/2006" xmlns:o="urn:schemas-microsoft-com:office:office" xmlns:pic="http://schemas.openxmlformats.org/drawingml/2006/picture" xmlns:r="http://schemas.openxmlformats.org/officeDocument/2006/relationships" xmlns:v="urn:schemas-microsoft-com:vml" xmlns:w="http://schemas.openxmlformats.org/wordprocessingml/2006/main" xmlns:w14="http://schemas.microsoft.com/office/word/2010/wordml" xmlns:wp="http://schemas.openxmlformats.org/drawingml/2006/wordprocessingDrawing" xmlns:wp14="http://schemas.microsoft.com/office/word/2010/wordprocessingDrawing" mc:Ignorable="w14 w15 w16se w16cid w16 w16cex w16sdtdh w16sdtfl w16du wp14">
   <w:body>
     <w:p>
       <w:pPr>
@@ -64,7 +64,7 @@
         <w:jc w:val="center"/>
       </w:pPr>
       <w:r>
-        <w:t>InfoVis - alpha - v0.1.2</w:t>
+        <w:t>InfoVis - alpha - v0.1.3</w:t>
       </w:r>
     </w:p>
     <w:p>
@@ -86,7 +86,7 @@
         <w:jc w:val="center"/>
       </w:pPr>
       <w:r>
-        <w:t>Atualizado em 24/06/2026</w:t>
+        <w:t>Atualizado em 03/07/2026</w:t>
       </w:r>
     </w:p>
     <w:p>
@@ -1062,10 +1062,7 @@
               <w:pStyle w:val="TableText"/>
             </w:pPr>
             <w:r>
-              <w:t xml:space="preserve">Configurar labels IFC e vistas de </w:t>
-            </w:r>
-            <w:r>
-              <w:t>decomposição</w:t>
+              <w:t>Configurar labels IFC, perfis de configuracao e vistas de decomposicao</w:t>
             </w:r>
           </w:p>
         </w:tc>
@@ -1228,11 +1225,11 @@
             <wp:effectExtent l="0" t="0" r="0" b="0"/>
             <wp:docPr id="826432897" name="Imagem 1"/>
             <wp:cNvGraphicFramePr>
-              <a:graphicFrameLocks xmlns:a="http://schemas.openxmlformats.org/drawingml/2006/main" noChangeAspect="1"/>
+              <a:graphicFrameLocks noChangeAspect="1"/>
             </wp:cNvGraphicFramePr>
-            <a:graphic xmlns:a="http://schemas.openxmlformats.org/drawingml/2006/main">
+            <a:graphic>
               <a:graphicData uri="http://schemas.openxmlformats.org/drawingml/2006/picture">
-                <pic:pic xmlns:pic="http://schemas.openxmlformats.org/drawingml/2006/picture">
+                <pic:pic>
                   <pic:nvPicPr>
                     <pic:cNvPr id="0" name="Picture 1"/>
                     <pic:cNvPicPr>
@@ -1243,7 +1240,7 @@
                     <a:blip r:embed="rId5" cstate="print">
                       <a:extLst>
                         <a:ext uri="{28A0092B-C50C-407E-A947-70E740481C1C}">
-                          <a14:useLocalDpi xmlns:a14="http://schemas.microsoft.com/office/drawing/2010/main" val="0"/>
+                          <a14:useLocalDpi val="0"/>
                         </a:ext>
                       </a:extLst>
                     </a:blip>
@@ -1504,11 +1501,11 @@
             <wp:effectExtent l="0" t="0" r="0" b="0"/>
             <wp:docPr id="1258411322" name="Imagem 2"/>
             <wp:cNvGraphicFramePr>
-              <a:graphicFrameLocks xmlns:a="http://schemas.openxmlformats.org/drawingml/2006/main" noChangeAspect="1"/>
+              <a:graphicFrameLocks noChangeAspect="1"/>
             </wp:cNvGraphicFramePr>
-            <a:graphic xmlns:a="http://schemas.openxmlformats.org/drawingml/2006/main">
+            <a:graphic>
               <a:graphicData uri="http://schemas.openxmlformats.org/drawingml/2006/picture">
-                <pic:pic xmlns:pic="http://schemas.openxmlformats.org/drawingml/2006/picture">
+                <pic:pic>
                   <pic:nvPicPr>
                     <pic:cNvPr id="0" name="Picture 2"/>
                     <pic:cNvPicPr>
@@ -1519,7 +1516,7 @@
                     <a:blip r:embed="rId6">
                       <a:extLst>
                         <a:ext uri="{28A0092B-C50C-407E-A947-70E740481C1C}">
-                          <a14:useLocalDpi xmlns:a14="http://schemas.microsoft.com/office/drawing/2010/main" val="0"/>
+                          <a14:useLocalDpi val="0"/>
                         </a:ext>
                       </a:extLst>
                     </a:blip>
@@ -1795,11 +1792,11 @@
             <wp:effectExtent l="0" t="0" r="0" b="0"/>
             <wp:docPr id="1567354494" name="Imagem 3"/>
             <wp:cNvGraphicFramePr>
-              <a:graphicFrameLocks xmlns:a="http://schemas.openxmlformats.org/drawingml/2006/main" noChangeAspect="1"/>
+              <a:graphicFrameLocks noChangeAspect="1"/>
             </wp:cNvGraphicFramePr>
-            <a:graphic xmlns:a="http://schemas.openxmlformats.org/drawingml/2006/main">
+            <a:graphic>
               <a:graphicData uri="http://schemas.openxmlformats.org/drawingml/2006/picture">
-                <pic:pic xmlns:pic="http://schemas.openxmlformats.org/drawingml/2006/picture">
+                <pic:pic>
                   <pic:nvPicPr>
                     <pic:cNvPr id="0" name="Picture 4"/>
                     <pic:cNvPicPr>
@@ -1810,7 +1807,7 @@
                     <a:blip r:embed="rId7" cstate="print">
                       <a:extLst>
                         <a:ext uri="{28A0092B-C50C-407E-A947-70E740481C1C}">
-                          <a14:useLocalDpi xmlns:a14="http://schemas.microsoft.com/office/drawing/2010/main" val="0"/>
+                          <a14:useLocalDpi val="0"/>
                         </a:ext>
                       </a:extLst>
                     </a:blip>
@@ -2070,11 +2067,11 @@
             <wp:wrapNone/>
             <wp:docPr id="1694084765" name="Imagem 6"/>
             <wp:cNvGraphicFramePr>
-              <a:graphicFrameLocks xmlns:a="http://schemas.openxmlformats.org/drawingml/2006/main" noChangeAspect="1"/>
+              <a:graphicFrameLocks noChangeAspect="1"/>
             </wp:cNvGraphicFramePr>
-            <a:graphic xmlns:a="http://schemas.openxmlformats.org/drawingml/2006/main">
+            <a:graphic>
               <a:graphicData uri="http://schemas.openxmlformats.org/drawingml/2006/picture">
-                <pic:pic xmlns:pic="http://schemas.openxmlformats.org/drawingml/2006/picture">
+                <pic:pic>
                   <pic:nvPicPr>
                     <pic:cNvPr id="0" name="Picture 9"/>
                     <pic:cNvPicPr>
@@ -2085,7 +2082,7 @@
                     <a:blip r:embed="rId8">
                       <a:extLst>
                         <a:ext uri="{28A0092B-C50C-407E-A947-70E740481C1C}">
-                          <a14:useLocalDpi xmlns:a14="http://schemas.microsoft.com/office/drawing/2010/main" val="0"/>
+                          <a14:useLocalDpi val="0"/>
                         </a:ext>
                       </a:extLst>
                     </a:blip>
@@ -2170,11 +2167,11 @@
             <wp:effectExtent l="0" t="0" r="0" b="0"/>
             <wp:docPr id="131936672" name="Imagem 4"/>
             <wp:cNvGraphicFramePr>
-              <a:graphicFrameLocks xmlns:a="http://schemas.openxmlformats.org/drawingml/2006/main" noChangeAspect="1"/>
+              <a:graphicFrameLocks noChangeAspect="1"/>
             </wp:cNvGraphicFramePr>
-            <a:graphic xmlns:a="http://schemas.openxmlformats.org/drawingml/2006/main">
+            <a:graphic>
               <a:graphicData uri="http://schemas.openxmlformats.org/drawingml/2006/picture">
-                <pic:pic xmlns:pic="http://schemas.openxmlformats.org/drawingml/2006/picture">
+                <pic:pic>
                   <pic:nvPicPr>
                     <pic:cNvPr id="0" name="Picture 7"/>
                     <pic:cNvPicPr>
@@ -2185,7 +2182,7 @@
                     <a:blip r:embed="rId9">
                       <a:extLst>
                         <a:ext uri="{28A0092B-C50C-407E-A947-70E740481C1C}">
-                          <a14:useLocalDpi xmlns:a14="http://schemas.microsoft.com/office/drawing/2010/main" val="0"/>
+                          <a14:useLocalDpi val="0"/>
                         </a:ext>
                       </a:extLst>
                     </a:blip>
@@ -2450,11 +2447,11 @@
             <wp:effectExtent l="0" t="0" r="0" b="0"/>
             <wp:docPr id="423922983" name="Imagem 5"/>
             <wp:cNvGraphicFramePr>
-              <a:graphicFrameLocks xmlns:a="http://schemas.openxmlformats.org/drawingml/2006/main" noChangeAspect="1"/>
+              <a:graphicFrameLocks noChangeAspect="1"/>
             </wp:cNvGraphicFramePr>
-            <a:graphic xmlns:a="http://schemas.openxmlformats.org/drawingml/2006/main">
+            <a:graphic>
               <a:graphicData uri="http://schemas.openxmlformats.org/drawingml/2006/picture">
-                <pic:pic xmlns:pic="http://schemas.openxmlformats.org/drawingml/2006/picture">
+                <pic:pic>
                   <pic:nvPicPr>
                     <pic:cNvPr id="0" name="Picture 8"/>
                     <pic:cNvPicPr>
@@ -2465,7 +2462,7 @@
                     <a:blip r:embed="rId10">
                       <a:extLst>
                         <a:ext uri="{28A0092B-C50C-407E-A947-70E740481C1C}">
-                          <a14:useLocalDpi xmlns:a14="http://schemas.microsoft.com/office/drawing/2010/main" val="0"/>
+                          <a14:useLocalDpi val="0"/>
                         </a:ext>
                       </a:extLst>
                     </a:blip>
@@ -2716,11 +2713,11 @@
             <wp:wrapNone/>
             <wp:docPr id="284785663" name="Imagem 7"/>
             <wp:cNvGraphicFramePr>
-              <a:graphicFrameLocks xmlns:a="http://schemas.openxmlformats.org/drawingml/2006/main" noChangeAspect="1"/>
+              <a:graphicFrameLocks noChangeAspect="1"/>
             </wp:cNvGraphicFramePr>
-            <a:graphic xmlns:a="http://schemas.openxmlformats.org/drawingml/2006/main">
+            <a:graphic>
               <a:graphicData uri="http://schemas.openxmlformats.org/drawingml/2006/picture">
-                <pic:pic xmlns:pic="http://schemas.openxmlformats.org/drawingml/2006/picture">
+                <pic:pic>
                   <pic:nvPicPr>
                     <pic:cNvPr id="0" name="Picture 10"/>
                     <pic:cNvPicPr>
@@ -2731,7 +2728,7 @@
                     <a:blip r:embed="rId11">
                       <a:extLst>
                         <a:ext uri="{28A0092B-C50C-407E-A947-70E740481C1C}">
-                          <a14:useLocalDpi xmlns:a14="http://schemas.microsoft.com/office/drawing/2010/main" val="0"/>
+                          <a14:useLocalDpi val="0"/>
                         </a:ext>
                       </a:extLst>
                     </a:blip>
@@ -2822,11 +2819,11 @@
             <wp:effectExtent l="0" t="0" r="0" b="0"/>
             <wp:docPr id="1807529111" name="Imagem 9"/>
             <wp:cNvGraphicFramePr>
-              <a:graphicFrameLocks xmlns:a="http://schemas.openxmlformats.org/drawingml/2006/main" noChangeAspect="1"/>
+              <a:graphicFrameLocks noChangeAspect="1"/>
             </wp:cNvGraphicFramePr>
-            <a:graphic xmlns:a="http://schemas.openxmlformats.org/drawingml/2006/main">
+            <a:graphic>
               <a:graphicData uri="http://schemas.openxmlformats.org/drawingml/2006/picture">
-                <pic:pic xmlns:pic="http://schemas.openxmlformats.org/drawingml/2006/picture">
+                <pic:pic>
                   <pic:nvPicPr>
                     <pic:cNvPr id="0" name="Picture 12"/>
                     <pic:cNvPicPr>
@@ -2837,7 +2834,7 @@
                     <a:blip r:embed="rId12">
                       <a:extLst>
                         <a:ext uri="{28A0092B-C50C-407E-A947-70E740481C1C}">
-                          <a14:useLocalDpi xmlns:a14="http://schemas.microsoft.com/office/drawing/2010/main" val="0"/>
+                          <a14:useLocalDpi val="0"/>
                         </a:ext>
                       </a:extLst>
                     </a:blip>
@@ -3184,11 +3181,11 @@
             <wp:effectExtent l="0" t="0" r="0" b="0"/>
             <wp:docPr id="119487733" name="Imagem 10"/>
             <wp:cNvGraphicFramePr>
-              <a:graphicFrameLocks xmlns:a="http://schemas.openxmlformats.org/drawingml/2006/main" noChangeAspect="1"/>
+              <a:graphicFrameLocks noChangeAspect="1"/>
             </wp:cNvGraphicFramePr>
-            <a:graphic xmlns:a="http://schemas.openxmlformats.org/drawingml/2006/main">
+            <a:graphic>
               <a:graphicData uri="http://schemas.openxmlformats.org/drawingml/2006/picture">
-                <pic:pic xmlns:pic="http://schemas.openxmlformats.org/drawingml/2006/picture">
+                <pic:pic>
                   <pic:nvPicPr>
                     <pic:cNvPr id="0" name="Picture 13"/>
                     <pic:cNvPicPr>
@@ -3199,7 +3196,7 @@
                     <a:blip r:embed="rId13">
                       <a:extLst>
                         <a:ext uri="{28A0092B-C50C-407E-A947-70E740481C1C}">
-                          <a14:useLocalDpi xmlns:a14="http://schemas.microsoft.com/office/drawing/2010/main" val="0"/>
+                          <a14:useLocalDpi val="0"/>
                         </a:ext>
                       </a:extLst>
                     </a:blip>
@@ -3584,11 +3581,11 @@
             <wp:effectExtent l="0" t="0" r="0" b="0"/>
             <wp:docPr id="1381480675" name="Imagem 11"/>
             <wp:cNvGraphicFramePr>
-              <a:graphicFrameLocks xmlns:a="http://schemas.openxmlformats.org/drawingml/2006/main" noChangeAspect="1"/>
+              <a:graphicFrameLocks noChangeAspect="1"/>
             </wp:cNvGraphicFramePr>
-            <a:graphic xmlns:a="http://schemas.openxmlformats.org/drawingml/2006/main">
+            <a:graphic>
               <a:graphicData uri="http://schemas.openxmlformats.org/drawingml/2006/picture">
-                <pic:pic xmlns:pic="http://schemas.openxmlformats.org/drawingml/2006/picture">
+                <pic:pic>
                   <pic:nvPicPr>
                     <pic:cNvPr id="0" name="Picture 14"/>
                     <pic:cNvPicPr>
@@ -3599,7 +3596,7 @@
                     <a:blip r:embed="rId14">
                       <a:extLst>
                         <a:ext uri="{28A0092B-C50C-407E-A947-70E740481C1C}">
-                          <a14:useLocalDpi xmlns:a14="http://schemas.microsoft.com/office/drawing/2010/main" val="0"/>
+                          <a14:useLocalDpi val="0"/>
                         </a:ext>
                       </a:extLst>
                     </a:blip>
@@ -3775,11 +3772,11 @@
             <wp:wrapNone/>
             <wp:docPr id="791846422" name="Imagem 7"/>
             <wp:cNvGraphicFramePr>
-              <a:graphicFrameLocks xmlns:a="http://schemas.openxmlformats.org/drawingml/2006/main" noChangeAspect="1"/>
+              <a:graphicFrameLocks noChangeAspect="1"/>
             </wp:cNvGraphicFramePr>
-            <a:graphic xmlns:a="http://schemas.openxmlformats.org/drawingml/2006/main">
+            <a:graphic>
               <a:graphicData uri="http://schemas.openxmlformats.org/drawingml/2006/picture">
-                <pic:pic xmlns:pic="http://schemas.openxmlformats.org/drawingml/2006/picture">
+                <pic:pic>
                   <pic:nvPicPr>
                     <pic:cNvPr id="0" name="Picture 10"/>
                     <pic:cNvPicPr>
@@ -3790,7 +3787,7 @@
                     <a:blip r:embed="rId11">
                       <a:extLst>
                         <a:ext uri="{28A0092B-C50C-407E-A947-70E740481C1C}">
-                          <a14:useLocalDpi xmlns:a14="http://schemas.microsoft.com/office/drawing/2010/main" val="0"/>
+                          <a14:useLocalDpi val="0"/>
                         </a:ext>
                       </a:extLst>
                     </a:blip>
@@ -3837,11 +3834,11 @@
             <wp:effectExtent l="0" t="0" r="0" b="0"/>
             <wp:docPr id="386319649" name="Imagem 12"/>
             <wp:cNvGraphicFramePr>
-              <a:graphicFrameLocks xmlns:a="http://schemas.openxmlformats.org/drawingml/2006/main" noChangeAspect="1"/>
+              <a:graphicFrameLocks noChangeAspect="1"/>
             </wp:cNvGraphicFramePr>
-            <a:graphic xmlns:a="http://schemas.openxmlformats.org/drawingml/2006/main">
+            <a:graphic>
               <a:graphicData uri="http://schemas.openxmlformats.org/drawingml/2006/picture">
-                <pic:pic xmlns:pic="http://schemas.openxmlformats.org/drawingml/2006/picture">
+                <pic:pic>
                   <pic:nvPicPr>
                     <pic:cNvPr id="0" name="Picture 15"/>
                     <pic:cNvPicPr>
@@ -3852,7 +3849,7 @@
                     <a:blip r:embed="rId15">
                       <a:extLst>
                         <a:ext uri="{28A0092B-C50C-407E-A947-70E740481C1C}">
-                          <a14:useLocalDpi xmlns:a14="http://schemas.microsoft.com/office/drawing/2010/main" val="0"/>
+                          <a14:useLocalDpi val="0"/>
                         </a:ext>
                       </a:extLst>
                     </a:blip>
@@ -3875,7 +3872,7 @@
                     </a:ln>
                     <a:extLst>
                       <a:ext uri="{53640926-AAD7-44D8-BBD7-CCE9431645EC}">
-                        <a14:shadowObscured xmlns:a14="http://schemas.microsoft.com/office/drawing/2010/main"/>
+                        <a14:shadowObscured/>
                       </a:ext>
                     </a:extLst>
                   </pic:spPr>
@@ -4131,11 +4128,11 @@
             <wp:effectExtent l="0" t="0" r="0" b="0"/>
             <wp:docPr id="442901696" name="Imagem 13"/>
             <wp:cNvGraphicFramePr>
-              <a:graphicFrameLocks xmlns:a="http://schemas.openxmlformats.org/drawingml/2006/main" noChangeAspect="1"/>
+              <a:graphicFrameLocks noChangeAspect="1"/>
             </wp:cNvGraphicFramePr>
-            <a:graphic xmlns:a="http://schemas.openxmlformats.org/drawingml/2006/main">
+            <a:graphic>
               <a:graphicData uri="http://schemas.openxmlformats.org/drawingml/2006/picture">
-                <pic:pic xmlns:pic="http://schemas.openxmlformats.org/drawingml/2006/picture">
+                <pic:pic>
                   <pic:nvPicPr>
                     <pic:cNvPr id="0" name="Picture 16"/>
                     <pic:cNvPicPr>
@@ -4146,7 +4143,7 @@
                     <a:blip r:embed="rId16" cstate="print">
                       <a:extLst>
                         <a:ext uri="{28A0092B-C50C-407E-A947-70E740481C1C}">
-                          <a14:useLocalDpi xmlns:a14="http://schemas.microsoft.com/office/drawing/2010/main" val="0"/>
+                          <a14:useLocalDpi val="0"/>
                         </a:ext>
                       </a:extLst>
                     </a:blip>
@@ -4334,11 +4331,11 @@
             <wp:wrapNone/>
             <wp:docPr id="1625973544" name="Imagem 15"/>
             <wp:cNvGraphicFramePr>
-              <a:graphicFrameLocks xmlns:a="http://schemas.openxmlformats.org/drawingml/2006/main" noChangeAspect="1"/>
+              <a:graphicFrameLocks noChangeAspect="1"/>
             </wp:cNvGraphicFramePr>
-            <a:graphic xmlns:a="http://schemas.openxmlformats.org/drawingml/2006/main">
+            <a:graphic>
               <a:graphicData uri="http://schemas.openxmlformats.org/drawingml/2006/picture">
-                <pic:pic xmlns:pic="http://schemas.openxmlformats.org/drawingml/2006/picture">
+                <pic:pic>
                   <pic:nvPicPr>
                     <pic:cNvPr id="0" name="Picture 18"/>
                     <pic:cNvPicPr>
@@ -4349,7 +4346,7 @@
                     <a:blip r:embed="rId11">
                       <a:extLst>
                         <a:ext uri="{28A0092B-C50C-407E-A947-70E740481C1C}">
-                          <a14:useLocalDpi xmlns:a14="http://schemas.microsoft.com/office/drawing/2010/main" val="0"/>
+                          <a14:useLocalDpi val="0"/>
                         </a:ext>
                       </a:extLst>
                     </a:blip>
@@ -4402,11 +4399,11 @@
             <wp:effectExtent l="0" t="0" r="0" b="0"/>
             <wp:docPr id="102884374" name="Imagem 14"/>
             <wp:cNvGraphicFramePr>
-              <a:graphicFrameLocks xmlns:a="http://schemas.openxmlformats.org/drawingml/2006/main" noChangeAspect="1"/>
+              <a:graphicFrameLocks noChangeAspect="1"/>
             </wp:cNvGraphicFramePr>
-            <a:graphic xmlns:a="http://schemas.openxmlformats.org/drawingml/2006/main">
+            <a:graphic>
               <a:graphicData uri="http://schemas.openxmlformats.org/drawingml/2006/picture">
-                <pic:pic xmlns:pic="http://schemas.openxmlformats.org/drawingml/2006/picture">
+                <pic:pic>
                   <pic:nvPicPr>
                     <pic:cNvPr id="0" name="Picture 17"/>
                     <pic:cNvPicPr>
@@ -4417,7 +4414,7 @@
                     <a:blip r:embed="rId17">
                       <a:extLst>
                         <a:ext uri="{28A0092B-C50C-407E-A947-70E740481C1C}">
-                          <a14:useLocalDpi xmlns:a14="http://schemas.microsoft.com/office/drawing/2010/main" val="0"/>
+                          <a14:useLocalDpi val="0"/>
                         </a:ext>
                       </a:extLst>
                     </a:blip>
@@ -4536,11 +4533,11 @@
             <wp:effectExtent l="0" t="0" r="0" b="0"/>
             <wp:docPr id="216604359" name="Imagem 4"/>
             <wp:cNvGraphicFramePr>
-              <a:graphicFrameLocks xmlns:a="http://schemas.openxmlformats.org/drawingml/2006/main" noChangeAspect="1"/>
+              <a:graphicFrameLocks noChangeAspect="1"/>
             </wp:cNvGraphicFramePr>
-            <a:graphic xmlns:a="http://schemas.openxmlformats.org/drawingml/2006/main">
+            <a:graphic>
               <a:graphicData uri="http://schemas.openxmlformats.org/drawingml/2006/picture">
-                <pic:pic xmlns:pic="http://schemas.openxmlformats.org/drawingml/2006/picture">
+                <pic:pic>
                   <pic:nvPicPr>
                     <pic:cNvPr id="0" name="Picture 4"/>
                     <pic:cNvPicPr>
@@ -4551,7 +4548,7 @@
                     <a:blip r:embed="rId18">
                       <a:extLst>
                         <a:ext uri="{28A0092B-C50C-407E-A947-70E740481C1C}">
-                          <a14:useLocalDpi xmlns:a14="http://schemas.microsoft.com/office/drawing/2010/main" val="0"/>
+                          <a14:useLocalDpi val="0"/>
                         </a:ext>
                       </a:extLst>
                     </a:blip>
@@ -4684,11 +4681,11 @@
             <wp:effectExtent l="0" t="0" r="0" b="0"/>
             <wp:docPr id="1957736840" name="Imagem 1"/>
             <wp:cNvGraphicFramePr>
-              <a:graphicFrameLocks xmlns:a="http://schemas.openxmlformats.org/drawingml/2006/main" noChangeAspect="1"/>
+              <a:graphicFrameLocks noChangeAspect="1"/>
             </wp:cNvGraphicFramePr>
-            <a:graphic xmlns:a="http://schemas.openxmlformats.org/drawingml/2006/main">
+            <a:graphic>
               <a:graphicData uri="http://schemas.openxmlformats.org/drawingml/2006/picture">
-                <pic:pic xmlns:pic="http://schemas.openxmlformats.org/drawingml/2006/picture">
+                <pic:pic>
                   <pic:nvPicPr>
                     <pic:cNvPr id="0" name="Picture 1"/>
                     <pic:cNvPicPr>
@@ -4699,7 +4696,7 @@
                     <a:blip r:embed="rId19">
                       <a:extLst>
                         <a:ext uri="{28A0092B-C50C-407E-A947-70E740481C1C}">
-                          <a14:useLocalDpi xmlns:a14="http://schemas.microsoft.com/office/drawing/2010/main" val="0"/>
+                          <a14:useLocalDpi val="0"/>
                         </a:ext>
                       </a:extLst>
                     </a:blip>
@@ -4751,11 +4748,11 @@
             <wp:effectExtent l="0" t="0" r="0" b="0"/>
             <wp:docPr id="1695997357" name="Imagem 2"/>
             <wp:cNvGraphicFramePr>
-              <a:graphicFrameLocks xmlns:a="http://schemas.openxmlformats.org/drawingml/2006/main" noChangeAspect="1"/>
+              <a:graphicFrameLocks noChangeAspect="1"/>
             </wp:cNvGraphicFramePr>
-            <a:graphic xmlns:a="http://schemas.openxmlformats.org/drawingml/2006/main">
+            <a:graphic>
               <a:graphicData uri="http://schemas.openxmlformats.org/drawingml/2006/picture">
-                <pic:pic xmlns:pic="http://schemas.openxmlformats.org/drawingml/2006/picture">
+                <pic:pic>
                   <pic:nvPicPr>
                     <pic:cNvPr id="0" name="Picture 2"/>
                     <pic:cNvPicPr>
@@ -4766,7 +4763,7 @@
                     <a:blip r:embed="rId20">
                       <a:extLst>
                         <a:ext uri="{28A0092B-C50C-407E-A947-70E740481C1C}">
-                          <a14:useLocalDpi xmlns:a14="http://schemas.microsoft.com/office/drawing/2010/main" val="0"/>
+                          <a14:useLocalDpi val="0"/>
                         </a:ext>
                       </a:extLst>
                     </a:blip>
@@ -4821,11 +4818,11 @@
             <wp:effectExtent l="0" t="0" r="0" b="0"/>
             <wp:docPr id="1729404996" name="Imagem 3"/>
             <wp:cNvGraphicFramePr>
-              <a:graphicFrameLocks xmlns:a="http://schemas.openxmlformats.org/drawingml/2006/main" noChangeAspect="1"/>
+              <a:graphicFrameLocks noChangeAspect="1"/>
             </wp:cNvGraphicFramePr>
-            <a:graphic xmlns:a="http://schemas.openxmlformats.org/drawingml/2006/main">
+            <a:graphic>
               <a:graphicData uri="http://schemas.openxmlformats.org/drawingml/2006/picture">
-                <pic:pic xmlns:pic="http://schemas.openxmlformats.org/drawingml/2006/picture">
+                <pic:pic>
                   <pic:nvPicPr>
                     <pic:cNvPr id="0" name="Picture 3"/>
                     <pic:cNvPicPr>
@@ -4836,7 +4833,7 @@
                     <a:blip r:embed="rId21">
                       <a:extLst>
                         <a:ext uri="{28A0092B-C50C-407E-A947-70E740481C1C}">
-                          <a14:useLocalDpi xmlns:a14="http://schemas.microsoft.com/office/drawing/2010/main" val="0"/>
+                          <a14:useLocalDpi val="0"/>
                         </a:ext>
                       </a:extLst>
                     </a:blip>
@@ -4898,11 +4895,11 @@
             <wp:effectExtent l="0" t="0" r="0" b="0"/>
             <wp:docPr id="1652500022" name="Imagem 5"/>
             <wp:cNvGraphicFramePr>
-              <a:graphicFrameLocks xmlns:a="http://schemas.openxmlformats.org/drawingml/2006/main" noChangeAspect="1"/>
+              <a:graphicFrameLocks noChangeAspect="1"/>
             </wp:cNvGraphicFramePr>
-            <a:graphic xmlns:a="http://schemas.openxmlformats.org/drawingml/2006/main">
+            <a:graphic>
               <a:graphicData uri="http://schemas.openxmlformats.org/drawingml/2006/picture">
-                <pic:pic xmlns:pic="http://schemas.openxmlformats.org/drawingml/2006/picture">
+                <pic:pic>
                   <pic:nvPicPr>
                     <pic:cNvPr id="0" name="Picture 5"/>
                     <pic:cNvPicPr>
@@ -4913,7 +4910,7 @@
                     <a:blip r:embed="rId22">
                       <a:extLst>
                         <a:ext uri="{28A0092B-C50C-407E-A947-70E740481C1C}">
-                          <a14:useLocalDpi xmlns:a14="http://schemas.microsoft.com/office/drawing/2010/main" val="0"/>
+                          <a14:useLocalDpi val="0"/>
                         </a:ext>
                       </a:extLst>
                     </a:blip>
@@ -5041,11 +5038,11 @@
             <wp:wrapNone/>
             <wp:docPr id="748792972" name="Imagem 7"/>
             <wp:cNvGraphicFramePr>
-              <a:graphicFrameLocks xmlns:a="http://schemas.openxmlformats.org/drawingml/2006/main" noChangeAspect="1"/>
+              <a:graphicFrameLocks noChangeAspect="1"/>
             </wp:cNvGraphicFramePr>
-            <a:graphic xmlns:a="http://schemas.openxmlformats.org/drawingml/2006/main">
+            <a:graphic>
               <a:graphicData uri="http://schemas.openxmlformats.org/drawingml/2006/picture">
-                <pic:pic xmlns:pic="http://schemas.openxmlformats.org/drawingml/2006/picture">
+                <pic:pic>
                   <pic:nvPicPr>
                     <pic:cNvPr id="0" name="Picture 7"/>
                     <pic:cNvPicPr>
@@ -5056,7 +5053,7 @@
                     <a:blip r:embed="rId23">
                       <a:extLst>
                         <a:ext uri="{28A0092B-C50C-407E-A947-70E740481C1C}">
-                          <a14:useLocalDpi xmlns:a14="http://schemas.microsoft.com/office/drawing/2010/main" val="0"/>
+                          <a14:useLocalDpi val="0"/>
                         </a:ext>
                       </a:extLst>
                     </a:blip>
@@ -5250,11 +5247,11 @@
             <wp:effectExtent l="0" t="0" r="0" b="0"/>
             <wp:docPr id="1978560004" name="Imagem 6"/>
             <wp:cNvGraphicFramePr>
-              <a:graphicFrameLocks xmlns:a="http://schemas.openxmlformats.org/drawingml/2006/main" noChangeAspect="1"/>
+              <a:graphicFrameLocks noChangeAspect="1"/>
             </wp:cNvGraphicFramePr>
-            <a:graphic xmlns:a="http://schemas.openxmlformats.org/drawingml/2006/main">
+            <a:graphic>
               <a:graphicData uri="http://schemas.openxmlformats.org/drawingml/2006/picture">
-                <pic:pic xmlns:pic="http://schemas.openxmlformats.org/drawingml/2006/picture">
+                <pic:pic>
                   <pic:nvPicPr>
                     <pic:cNvPr id="0" name="Picture 6"/>
                     <pic:cNvPicPr>
@@ -5265,7 +5262,7 @@
                     <a:blip r:embed="rId24">
                       <a:extLst>
                         <a:ext uri="{28A0092B-C50C-407E-A947-70E740481C1C}">
-                          <a14:useLocalDpi xmlns:a14="http://schemas.microsoft.com/office/drawing/2010/main" val="0"/>
+                          <a14:useLocalDpi val="0"/>
                         </a:ext>
                       </a:extLst>
                     </a:blip>
@@ -5288,7 +5285,7 @@
                     </a:ln>
                     <a:extLst>
                       <a:ext uri="{53640926-AAD7-44D8-BBD7-CCE9431645EC}">
-                        <a14:shadowObscured xmlns:a14="http://schemas.microsoft.com/office/drawing/2010/main"/>
+                        <a14:shadowObscured/>
                       </a:ext>
                     </a:extLst>
                   </pic:spPr>
@@ -5553,11 +5550,11 @@
             <wp:effectExtent l="0" t="0" r="0" b="0"/>
             <wp:docPr id="2086179742" name="Imagem 8"/>
             <wp:cNvGraphicFramePr>
-              <a:graphicFrameLocks xmlns:a="http://schemas.openxmlformats.org/drawingml/2006/main" noChangeAspect="1"/>
+              <a:graphicFrameLocks noChangeAspect="1"/>
             </wp:cNvGraphicFramePr>
-            <a:graphic xmlns:a="http://schemas.openxmlformats.org/drawingml/2006/main">
+            <a:graphic>
               <a:graphicData uri="http://schemas.openxmlformats.org/drawingml/2006/picture">
-                <pic:pic xmlns:pic="http://schemas.openxmlformats.org/drawingml/2006/picture">
+                <pic:pic>
                   <pic:nvPicPr>
                     <pic:cNvPr id="0" name="Picture 8"/>
                     <pic:cNvPicPr>
@@ -5568,7 +5565,7 @@
                     <a:blip r:embed="rId25">
                       <a:extLst>
                         <a:ext uri="{28A0092B-C50C-407E-A947-70E740481C1C}">
-                          <a14:useLocalDpi xmlns:a14="http://schemas.microsoft.com/office/drawing/2010/main" val="0"/>
+                          <a14:useLocalDpi val="0"/>
                         </a:ext>
                       </a:extLst>
                     </a:blip>
@@ -5708,11 +5705,11 @@
             <wp:wrapNone/>
             <wp:docPr id="918507082" name="Imagem 9"/>
             <wp:cNvGraphicFramePr>
-              <a:graphicFrameLocks xmlns:a="http://schemas.openxmlformats.org/drawingml/2006/main" noChangeAspect="1"/>
+              <a:graphicFrameLocks noChangeAspect="1"/>
             </wp:cNvGraphicFramePr>
-            <a:graphic xmlns:a="http://schemas.openxmlformats.org/drawingml/2006/main">
+            <a:graphic>
               <a:graphicData uri="http://schemas.openxmlformats.org/drawingml/2006/picture">
-                <pic:pic xmlns:pic="http://schemas.openxmlformats.org/drawingml/2006/picture">
+                <pic:pic>
                   <pic:nvPicPr>
                     <pic:cNvPr id="0" name="Picture 9"/>
                     <pic:cNvPicPr>
@@ -5723,7 +5720,7 @@
                     <a:blip r:embed="rId26">
                       <a:extLst>
                         <a:ext uri="{28A0092B-C50C-407E-A947-70E740481C1C}">
-                          <a14:useLocalDpi xmlns:a14="http://schemas.microsoft.com/office/drawing/2010/main" val="0"/>
+                          <a14:useLocalDpi val="0"/>
                         </a:ext>
                       </a:extLst>
                     </a:blip>
@@ -5767,11 +5764,11 @@
             <wp:effectExtent l="0" t="0" r="0" b="0"/>
             <wp:docPr id="868253826" name="Imagem 3"/>
             <wp:cNvGraphicFramePr>
-              <a:graphicFrameLocks xmlns:a="http://schemas.openxmlformats.org/drawingml/2006/main" noChangeAspect="1"/>
+              <a:graphicFrameLocks noChangeAspect="1"/>
             </wp:cNvGraphicFramePr>
-            <a:graphic xmlns:a="http://schemas.openxmlformats.org/drawingml/2006/main">
+            <a:graphic>
               <a:graphicData uri="http://schemas.openxmlformats.org/drawingml/2006/picture">
-                <pic:pic xmlns:pic="http://schemas.openxmlformats.org/drawingml/2006/picture">
+                <pic:pic>
                   <pic:nvPicPr>
                     <pic:cNvPr id="0" name="Picture 3"/>
                     <pic:cNvPicPr>
@@ -5782,7 +5779,7 @@
                     <a:blip r:embed="rId27" cstate="print">
                       <a:extLst>
                         <a:ext uri="{28A0092B-C50C-407E-A947-70E740481C1C}">
-                          <a14:useLocalDpi xmlns:a14="http://schemas.microsoft.com/office/drawing/2010/main" val="0"/>
+                          <a14:useLocalDpi val="0"/>
                         </a:ext>
                       </a:extLst>
                     </a:blip>
@@ -5870,11 +5867,11 @@
             <wp:wrapNone/>
             <wp:docPr id="1280544231" name="Imagem 2"/>
             <wp:cNvGraphicFramePr>
-              <a:graphicFrameLocks xmlns:a="http://schemas.openxmlformats.org/drawingml/2006/main" noChangeAspect="1"/>
+              <a:graphicFrameLocks noChangeAspect="1"/>
             </wp:cNvGraphicFramePr>
-            <a:graphic xmlns:a="http://schemas.openxmlformats.org/drawingml/2006/main">
+            <a:graphic>
               <a:graphicData uri="http://schemas.openxmlformats.org/drawingml/2006/picture">
-                <pic:pic xmlns:pic="http://schemas.openxmlformats.org/drawingml/2006/picture">
+                <pic:pic>
                   <pic:nvPicPr>
                     <pic:cNvPr id="0" name="Picture 2"/>
                     <pic:cNvPicPr>
@@ -5885,7 +5882,7 @@
                     <a:blip r:embed="rId28">
                       <a:extLst>
                         <a:ext uri="{28A0092B-C50C-407E-A947-70E740481C1C}">
-                          <a14:useLocalDpi xmlns:a14="http://schemas.microsoft.com/office/drawing/2010/main" val="0"/>
+                          <a14:useLocalDpi val="0"/>
                         </a:ext>
                       </a:extLst>
                     </a:blip>
@@ -6129,11 +6126,11 @@
             <wp:effectExtent l="0" t="0" r="0" b="0"/>
             <wp:docPr id="1523365830" name="Imagem 4"/>
             <wp:cNvGraphicFramePr>
-              <a:graphicFrameLocks xmlns:a="http://schemas.openxmlformats.org/drawingml/2006/main" noChangeAspect="1"/>
+              <a:graphicFrameLocks noChangeAspect="1"/>
             </wp:cNvGraphicFramePr>
-            <a:graphic xmlns:a="http://schemas.openxmlformats.org/drawingml/2006/main">
+            <a:graphic>
               <a:graphicData uri="http://schemas.openxmlformats.org/drawingml/2006/picture">
-                <pic:pic xmlns:pic="http://schemas.openxmlformats.org/drawingml/2006/picture">
+                <pic:pic>
                   <pic:nvPicPr>
                     <pic:cNvPr id="0" name="Picture 4"/>
                     <pic:cNvPicPr>
@@ -6144,7 +6141,7 @@
                     <a:blip r:embed="rId29">
                       <a:extLst>
                         <a:ext uri="{28A0092B-C50C-407E-A947-70E740481C1C}">
-                          <a14:useLocalDpi xmlns:a14="http://schemas.microsoft.com/office/drawing/2010/main" val="0"/>
+                          <a14:useLocalDpi val="0"/>
                         </a:ext>
                       </a:extLst>
                     </a:blip>
@@ -6175,22 +6172,7 @@
     </w:p>
     <w:p>
       <w:r>
-        <w:t xml:space="preserve">O painel </w:t>
-      </w:r>
-      <w:r>
-        <w:rPr>
-          <w:rStyle w:val="CodeChar"/>
-        </w:rPr>
-        <w:t>Settings</w:t>
-      </w:r>
-      <w:r>
-        <w:t xml:space="preserve"> concentra </w:t>
-      </w:r>
-      <w:r>
-        <w:t>configurações</w:t>
-      </w:r>
-      <w:r>
-        <w:t xml:space="preserve"> visuais e de vistas.</w:t>
+        <w:t>O painel Settings concentra configuracoes visuais, perfis de configuracao e vistas.</w:t>
       </w:r>
     </w:p>
     <w:p>
@@ -6328,6 +6310,29 @@
           <w:lang w:val="en-US"/>
         </w:rPr>
         <w:t>Pset_FlexiblePipeSegment.NominalLength</w:t>
+      </w:r>
+    </w:p>
+    <w:p>
+      <w:pPr>
+        <w:pStyle w:val="Ttulo2"/>
+      </w:pPr>
+      <w:r>
+        <w:t>Config Profile</w:t>
+      </w:r>
+    </w:p>
+    <w:p>
+      <w:r>
+        <w:t>Use Config profile &gt; Export para gerar um arquivo .json portatil com as configuracoes editaveis do InfoVis: labels IFC, vistas de decomposicao, LI Mapping e preferencias nao sensiveis.</w:t>
+      </w:r>
+    </w:p>
+    <w:p>
+      <w:r>
+        <w:t>Use Config profile &gt; Import para aplicar esse arquivo em outra instalacao do Blender. A importacao atualiza resources/decomposition_view.json e resources/li_mapping.json e recarrega os editores correspondentes.</w:t>
+      </w:r>
+    </w:p>
+    <w:p>
+      <w:r>
+        <w:t>Tokens, senhas e demais credenciais nao sao exportados.</w:t>
       </w:r>
     </w:p>
     <w:p>
@@ -6796,6 +6801,86 @@
                 <w:rStyle w:val="CodeChar"/>
               </w:rPr>
               <w:t>resources/decomposition_view.json</w:t>
+            </w:r>
+          </w:p>
+        </w:tc>
+      </w:tr>
+      <w:tr>
+        <w:tc>
+          <w:tcPr>
+            <w:tcW w:w="4680" w:type="dxa"/>
+            <w:tcMar>
+              <w:top w:w="80" w:type="dxa"/>
+              <w:left w:w="120" w:type="dxa"/>
+              <w:bottom w:w="80" w:type="dxa"/>
+              <w:right w:w="120" w:type="dxa"/>
+            </w:tcMar>
+          </w:tcPr>
+          <w:p>
+            <w:pPr>
+              <w:pStyle w:val="TableText"/>
+            </w:pPr>
+            <w:r>
+              <w:t>Settings &gt; Config profile &gt; Export</w:t>
+            </w:r>
+          </w:p>
+        </w:tc>
+        <w:tc>
+          <w:tcPr>
+            <w:tcW w:w="4680" w:type="dxa"/>
+            <w:tcMar>
+              <w:top w:w="80" w:type="dxa"/>
+              <w:left w:w="120" w:type="dxa"/>
+              <w:bottom w:w="80" w:type="dxa"/>
+              <w:right w:w="120" w:type="dxa"/>
+            </w:tcMar>
+          </w:tcPr>
+          <w:p>
+            <w:pPr>
+              <w:pStyle w:val="TableText"/>
+            </w:pPr>
+            <w:r>
+              <w:t>arquivo .json escolhido pelo usuario</w:t>
+            </w:r>
+          </w:p>
+        </w:tc>
+      </w:tr>
+      <w:tr>
+        <w:tc>
+          <w:tcPr>
+            <w:tcW w:w="4680" w:type="dxa"/>
+            <w:tcMar>
+              <w:top w:w="80" w:type="dxa"/>
+              <w:left w:w="120" w:type="dxa"/>
+              <w:bottom w:w="80" w:type="dxa"/>
+              <w:right w:w="120" w:type="dxa"/>
+            </w:tcMar>
+          </w:tcPr>
+          <w:p>
+            <w:pPr>
+              <w:pStyle w:val="TableText"/>
+            </w:pPr>
+            <w:r>
+              <w:t>Settings &gt; Config profile &gt; Import</w:t>
+            </w:r>
+          </w:p>
+        </w:tc>
+        <w:tc>
+          <w:tcPr>
+            <w:tcW w:w="4680" w:type="dxa"/>
+            <w:tcMar>
+              <w:top w:w="80" w:type="dxa"/>
+              <w:left w:w="120" w:type="dxa"/>
+              <w:bottom w:w="80" w:type="dxa"/>
+              <w:right w:w="120" w:type="dxa"/>
+            </w:tcMar>
+          </w:tcPr>
+          <w:p>
+            <w:pPr>
+              <w:pStyle w:val="TableText"/>
+            </w:pPr>
+            <w:r>
+              <w:t>resources/li_mapping.json e resources/decomposition_view.json</w:t>
             </w:r>
           </w:p>
         </w:tc>
